--- a/documents/Microservices.docx
+++ b/documents/Microservices.docx
@@ -1617,11 +1617,9 @@
     <w:p/>
     <w:p/>
     <w:p/>
-    <w:p/>
-    <w:p/>
-    <w:p/>
-    <w:p>
-      <w:r>
+    <w:p>
+      <w:r>
+        <w:lastRenderedPageBreak/>
         <w:t>https://www.edureka.co/blog/microservices-design-patterns</w:t>
       </w:r>
     </w:p>
@@ -1908,17 +1906,7 @@
           <w:sz w:val="23"/>
           <w:szCs w:val="23"/>
         </w:rPr>
-        <w:t xml:space="preserve"> for resilience and fault tolerance against the situation which you have </w:t>
-      </w:r>
-      <w:r>
-        <w:rPr>
-          <w:rFonts w:ascii="Segoe UI" w:hAnsi="Segoe UI" w:cs="Segoe UI"/>
-          <w:color w:val="232629"/>
-          <w:sz w:val="23"/>
-          <w:szCs w:val="23"/>
-        </w:rPr>
-        <w:lastRenderedPageBreak/>
-        <w:t>raised in your question. And here you are using Spring-Boot, you can easily add Netflix-OSS in your microservices.</w:t>
+        <w:t> for resilience and fault tolerance against the situation which you have raised in your question. And here you are using Spring-Boot, you can easily add Netflix-OSS in your microservices.</w:t>
       </w:r>
     </w:p>
     <w:p>
@@ -1985,6 +1973,7 @@
           <w:sz w:val="23"/>
           <w:szCs w:val="23"/>
         </w:rPr>
+        <w:lastRenderedPageBreak/>
         <w:t>It include below important characteristics:</w:t>
       </w:r>
     </w:p>
@@ -2338,6 +2327,163 @@
       </w:r>
     </w:p>
     <w:p/>
+    <w:p>
+      <w:pPr>
+        <w:rPr>
+          <w:b/>
+          <w:bCs/>
+        </w:rPr>
+      </w:pPr>
+      <w:r>
+        <w:rPr>
+          <w:b/>
+          <w:bCs/>
+        </w:rPr>
+        <w:t>How</w:t>
+      </w:r>
+      <w:r>
+        <w:rPr>
+          <w:b/>
+          <w:bCs/>
+        </w:rPr>
+        <w:t xml:space="preserve"> </w:t>
+      </w:r>
+      <w:r>
+        <w:rPr>
+          <w:b/>
+          <w:bCs/>
+        </w:rPr>
+        <w:t>do you</w:t>
+      </w:r>
+      <w:r>
+        <w:rPr>
+          <w:b/>
+          <w:bCs/>
+        </w:rPr>
+        <w:t xml:space="preserve"> get all three microservices response in another microservices</w:t>
+      </w:r>
+      <w:r>
+        <w:rPr>
+          <w:b/>
+          <w:bCs/>
+        </w:rPr>
+        <w:t>?</w:t>
+      </w:r>
+    </w:p>
+    <w:p>
+      <w:pPr>
+        <w:rPr>
+          <w:b/>
+          <w:bCs/>
+        </w:rPr>
+      </w:pPr>
+      <w:r>
+        <w:rPr>
+          <w:b/>
+          <w:bCs/>
+        </w:rPr>
+        <w:t>Aggregator Pattern (API Composition)</w:t>
+      </w:r>
+    </w:p>
+    <w:p>
+      <w:r>
+        <w:t>This is the most direct method where a specific service—the </w:t>
+      </w:r>
+      <w:r>
+        <w:rPr>
+          <w:b/>
+          <w:bCs/>
+        </w:rPr>
+        <w:t>Aggregator</w:t>
+      </w:r>
+      <w:r>
+        <w:t>—calls all three services, collects their data, and merges it into a single response</w:t>
+      </w:r>
+    </w:p>
+    <w:p>
+      <w:pPr>
+        <w:numPr>
+          <w:ilvl w:val="0"/>
+          <w:numId w:val="9"/>
+        </w:numPr>
+      </w:pPr>
+      <w:r>
+        <w:rPr>
+          <w:b/>
+          <w:bCs/>
+        </w:rPr>
+        <w:t>Orchestration:</w:t>
+      </w:r>
+      <w:r>
+        <w:t> The aggregator service acts as a "conductor," managing the sequence and logic of the calls.</w:t>
+      </w:r>
+    </w:p>
+    <w:p>
+      <w:pPr>
+        <w:numPr>
+          <w:ilvl w:val="0"/>
+          <w:numId w:val="9"/>
+        </w:numPr>
+      </w:pPr>
+      <w:r>
+        <w:rPr>
+          <w:b/>
+          <w:bCs/>
+        </w:rPr>
+        <w:lastRenderedPageBreak/>
+        <w:t>Parallel Execution:</w:t>
+      </w:r>
+      <w:r>
+        <w:t> To minimize latency, you should trigger the three requests simultaneously using asynchronous tools like </w:t>
+      </w:r>
+      <w:proofErr w:type="spellStart"/>
+      <w:r>
+        <w:rPr>
+          <w:b/>
+          <w:bCs/>
+        </w:rPr>
+        <w:t>CompletableFuture</w:t>
+      </w:r>
+      <w:proofErr w:type="spellEnd"/>
+      <w:r>
+        <w:t> in Java</w:t>
+      </w:r>
+      <w:r>
+        <w:t>.</w:t>
+      </w:r>
+    </w:p>
+    <w:p>
+      <w:pPr>
+        <w:rPr>
+          <w:b/>
+          <w:bCs/>
+        </w:rPr>
+      </w:pPr>
+    </w:p>
+    <w:p>
+      <w:pPr>
+        <w:rPr>
+          <w:b/>
+          <w:bCs/>
+        </w:rPr>
+      </w:pPr>
+      <w:r>
+        <w:rPr>
+          <w:b/>
+          <w:bCs/>
+        </w:rPr>
+        <w:t>API Gateway Pattern</w:t>
+      </w:r>
+    </w:p>
+    <w:p/>
+    <w:p>
+      <w:pPr>
+        <w:rPr>
+          <w:b/>
+          <w:bCs/>
+        </w:rPr>
+      </w:pPr>
+    </w:p>
     <w:sectPr>
       <w:pgSz w:w="12240" w:h="15840"/>
       <w:pgMar w:top="1440" w:right="1440" w:bottom="1440" w:left="1440" w:header="720" w:footer="720" w:gutter="0"/>
@@ -2500,6 +2646,155 @@
     </w:lvl>
   </w:abstractNum>
   <w:abstractNum w:abstractNumId="1" w15:restartNumberingAfterBreak="0">
+    <w:nsid w:val="30A7354F"/>
+    <w:multiLevelType w:val="multilevel"/>
+    <w:tmpl w:val="A2201B74"/>
+    <w:lvl w:ilvl="0">
+      <w:start w:val="1"/>
+      <w:numFmt w:val="bullet"/>
+      <w:lvlText w:val=""/>
+      <w:lvlJc w:val="left"/>
+      <w:pPr>
+        <w:tabs>
+          <w:tab w:val="num" w:pos="720"/>
+        </w:tabs>
+        <w:ind w:left="720" w:hanging="360"/>
+      </w:pPr>
+      <w:rPr>
+        <w:rFonts w:ascii="Symbol" w:hAnsi="Symbol" w:hint="default"/>
+        <w:sz w:val="20"/>
+      </w:rPr>
+    </w:lvl>
+    <w:lvl w:ilvl="1" w:tentative="1">
+      <w:start w:val="1"/>
+      <w:numFmt w:val="bullet"/>
+      <w:lvlText w:val="o"/>
+      <w:lvlJc w:val="left"/>
+      <w:pPr>
+        <w:tabs>
+          <w:tab w:val="num" w:pos="1440"/>
+        </w:tabs>
+        <w:ind w:left="1440" w:hanging="360"/>
+      </w:pPr>
+      <w:rPr>
+        <w:rFonts w:ascii="Courier New" w:hAnsi="Courier New" w:hint="default"/>
+        <w:sz w:val="20"/>
+      </w:rPr>
+    </w:lvl>
+    <w:lvl w:ilvl="2" w:tentative="1">
+      <w:start w:val="1"/>
+      <w:numFmt w:val="bullet"/>
+      <w:lvlText w:val=""/>
+      <w:lvlJc w:val="left"/>
+      <w:pPr>
+        <w:tabs>
+          <w:tab w:val="num" w:pos="2160"/>
+        </w:tabs>
+        <w:ind w:left="2160" w:hanging="360"/>
+      </w:pPr>
+      <w:rPr>
+        <w:rFonts w:ascii="Wingdings" w:hAnsi="Wingdings" w:hint="default"/>
+        <w:sz w:val="20"/>
+      </w:rPr>
+    </w:lvl>
+    <w:lvl w:ilvl="3" w:tentative="1">
+      <w:start w:val="1"/>
+      <w:numFmt w:val="bullet"/>
+      <w:lvlText w:val=""/>
+      <w:lvlJc w:val="left"/>
+      <w:pPr>
+        <w:tabs>
+          <w:tab w:val="num" w:pos="2880"/>
+        </w:tabs>
+        <w:ind w:left="2880" w:hanging="360"/>
+      </w:pPr>
+      <w:rPr>
+        <w:rFonts w:ascii="Wingdings" w:hAnsi="Wingdings" w:hint="default"/>
+        <w:sz w:val="20"/>
+      </w:rPr>
+    </w:lvl>
+    <w:lvl w:ilvl="4" w:tentative="1">
+      <w:start w:val="1"/>
+      <w:numFmt w:val="bullet"/>
+      <w:lvlText w:val=""/>
+      <w:lvlJc w:val="left"/>
+      <w:pPr>
+        <w:tabs>
+          <w:tab w:val="num" w:pos="3600"/>
+        </w:tabs>
+        <w:ind w:left="3600" w:hanging="360"/>
+      </w:pPr>
+      <w:rPr>
+        <w:rFonts w:ascii="Wingdings" w:hAnsi="Wingdings" w:hint="default"/>
+        <w:sz w:val="20"/>
+      </w:rPr>
+    </w:lvl>
+    <w:lvl w:ilvl="5" w:tentative="1">
+      <w:start w:val="1"/>
+      <w:numFmt w:val="bullet"/>
+      <w:lvlText w:val=""/>
+      <w:lvlJc w:val="left"/>
+      <w:pPr>
+        <w:tabs>
+          <w:tab w:val="num" w:pos="4320"/>
+        </w:tabs>
+        <w:ind w:left="4320" w:hanging="360"/>
+      </w:pPr>
+      <w:rPr>
+        <w:rFonts w:ascii="Wingdings" w:hAnsi="Wingdings" w:hint="default"/>
+        <w:sz w:val="20"/>
+      </w:rPr>
+    </w:lvl>
+    <w:lvl w:ilvl="6" w:tentative="1">
+      <w:start w:val="1"/>
+      <w:numFmt w:val="bullet"/>
+      <w:lvlText w:val=""/>
+      <w:lvlJc w:val="left"/>
+      <w:pPr>
+        <w:tabs>
+          <w:tab w:val="num" w:pos="5040"/>
+        </w:tabs>
+        <w:ind w:left="5040" w:hanging="360"/>
+      </w:pPr>
+      <w:rPr>
+        <w:rFonts w:ascii="Wingdings" w:hAnsi="Wingdings" w:hint="default"/>
+        <w:sz w:val="20"/>
+      </w:rPr>
+    </w:lvl>
+    <w:lvl w:ilvl="7" w:tentative="1">
+      <w:start w:val="1"/>
+      <w:numFmt w:val="bullet"/>
+      <w:lvlText w:val=""/>
+      <w:lvlJc w:val="left"/>
+      <w:pPr>
+        <w:tabs>
+          <w:tab w:val="num" w:pos="5760"/>
+        </w:tabs>
+        <w:ind w:left="5760" w:hanging="360"/>
+      </w:pPr>
+      <w:rPr>
+        <w:rFonts w:ascii="Wingdings" w:hAnsi="Wingdings" w:hint="default"/>
+        <w:sz w:val="20"/>
+      </w:rPr>
+    </w:lvl>
+    <w:lvl w:ilvl="8" w:tentative="1">
+      <w:start w:val="1"/>
+      <w:numFmt w:val="bullet"/>
+      <w:lvlText w:val=""/>
+      <w:lvlJc w:val="left"/>
+      <w:pPr>
+        <w:tabs>
+          <w:tab w:val="num" w:pos="6480"/>
+        </w:tabs>
+        <w:ind w:left="6480" w:hanging="360"/>
+      </w:pPr>
+      <w:rPr>
+        <w:rFonts w:ascii="Wingdings" w:hAnsi="Wingdings" w:hint="default"/>
+        <w:sz w:val="20"/>
+      </w:rPr>
+    </w:lvl>
+  </w:abstractNum>
+  <w:abstractNum w:abstractNumId="2" w15:restartNumberingAfterBreak="0">
     <w:nsid w:val="484A7D3A"/>
     <w:multiLevelType w:val="multilevel"/>
     <w:tmpl w:val="FB78EEDA"/>
@@ -2648,7 +2943,7 @@
       </w:rPr>
     </w:lvl>
   </w:abstractNum>
-  <w:abstractNum w:abstractNumId="2" w15:restartNumberingAfterBreak="0">
+  <w:abstractNum w:abstractNumId="3" w15:restartNumberingAfterBreak="0">
     <w:nsid w:val="56485140"/>
     <w:multiLevelType w:val="multilevel"/>
     <w:tmpl w:val="A53091F2"/>
@@ -2797,7 +3092,7 @@
       </w:rPr>
     </w:lvl>
   </w:abstractNum>
-  <w:abstractNum w:abstractNumId="3" w15:restartNumberingAfterBreak="0">
+  <w:abstractNum w:abstractNumId="4" w15:restartNumberingAfterBreak="0">
     <w:nsid w:val="568B673B"/>
     <w:multiLevelType w:val="multilevel"/>
     <w:tmpl w:val="1FB02B74"/>
@@ -2946,7 +3241,7 @@
       </w:rPr>
     </w:lvl>
   </w:abstractNum>
-  <w:abstractNum w:abstractNumId="4" w15:restartNumberingAfterBreak="0">
+  <w:abstractNum w:abstractNumId="5" w15:restartNumberingAfterBreak="0">
     <w:nsid w:val="5D827F2D"/>
     <w:multiLevelType w:val="multilevel"/>
     <w:tmpl w:val="80583960"/>
@@ -3095,7 +3390,7 @@
       </w:rPr>
     </w:lvl>
   </w:abstractNum>
-  <w:abstractNum w:abstractNumId="5" w15:restartNumberingAfterBreak="0">
+  <w:abstractNum w:abstractNumId="6" w15:restartNumberingAfterBreak="0">
     <w:nsid w:val="62B458EA"/>
     <w:multiLevelType w:val="multilevel"/>
     <w:tmpl w:val="8606281C"/>
@@ -3244,7 +3539,7 @@
       </w:rPr>
     </w:lvl>
   </w:abstractNum>
-  <w:abstractNum w:abstractNumId="6" w15:restartNumberingAfterBreak="0">
+  <w:abstractNum w:abstractNumId="7" w15:restartNumberingAfterBreak="0">
     <w:nsid w:val="6A796F92"/>
     <w:multiLevelType w:val="multilevel"/>
     <w:tmpl w:val="125A4DB6"/>
@@ -3393,7 +3688,7 @@
       </w:rPr>
     </w:lvl>
   </w:abstractNum>
-  <w:abstractNum w:abstractNumId="7" w15:restartNumberingAfterBreak="0">
+  <w:abstractNum w:abstractNumId="8" w15:restartNumberingAfterBreak="0">
     <w:nsid w:val="78AC2354"/>
     <w:multiLevelType w:val="multilevel"/>
     <w:tmpl w:val="25BC0FB4"/>
@@ -3543,28 +3838,31 @@
     </w:lvl>
   </w:abstractNum>
   <w:num w:numId="1" w16cid:durableId="68306064">
-    <w:abstractNumId w:val="7"/>
+    <w:abstractNumId w:val="8"/>
   </w:num>
   <w:num w:numId="2" w16cid:durableId="1024475608">
+    <w:abstractNumId w:val="6"/>
+  </w:num>
+  <w:num w:numId="3" w16cid:durableId="1756440121">
     <w:abstractNumId w:val="5"/>
   </w:num>
-  <w:num w:numId="3" w16cid:durableId="1756440121">
+  <w:num w:numId="4" w16cid:durableId="1999117655">
     <w:abstractNumId w:val="4"/>
-  </w:num>
-  <w:num w:numId="4" w16cid:durableId="1999117655">
-    <w:abstractNumId w:val="3"/>
   </w:num>
   <w:num w:numId="5" w16cid:durableId="1254901192">
     <w:abstractNumId w:val="0"/>
   </w:num>
   <w:num w:numId="6" w16cid:durableId="1543636345">
-    <w:abstractNumId w:val="1"/>
+    <w:abstractNumId w:val="2"/>
   </w:num>
   <w:num w:numId="7" w16cid:durableId="857280214">
-    <w:abstractNumId w:val="2"/>
+    <w:abstractNumId w:val="3"/>
   </w:num>
   <w:num w:numId="8" w16cid:durableId="708652661">
-    <w:abstractNumId w:val="6"/>
+    <w:abstractNumId w:val="7"/>
+  </w:num>
+  <w:num w:numId="9" w16cid:durableId="1320115584">
+    <w:abstractNumId w:val="1"/>
   </w:num>
 </w:numbering>
 </file>

--- a/documents/Microservices.docx
+++ b/documents/Microservices.docx
@@ -85,7 +85,29 @@
           <w:szCs w:val="21"/>
           <w:shd w:val="clear" w:color="auto" w:fill="FFFFFF"/>
         </w:rPr>
-        <w:t>Microservices architecture allows avoiding monolith application for the large system. It provides loose coupling between collaborating processes which running independently in different environments with tight cohesion.</w:t>
+        <w:t xml:space="preserve">Microservices architecture allows avoiding monolith application for the large system. It provides loose coupling between collaborating processes which </w:t>
+      </w:r>
+      <w:proofErr w:type="gramStart"/>
+      <w:r>
+        <w:rPr>
+          <w:rFonts w:ascii="Open Sans" w:hAnsi="Open Sans"/>
+          <w:color w:val="000000"/>
+          <w:sz w:val="21"/>
+          <w:szCs w:val="21"/>
+          <w:shd w:val="clear" w:color="auto" w:fill="FFFFFF"/>
+        </w:rPr>
+        <w:t>running</w:t>
+      </w:r>
+      <w:proofErr w:type="gramEnd"/>
+      <w:r>
+        <w:rPr>
+          <w:rFonts w:ascii="Open Sans" w:hAnsi="Open Sans"/>
+          <w:color w:val="000000"/>
+          <w:sz w:val="21"/>
+          <w:szCs w:val="21"/>
+          <w:shd w:val="clear" w:color="auto" w:fill="FFFFFF"/>
+        </w:rPr>
+        <w:t xml:space="preserve"> independently in different environments with tight cohesion.</w:t>
       </w:r>
     </w:p>
     <w:p>
@@ -183,7 +205,27 @@
           <w:sz w:val="21"/>
           <w:szCs w:val="21"/>
         </w:rPr>
-        <w:t>– Code perform a single well-defined task</w:t>
+        <w:t xml:space="preserve">– Code </w:t>
+      </w:r>
+      <w:proofErr w:type="gramStart"/>
+      <w:r>
+        <w:rPr>
+          <w:rFonts w:ascii="Open Sans" w:eastAsia="Times New Roman" w:hAnsi="Open Sans" w:cs="Times New Roman"/>
+          <w:color w:val="000000"/>
+          <w:sz w:val="21"/>
+          <w:szCs w:val="21"/>
+        </w:rPr>
+        <w:t>perform</w:t>
+      </w:r>
+      <w:proofErr w:type="gramEnd"/>
+      <w:r>
+        <w:rPr>
+          <w:rFonts w:ascii="Open Sans" w:eastAsia="Times New Roman" w:hAnsi="Open Sans" w:cs="Times New Roman"/>
+          <w:color w:val="000000"/>
+          <w:sz w:val="21"/>
+          <w:szCs w:val="21"/>
+        </w:rPr>
+        <w:t xml:space="preserve"> a single well-defined task</w:t>
       </w:r>
     </w:p>
     <w:p>
@@ -239,7 +281,27 @@
           <w:sz w:val="21"/>
           <w:szCs w:val="21"/>
         </w:rPr>
-        <w:t>– Application build from collaboration services or processes, so any process change without affecting another process.</w:t>
+        <w:t xml:space="preserve">– Application build from collaboration services or processes, so any process </w:t>
+      </w:r>
+      <w:proofErr w:type="gramStart"/>
+      <w:r>
+        <w:rPr>
+          <w:rFonts w:ascii="Open Sans" w:eastAsia="Times New Roman" w:hAnsi="Open Sans" w:cs="Times New Roman"/>
+          <w:color w:val="000000"/>
+          <w:sz w:val="21"/>
+          <w:szCs w:val="21"/>
+        </w:rPr>
+        <w:t>change</w:t>
+      </w:r>
+      <w:proofErr w:type="gramEnd"/>
+      <w:r>
+        <w:rPr>
+          <w:rFonts w:ascii="Open Sans" w:eastAsia="Times New Roman" w:hAnsi="Open Sans" w:cs="Times New Roman"/>
+          <w:color w:val="000000"/>
+          <w:sz w:val="21"/>
+          <w:szCs w:val="21"/>
+        </w:rPr>
+        <w:t xml:space="preserve"> without affecting another process.</w:t>
       </w:r>
     </w:p>
     <w:p>
@@ -455,7 +517,27 @@
           <w:sz w:val="21"/>
           <w:szCs w:val="21"/>
         </w:rPr>
-        <w:t>Fault isolation i.e. a process failure should not bring the whole system down.</w:t>
+        <w:t xml:space="preserve">Fault </w:t>
+      </w:r>
+      <w:proofErr w:type="gramStart"/>
+      <w:r>
+        <w:rPr>
+          <w:rFonts w:ascii="Open Sans" w:hAnsi="Open Sans"/>
+          <w:color w:val="000000"/>
+          <w:sz w:val="21"/>
+          <w:szCs w:val="21"/>
+        </w:rPr>
+        <w:t>isolation</w:t>
+      </w:r>
+      <w:proofErr w:type="gramEnd"/>
+      <w:r>
+        <w:rPr>
+          <w:rFonts w:ascii="Open Sans" w:hAnsi="Open Sans"/>
+          <w:color w:val="000000"/>
+          <w:sz w:val="21"/>
+          <w:szCs w:val="21"/>
+        </w:rPr>
+        <w:t xml:space="preserve"> i.e. a process failure should not bring the whole system down.</w:t>
       </w:r>
     </w:p>
     <w:p>
@@ -821,7 +903,23 @@
           <w:rFonts w:ascii="Times New Roman" w:hAnsi="Times New Roman" w:cs="Times New Roman"/>
           <w:color w:val="000000"/>
         </w:rPr>
-        <w:t>Difficult to manage a large number of services.</w:t>
+        <w:t xml:space="preserve">Difficult to manage </w:t>
+      </w:r>
+      <w:proofErr w:type="gramStart"/>
+      <w:r>
+        <w:rPr>
+          <w:rFonts w:ascii="Times New Roman" w:hAnsi="Times New Roman" w:cs="Times New Roman"/>
+          <w:color w:val="000000"/>
+        </w:rPr>
+        <w:t>a large number of</w:t>
+      </w:r>
+      <w:proofErr w:type="gramEnd"/>
+      <w:r>
+        <w:rPr>
+          <w:rFonts w:ascii="Times New Roman" w:hAnsi="Times New Roman" w:cs="Times New Roman"/>
+          <w:color w:val="000000"/>
+        </w:rPr>
+        <w:t xml:space="preserve"> services.</w:t>
       </w:r>
     </w:p>
     <w:p>
@@ -844,7 +942,23 @@
           <w:color w:val="000000"/>
         </w:rPr>
         <w:lastRenderedPageBreak/>
-        <w:t>The developer needs to solve the problem, such as network latency and load balancing.</w:t>
+        <w:t xml:space="preserve">The developer needs to </w:t>
+      </w:r>
+      <w:proofErr w:type="gramStart"/>
+      <w:r>
+        <w:rPr>
+          <w:rFonts w:ascii="Times New Roman" w:hAnsi="Times New Roman" w:cs="Times New Roman"/>
+          <w:color w:val="000000"/>
+        </w:rPr>
+        <w:t>solve the problem</w:t>
+      </w:r>
+      <w:proofErr w:type="gramEnd"/>
+      <w:r>
+        <w:rPr>
+          <w:rFonts w:ascii="Times New Roman" w:hAnsi="Times New Roman" w:cs="Times New Roman"/>
+          <w:color w:val="000000"/>
+        </w:rPr>
+        <w:t>, such as network latency and load balancing.</w:t>
       </w:r>
     </w:p>
     <w:p>
@@ -876,11 +990,19 @@
           <w:rFonts w:ascii="Segoe UI" w:hAnsi="Segoe UI" w:cs="Segoe UI"/>
         </w:rPr>
       </w:pPr>
-      <w:r>
-        <w:rPr>
-          <w:rFonts w:ascii="Segoe UI" w:hAnsi="Segoe UI" w:cs="Segoe UI"/>
-        </w:rPr>
-        <w:t>Write main features of Microservices.</w:t>
+      <w:proofErr w:type="gramStart"/>
+      <w:r>
+        <w:rPr>
+          <w:rFonts w:ascii="Segoe UI" w:hAnsi="Segoe UI" w:cs="Segoe UI"/>
+        </w:rPr>
+        <w:t>Write</w:t>
+      </w:r>
+      <w:proofErr w:type="gramEnd"/>
+      <w:r>
+        <w:rPr>
+          <w:rFonts w:ascii="Segoe UI" w:hAnsi="Segoe UI" w:cs="Segoe UI"/>
+        </w:rPr>
+        <w:t xml:space="preserve"> main features of Microservices.</w:t>
       </w:r>
     </w:p>
     <w:p>
@@ -939,7 +1061,29 @@
           <w:sz w:val="24"/>
           <w:szCs w:val="24"/>
         </w:rPr>
-        <w:t>: Within a system, services are largely decoupled. The application as a whole can therefore be easily constructed, altered, and scalable</w:t>
+        <w:t xml:space="preserve">: Within a system, services are largely decoupled. The application </w:t>
+      </w:r>
+      <w:proofErr w:type="gramStart"/>
+      <w:r>
+        <w:rPr>
+          <w:rFonts w:ascii="Segoe UI" w:eastAsia="Times New Roman" w:hAnsi="Segoe UI" w:cs="Segoe UI"/>
+          <w:color w:val="1A3D3C"/>
+          <w:spacing w:val="2"/>
+          <w:sz w:val="24"/>
+          <w:szCs w:val="24"/>
+        </w:rPr>
+        <w:t>as a whole can</w:t>
+      </w:r>
+      <w:proofErr w:type="gramEnd"/>
+      <w:r>
+        <w:rPr>
+          <w:rFonts w:ascii="Segoe UI" w:eastAsia="Times New Roman" w:hAnsi="Segoe UI" w:cs="Segoe UI"/>
+          <w:color w:val="1A3D3C"/>
+          <w:spacing w:val="2"/>
+          <w:sz w:val="24"/>
+          <w:szCs w:val="24"/>
+        </w:rPr>
+        <w:t xml:space="preserve"> therefore be easily constructed, altered, and scalable</w:t>
       </w:r>
     </w:p>
     <w:p>
@@ -1448,7 +1592,23 @@
                 <w:rFonts w:ascii="Arial" w:eastAsia="Times New Roman" w:hAnsi="Arial" w:cs="Arial"/>
                 <w:color w:val="222222"/>
               </w:rPr>
-              <w:t>Microservices are loosely coupled architecture.</w:t>
+              <w:t xml:space="preserve">Microservices are loosely </w:t>
+            </w:r>
+            <w:proofErr w:type="gramStart"/>
+            <w:r>
+              <w:rPr>
+                <w:rFonts w:ascii="Arial" w:eastAsia="Times New Roman" w:hAnsi="Arial" w:cs="Arial"/>
+                <w:color w:val="222222"/>
+              </w:rPr>
+              <w:t>coupled</w:t>
+            </w:r>
+            <w:proofErr w:type="gramEnd"/>
+            <w:r>
+              <w:rPr>
+                <w:rFonts w:ascii="Arial" w:eastAsia="Times New Roman" w:hAnsi="Arial" w:cs="Arial"/>
+                <w:color w:val="222222"/>
+              </w:rPr>
+              <w:t xml:space="preserve"> architecture.</w:t>
             </w:r>
           </w:p>
         </w:tc>
@@ -1513,7 +1673,39 @@
                 <w:rFonts w:ascii="Arial" w:eastAsia="Times New Roman" w:hAnsi="Arial" w:cs="Arial"/>
                 <w:color w:val="222222"/>
               </w:rPr>
-              <w:t>Changes done in a single data model does not affect other Microservices.</w:t>
+              <w:t xml:space="preserve">Changes </w:t>
+            </w:r>
+            <w:proofErr w:type="gramStart"/>
+            <w:r>
+              <w:rPr>
+                <w:rFonts w:ascii="Arial" w:eastAsia="Times New Roman" w:hAnsi="Arial" w:cs="Arial"/>
+                <w:color w:val="222222"/>
+              </w:rPr>
+              <w:t>done</w:t>
+            </w:r>
+            <w:proofErr w:type="gramEnd"/>
+            <w:r>
+              <w:rPr>
+                <w:rFonts w:ascii="Arial" w:eastAsia="Times New Roman" w:hAnsi="Arial" w:cs="Arial"/>
+                <w:color w:val="222222"/>
+              </w:rPr>
+              <w:t xml:space="preserve"> in a single data model </w:t>
+            </w:r>
+            <w:proofErr w:type="gramStart"/>
+            <w:r>
+              <w:rPr>
+                <w:rFonts w:ascii="Arial" w:eastAsia="Times New Roman" w:hAnsi="Arial" w:cs="Arial"/>
+                <w:color w:val="222222"/>
+              </w:rPr>
+              <w:t>does</w:t>
+            </w:r>
+            <w:proofErr w:type="gramEnd"/>
+            <w:r>
+              <w:rPr>
+                <w:rFonts w:ascii="Arial" w:eastAsia="Times New Roman" w:hAnsi="Arial" w:cs="Arial"/>
+                <w:color w:val="222222"/>
+              </w:rPr>
+              <w:t xml:space="preserve"> not affect other Microservices.</w:t>
             </w:r>
           </w:p>
         </w:tc>
@@ -1573,12 +1765,21 @@
                 <w:color w:val="222222"/>
               </w:rPr>
             </w:pPr>
+            <w:proofErr w:type="gramStart"/>
             <w:r>
               <w:rPr>
                 <w:rFonts w:ascii="Arial" w:eastAsia="Times New Roman" w:hAnsi="Arial" w:cs="Arial"/>
                 <w:color w:val="222222"/>
               </w:rPr>
-              <w:t>Microservices  focuses  on products, not projects</w:t>
+              <w:t>Microservices  focuses</w:t>
+            </w:r>
+            <w:proofErr w:type="gramEnd"/>
+            <w:r>
+              <w:rPr>
+                <w:rFonts w:ascii="Arial" w:eastAsia="Times New Roman" w:hAnsi="Arial" w:cs="Arial"/>
+                <w:color w:val="222222"/>
+              </w:rPr>
+              <w:t>  on products, not projects</w:t>
             </w:r>
           </w:p>
         </w:tc>
@@ -1608,7 +1809,23 @@
                 <w:rFonts w:ascii="Arial" w:eastAsia="Times New Roman" w:hAnsi="Arial" w:cs="Arial"/>
                 <w:color w:val="222222"/>
               </w:rPr>
-              <w:t>Monolithic put emphasize over the whole project</w:t>
+              <w:t xml:space="preserve">Monolithic put </w:t>
+            </w:r>
+            <w:proofErr w:type="gramStart"/>
+            <w:r>
+              <w:rPr>
+                <w:rFonts w:ascii="Arial" w:eastAsia="Times New Roman" w:hAnsi="Arial" w:cs="Arial"/>
+                <w:color w:val="222222"/>
+              </w:rPr>
+              <w:t>emphasize</w:t>
+            </w:r>
+            <w:proofErr w:type="gramEnd"/>
+            <w:r>
+              <w:rPr>
+                <w:rFonts w:ascii="Arial" w:eastAsia="Times New Roman" w:hAnsi="Arial" w:cs="Arial"/>
+                <w:color w:val="222222"/>
+              </w:rPr>
+              <w:t xml:space="preserve"> over the whole project</w:t>
             </w:r>
           </w:p>
         </w:tc>
@@ -1715,7 +1932,55 @@
           <w:rFonts w:ascii="Open Sans" w:hAnsi="Open Sans"/>
           <w:color w:val="4A4A4A"/>
         </w:rPr>
-        <w:t>So, to avoid such problems, you can use the Circuit Breaker Design Pattern. With the help of this pattern, the client will invoke a remote service via a proxy. This proxy will basically behave as a circuit barrier. So, when the number of failures crosses the threshold number, the circuit breaker trips for a particular time period. Then, all the attempts to invoke the remote service will fail in this timeout period. Once that time period is finished, the circuit breaker will allow a limited number of tests to pass through and if those requests succeed, the circuit breaker resumes back to the normal operation. Else, if there is a failure, then the time out period begins again.</w:t>
+        <w:t xml:space="preserve">So, to avoid such problems, you can use the Circuit Breaker Design Pattern. With the help of this pattern, the client will invoke a remote service via a proxy. This proxy will basically behave as a circuit barrier. So, when the number of failures crosses the threshold number, the circuit breaker trips for a particular </w:t>
+      </w:r>
+      <w:proofErr w:type="gramStart"/>
+      <w:r>
+        <w:rPr>
+          <w:rFonts w:ascii="Open Sans" w:hAnsi="Open Sans"/>
+          <w:color w:val="4A4A4A"/>
+        </w:rPr>
+        <w:t>time period</w:t>
+      </w:r>
+      <w:proofErr w:type="gramEnd"/>
+      <w:r>
+        <w:rPr>
+          <w:rFonts w:ascii="Open Sans" w:hAnsi="Open Sans"/>
+          <w:color w:val="4A4A4A"/>
+        </w:rPr>
+        <w:t xml:space="preserve">. Then, all the attempts to invoke the remote service will fail in this timeout period. Once that </w:t>
+      </w:r>
+      <w:proofErr w:type="gramStart"/>
+      <w:r>
+        <w:rPr>
+          <w:rFonts w:ascii="Open Sans" w:hAnsi="Open Sans"/>
+          <w:color w:val="4A4A4A"/>
+        </w:rPr>
+        <w:t>time period</w:t>
+      </w:r>
+      <w:proofErr w:type="gramEnd"/>
+      <w:r>
+        <w:rPr>
+          <w:rFonts w:ascii="Open Sans" w:hAnsi="Open Sans"/>
+          <w:color w:val="4A4A4A"/>
+        </w:rPr>
+        <w:t xml:space="preserve"> is finished, the circuit breaker will allow a limited number of tests to pass through and if those requests succeed, the circuit breaker resumes back to </w:t>
+      </w:r>
+      <w:proofErr w:type="gramStart"/>
+      <w:r>
+        <w:rPr>
+          <w:rFonts w:ascii="Open Sans" w:hAnsi="Open Sans"/>
+          <w:color w:val="4A4A4A"/>
+        </w:rPr>
+        <w:t>the normal</w:t>
+      </w:r>
+      <w:proofErr w:type="gramEnd"/>
+      <w:r>
+        <w:rPr>
+          <w:rFonts w:ascii="Open Sans" w:hAnsi="Open Sans"/>
+          <w:color w:val="4A4A4A"/>
+        </w:rPr>
+        <w:t xml:space="preserve"> operation. Else, if there is a failure, then the time out period begins again.</w:t>
       </w:r>
     </w:p>
     <w:p>
@@ -1762,7 +2027,29 @@
           <w:szCs w:val="23"/>
           <w:shd w:val="clear" w:color="auto" w:fill="FFFFFF"/>
         </w:rPr>
-        <w:t>if we have 3 microservices M1,M2,M3 . M1 is interacting with M2 and M2 is interacting with M3. In case M2 microservice cluster is down how should we handle this situation?</w:t>
+        <w:t>if we have 3 microservices M</w:t>
+      </w:r>
+      <w:proofErr w:type="gramStart"/>
+      <w:r>
+        <w:rPr>
+          <w:rFonts w:ascii="Segoe UI" w:hAnsi="Segoe UI" w:cs="Segoe UI"/>
+          <w:color w:val="232629"/>
+          <w:sz w:val="23"/>
+          <w:szCs w:val="23"/>
+          <w:shd w:val="clear" w:color="auto" w:fill="FFFFFF"/>
+        </w:rPr>
+        <w:t>1,M2,M3 .</w:t>
+      </w:r>
+      <w:proofErr w:type="gramEnd"/>
+      <w:r>
+        <w:rPr>
+          <w:rFonts w:ascii="Segoe UI" w:hAnsi="Segoe UI" w:cs="Segoe UI"/>
+          <w:color w:val="232629"/>
+          <w:sz w:val="23"/>
+          <w:szCs w:val="23"/>
+          <w:shd w:val="clear" w:color="auto" w:fill="FFFFFF"/>
+        </w:rPr>
+        <w:t xml:space="preserve"> M1 is interacting with M2 and M2 is interacting with M3. In case M2 microservice cluster is down how should we handle this situation?</w:t>
       </w:r>
     </w:p>
     <w:p>
@@ -1828,7 +2115,27 @@
           <w:sz w:val="23"/>
           <w:szCs w:val="23"/>
         </w:rPr>
-        <w:t>Totally agreed what @jayant had answered, </w:t>
+        <w:t xml:space="preserve">Totally agreed </w:t>
+      </w:r>
+      <w:proofErr w:type="gramStart"/>
+      <w:r>
+        <w:rPr>
+          <w:rFonts w:ascii="Segoe UI" w:hAnsi="Segoe UI" w:cs="Segoe UI"/>
+          <w:color w:val="232629"/>
+          <w:sz w:val="23"/>
+          <w:szCs w:val="23"/>
+        </w:rPr>
+        <w:t>what @</w:t>
+      </w:r>
+      <w:proofErr w:type="gramEnd"/>
+      <w:r>
+        <w:rPr>
+          <w:rFonts w:ascii="Segoe UI" w:hAnsi="Segoe UI" w:cs="Segoe UI"/>
+          <w:color w:val="232629"/>
+          <w:sz w:val="23"/>
+          <w:szCs w:val="23"/>
+        </w:rPr>
+        <w:t>jayant had answered, </w:t>
       </w:r>
       <w:r>
         <w:rPr>
@@ -1863,7 +2170,31 @@
           <w:szCs w:val="23"/>
           <w:bdr w:val="none" w:sz="0" w:space="0" w:color="auto" w:frame="1"/>
         </w:rPr>
-        <w:t xml:space="preserve"> write based on use case and dependencies between M1, M2 and M3. you can also raise events in your fallback if needed.</w:t>
+        <w:t xml:space="preserve"> write based on use case and dependencies between M1, M2 and M3. </w:t>
+      </w:r>
+      <w:proofErr w:type="gramStart"/>
+      <w:r>
+        <w:rPr>
+          <w:rStyle w:val="Strong"/>
+          <w:rFonts w:ascii="inherit" w:eastAsiaTheme="majorEastAsia" w:hAnsi="inherit" w:cs="Segoe UI"/>
+          <w:color w:val="232629"/>
+          <w:sz w:val="23"/>
+          <w:szCs w:val="23"/>
+          <w:bdr w:val="none" w:sz="0" w:space="0" w:color="auto" w:frame="1"/>
+        </w:rPr>
+        <w:t>you</w:t>
+      </w:r>
+      <w:proofErr w:type="gramEnd"/>
+      <w:r>
+        <w:rPr>
+          <w:rStyle w:val="Strong"/>
+          <w:rFonts w:ascii="inherit" w:eastAsiaTheme="majorEastAsia" w:hAnsi="inherit" w:cs="Segoe UI"/>
+          <w:color w:val="232629"/>
+          <w:sz w:val="23"/>
+          <w:szCs w:val="23"/>
+          <w:bdr w:val="none" w:sz="0" w:space="0" w:color="auto" w:frame="1"/>
+        </w:rPr>
+        <w:t xml:space="preserve"> can also raise events in your fallback if needed.</w:t>
       </w:r>
     </w:p>
     <w:p>
@@ -1906,7 +2237,67 @@
           <w:sz w:val="23"/>
           <w:szCs w:val="23"/>
         </w:rPr>
-        <w:t> for resilience and fault tolerance against the situation which you have raised in your question. And here you are using Spring-Boot, you can easily add Netflix-OSS in your microservices.</w:t>
+        <w:t xml:space="preserve"> for resilience and fault tolerance against the situation which you have raised in your question. And here you are using </w:t>
+      </w:r>
+      <w:proofErr w:type="gramStart"/>
+      <w:r>
+        <w:rPr>
+          <w:rFonts w:ascii="Segoe UI" w:hAnsi="Segoe UI" w:cs="Segoe UI"/>
+          <w:color w:val="232629"/>
+          <w:sz w:val="23"/>
+          <w:szCs w:val="23"/>
+        </w:rPr>
+        <w:t>Spring-Boot</w:t>
+      </w:r>
+      <w:proofErr w:type="gramEnd"/>
+      <w:r>
+        <w:rPr>
+          <w:rFonts w:ascii="Segoe UI" w:hAnsi="Segoe UI" w:cs="Segoe UI"/>
+          <w:color w:val="232629"/>
+          <w:sz w:val="23"/>
+          <w:szCs w:val="23"/>
+        </w:rPr>
+        <w:t xml:space="preserve">, you can easily add </w:t>
+      </w:r>
+      <w:proofErr w:type="gramStart"/>
+      <w:r>
+        <w:rPr>
+          <w:rFonts w:ascii="Segoe UI" w:hAnsi="Segoe UI" w:cs="Segoe UI"/>
+          <w:color w:val="232629"/>
+          <w:sz w:val="23"/>
+          <w:szCs w:val="23"/>
+        </w:rPr>
+        <w:t>Netflix-OSS</w:t>
+      </w:r>
+      <w:proofErr w:type="gramEnd"/>
+      <w:r>
+        <w:rPr>
+          <w:rFonts w:ascii="Segoe UI" w:hAnsi="Segoe UI" w:cs="Segoe UI"/>
+          <w:color w:val="232629"/>
+          <w:sz w:val="23"/>
+          <w:szCs w:val="23"/>
+        </w:rPr>
+        <w:t xml:space="preserve"> </w:t>
+      </w:r>
+      <w:proofErr w:type="gramStart"/>
+      <w:r>
+        <w:rPr>
+          <w:rFonts w:ascii="Segoe UI" w:hAnsi="Segoe UI" w:cs="Segoe UI"/>
+          <w:color w:val="232629"/>
+          <w:sz w:val="23"/>
+          <w:szCs w:val="23"/>
+        </w:rPr>
+        <w:t>in</w:t>
+      </w:r>
+      <w:proofErr w:type="gramEnd"/>
+      <w:r>
+        <w:rPr>
+          <w:rFonts w:ascii="Segoe UI" w:hAnsi="Segoe UI" w:cs="Segoe UI"/>
+          <w:color w:val="232629"/>
+          <w:sz w:val="23"/>
+          <w:szCs w:val="23"/>
+        </w:rPr>
+        <w:t xml:space="preserve"> your microservices.</w:t>
       </w:r>
     </w:p>
     <w:p>
@@ -1974,7 +2365,27 @@
           <w:szCs w:val="23"/>
         </w:rPr>
         <w:lastRenderedPageBreak/>
-        <w:t>It include below important characteristics:</w:t>
+        <w:t xml:space="preserve">It </w:t>
+      </w:r>
+      <w:proofErr w:type="gramStart"/>
+      <w:r>
+        <w:rPr>
+          <w:rFonts w:ascii="Segoe UI" w:hAnsi="Segoe UI" w:cs="Segoe UI"/>
+          <w:color w:val="232629"/>
+          <w:sz w:val="23"/>
+          <w:szCs w:val="23"/>
+        </w:rPr>
+        <w:t>include</w:t>
+      </w:r>
+      <w:proofErr w:type="gramEnd"/>
+      <w:r>
+        <w:rPr>
+          <w:rFonts w:ascii="Segoe UI" w:hAnsi="Segoe UI" w:cs="Segoe UI"/>
+          <w:color w:val="232629"/>
+          <w:sz w:val="23"/>
+          <w:szCs w:val="23"/>
+        </w:rPr>
+        <w:t xml:space="preserve"> below important characteristics:</w:t>
       </w:r>
     </w:p>
     <w:p>
@@ -2003,7 +2414,31 @@
           <w:szCs w:val="23"/>
           <w:bdr w:val="none" w:sz="0" w:space="0" w:color="auto" w:frame="1"/>
         </w:rPr>
-        <w:t>Importance of Circuit breaker and Fallback Mechanism:</w:t>
+        <w:t xml:space="preserve">Importance of Circuit </w:t>
+      </w:r>
+      <w:proofErr w:type="gramStart"/>
+      <w:r>
+        <w:rPr>
+          <w:rStyle w:val="Strong"/>
+          <w:rFonts w:ascii="inherit" w:hAnsi="inherit" w:cs="Segoe UI"/>
+          <w:color w:val="232629"/>
+          <w:sz w:val="23"/>
+          <w:szCs w:val="23"/>
+          <w:bdr w:val="none" w:sz="0" w:space="0" w:color="auto" w:frame="1"/>
+        </w:rPr>
+        <w:t>breaker</w:t>
+      </w:r>
+      <w:proofErr w:type="gramEnd"/>
+      <w:r>
+        <w:rPr>
+          <w:rStyle w:val="Strong"/>
+          <w:rFonts w:ascii="inherit" w:hAnsi="inherit" w:cs="Segoe UI"/>
+          <w:color w:val="232629"/>
+          <w:sz w:val="23"/>
+          <w:szCs w:val="23"/>
+          <w:bdr w:val="none" w:sz="0" w:space="0" w:color="auto" w:frame="1"/>
+        </w:rPr>
+        <w:t xml:space="preserve"> and Fallback Mechanism:</w:t>
       </w:r>
     </w:p>
     <w:p>
@@ -2090,6 +2525,7 @@
         <w:t> (default: &gt;50%) in a rolling window defined by </w:t>
       </w:r>
       <w:proofErr w:type="spellStart"/>
+      <w:proofErr w:type="gramStart"/>
       <w:r>
         <w:rPr>
           <w:rStyle w:val="HTMLCode"/>
@@ -2100,6 +2536,7 @@
         <w:t>metrics.rollingStats.timeInMilliseconds</w:t>
       </w:r>
       <w:proofErr w:type="spellEnd"/>
+      <w:proofErr w:type="gramEnd"/>
       <w:r>
         <w:rPr>
           <w:rFonts w:ascii="Segoe UI" w:hAnsi="Segoe UI" w:cs="Segoe UI"/>
@@ -2188,7 +2625,27 @@
           <w:sz w:val="23"/>
           <w:szCs w:val="23"/>
         </w:rPr>
-        <w:t>Case 1: all are independent services, trivial case, no need to do anything, call all the services in blocking or non-blocking way, calling service 2 will in both case result in timeout</w:t>
+        <w:t xml:space="preserve">Case 1: all are independent services, trivial case, no need to do anything, call all the services in blocking or non-blocking way, calling service 2 will in both </w:t>
+      </w:r>
+      <w:proofErr w:type="gramStart"/>
+      <w:r>
+        <w:rPr>
+          <w:rFonts w:ascii="Segoe UI" w:hAnsi="Segoe UI" w:cs="Segoe UI"/>
+          <w:color w:val="232629"/>
+          <w:sz w:val="23"/>
+          <w:szCs w:val="23"/>
+        </w:rPr>
+        <w:t>case</w:t>
+      </w:r>
+      <w:proofErr w:type="gramEnd"/>
+      <w:r>
+        <w:rPr>
+          <w:rFonts w:ascii="Segoe UI" w:hAnsi="Segoe UI" w:cs="Segoe UI"/>
+          <w:color w:val="232629"/>
+          <w:sz w:val="23"/>
+          <w:szCs w:val="23"/>
+        </w:rPr>
+        <w:t xml:space="preserve"> result in timeout</w:t>
       </w:r>
     </w:p>
     <w:p>
@@ -2211,7 +2668,27 @@
           <w:sz w:val="23"/>
           <w:szCs w:val="23"/>
         </w:rPr>
-        <w:t>Case 2: services are dependent M2 depends on M1 and M3 depends on M2</w:t>
+        <w:t xml:space="preserve">Case 2: services are </w:t>
+      </w:r>
+      <w:proofErr w:type="gramStart"/>
+      <w:r>
+        <w:rPr>
+          <w:rFonts w:ascii="Segoe UI" w:hAnsi="Segoe UI" w:cs="Segoe UI"/>
+          <w:color w:val="232629"/>
+          <w:sz w:val="23"/>
+          <w:szCs w:val="23"/>
+        </w:rPr>
+        <w:t>dependent</w:t>
+      </w:r>
+      <w:proofErr w:type="gramEnd"/>
+      <w:r>
+        <w:rPr>
+          <w:rFonts w:ascii="Segoe UI" w:hAnsi="Segoe UI" w:cs="Segoe UI"/>
+          <w:color w:val="232629"/>
+          <w:sz w:val="23"/>
+          <w:szCs w:val="23"/>
+        </w:rPr>
+        <w:t xml:space="preserve"> M2 depends on M1 and M3 depends on M2</w:t>
       </w:r>
     </w:p>
     <w:p>
@@ -2257,7 +2734,27 @@
           <w:sz w:val="23"/>
           <w:szCs w:val="23"/>
         </w:rPr>
-        <w:t xml:space="preserve">option b) use hystrix as a circuit breaker implementation and handle fallback gracefully in M3 or your orchestrator(guy who is calling these services </w:t>
+        <w:t xml:space="preserve">option b) use hystrix as a circuit breaker implementation and handle fallback gracefully in M3 or your </w:t>
+      </w:r>
+      <w:proofErr w:type="gramStart"/>
+      <w:r>
+        <w:rPr>
+          <w:rFonts w:ascii="Segoe UI" w:hAnsi="Segoe UI" w:cs="Segoe UI"/>
+          <w:color w:val="232629"/>
+          <w:sz w:val="23"/>
+          <w:szCs w:val="23"/>
+        </w:rPr>
+        <w:t>orchestrator(</w:t>
+      </w:r>
+      <w:proofErr w:type="gramEnd"/>
+      <w:r>
+        <w:rPr>
+          <w:rFonts w:ascii="Segoe UI" w:hAnsi="Segoe UI" w:cs="Segoe UI"/>
+          <w:color w:val="232629"/>
+          <w:sz w:val="23"/>
+          <w:szCs w:val="23"/>
+        </w:rPr>
+        <w:t xml:space="preserve">guy who is calling these services </w:t>
       </w:r>
       <w:proofErr w:type="spellStart"/>
       <w:r>
@@ -2277,7 +2774,27 @@
           <w:sz w:val="23"/>
           <w:szCs w:val="23"/>
         </w:rPr>
-        <w:t xml:space="preserve"> M1,M2,M3 in order)</w:t>
+        <w:t xml:space="preserve"> M</w:t>
+      </w:r>
+      <w:proofErr w:type="gramStart"/>
+      <w:r>
+        <w:rPr>
+          <w:rFonts w:ascii="Segoe UI" w:hAnsi="Segoe UI" w:cs="Segoe UI"/>
+          <w:color w:val="232629"/>
+          <w:sz w:val="23"/>
+          <w:szCs w:val="23"/>
+        </w:rPr>
+        <w:t>1,M2,M</w:t>
+      </w:r>
+      <w:proofErr w:type="gramEnd"/>
+      <w:r>
+        <w:rPr>
+          <w:rFonts w:ascii="Segoe UI" w:hAnsi="Segoe UI" w:cs="Segoe UI"/>
+          <w:color w:val="232629"/>
+          <w:sz w:val="23"/>
+          <w:szCs w:val="23"/>
+        </w:rPr>
+        <w:t>3 in order)</w:t>
       </w:r>
     </w:p>
     <w:p/>
@@ -2312,7 +2829,15 @@
     </w:p>
     <w:p>
       <w:r>
-        <w:t>Monolithic applications are traditionally tightly coupled, meaning dependencies among services within the app are intertwined. Because teams often can’t know or understand all dependencies, it can be difficult for them to make changes. When creating new microservices, it is better to keep them loosely coupled with minimal dependencies to allow for flexible changes and ease of deployment. One way to minimize dependencies is to use </w:t>
+        <w:t xml:space="preserve">Monolithic applications are traditionally tightly coupled, meaning dependencies among services within the app are intertwined. Because teams often can’t know or understand all </w:t>
+      </w:r>
+      <w:proofErr w:type="gramStart"/>
+      <w:r>
+        <w:t>dependencies</w:t>
+      </w:r>
+      <w:proofErr w:type="gramEnd"/>
+      <w:r>
+        <w:t>, it can be difficult for them to make changes. When creating new microservices, it is better to keep them loosely coupled with minimal dependencies to allow for flexible changes and ease of deployment. One way to minimize dependencies is to use </w:t>
       </w:r>
       <w:hyperlink r:id="rId9" w:tgtFrame="_blank" w:history="1">
         <w:r>
@@ -2387,7 +2912,15 @@
     </w:p>
     <w:p>
       <w:r>
-        <w:t>This is the most direct method where a specific service—the </w:t>
+        <w:t xml:space="preserve">This is the most direct method where a specific </w:t>
+      </w:r>
+      <w:proofErr w:type="gramStart"/>
+      <w:r>
+        <w:t>service—</w:t>
+      </w:r>
+      <w:proofErr w:type="gramEnd"/>
+      <w:r>
+        <w:t>the </w:t>
       </w:r>
       <w:r>
         <w:rPr>
@@ -2473,6 +3006,59 @@
           <w:bCs/>
         </w:rPr>
         <w:t>API Gateway Pattern</w:t>
+      </w:r>
+    </w:p>
+    <w:p>
+      <w:pPr>
+        <w:rPr>
+          <w:b/>
+          <w:bCs/>
+        </w:rPr>
+      </w:pPr>
+      <w:r>
+        <w:rPr>
+          <w:b/>
+          <w:bCs/>
+        </w:rPr>
+        <w:t>What is the API Composition Pattern?</w:t>
+      </w:r>
+    </w:p>
+    <w:p>
+      <w:r>
+        <w:t>The API Composition Pattern is a design approach in </w:t>
+      </w:r>
+      <w:hyperlink r:id="rId10" w:tgtFrame="_blank" w:history="1">
+        <w:r>
+          <w:rPr>
+            <w:rStyle w:val="Hyperlink"/>
+          </w:rPr>
+          <w:t>microservices architecture </w:t>
+        </w:r>
+      </w:hyperlink>
+      <w:r>
+        <w:t>that allows developers to aggregate responses from multiple microservices into a single API endpoint. In a typical microservices setup, each service handles a specific business capability and exposes its own API. However, clients often require data from multiple services to fulfill a request, leading to increased complexity and potential performance issues when multiple network calls are made.</w:t>
+      </w:r>
+    </w:p>
+    <w:p>
+      <w:pPr>
+        <w:numPr>
+          <w:ilvl w:val="0"/>
+          <w:numId w:val="10"/>
+        </w:numPr>
+      </w:pPr>
+      <w:r>
+        <w:t>The API Composition Pattern addresses this by acting as an intermediary layer that orchestrates calls to the relevant microservices, compiles their responses, and presents a unified response to the client.</w:t>
+      </w:r>
+    </w:p>
+    <w:p>
+      <w:pPr>
+        <w:numPr>
+          <w:ilvl w:val="0"/>
+          <w:numId w:val="11"/>
+        </w:numPr>
+      </w:pPr>
+      <w:r>
+        <w:t>This pattern can be implemented using a dedicated API gateway or a composition service that fetches data asynchronously, ensuring that the client receives all necessary information in one call.</w:t>
       </w:r>
     </w:p>
     <w:p/>
@@ -3689,6 +4275,155 @@
     </w:lvl>
   </w:abstractNum>
   <w:abstractNum w:abstractNumId="8" w15:restartNumberingAfterBreak="0">
+    <w:nsid w:val="6F136F9B"/>
+    <w:multiLevelType w:val="multilevel"/>
+    <w:tmpl w:val="D5780B02"/>
+    <w:lvl w:ilvl="0">
+      <w:start w:val="1"/>
+      <w:numFmt w:val="bullet"/>
+      <w:lvlText w:val=""/>
+      <w:lvlJc w:val="left"/>
+      <w:pPr>
+        <w:tabs>
+          <w:tab w:val="num" w:pos="720"/>
+        </w:tabs>
+        <w:ind w:left="720" w:hanging="360"/>
+      </w:pPr>
+      <w:rPr>
+        <w:rFonts w:ascii="Symbol" w:hAnsi="Symbol" w:hint="default"/>
+        <w:sz w:val="20"/>
+      </w:rPr>
+    </w:lvl>
+    <w:lvl w:ilvl="1" w:tentative="1">
+      <w:start w:val="1"/>
+      <w:numFmt w:val="bullet"/>
+      <w:lvlText w:val=""/>
+      <w:lvlJc w:val="left"/>
+      <w:pPr>
+        <w:tabs>
+          <w:tab w:val="num" w:pos="1440"/>
+        </w:tabs>
+        <w:ind w:left="1440" w:hanging="360"/>
+      </w:pPr>
+      <w:rPr>
+        <w:rFonts w:ascii="Symbol" w:hAnsi="Symbol" w:hint="default"/>
+        <w:sz w:val="20"/>
+      </w:rPr>
+    </w:lvl>
+    <w:lvl w:ilvl="2" w:tentative="1">
+      <w:start w:val="1"/>
+      <w:numFmt w:val="bullet"/>
+      <w:lvlText w:val=""/>
+      <w:lvlJc w:val="left"/>
+      <w:pPr>
+        <w:tabs>
+          <w:tab w:val="num" w:pos="2160"/>
+        </w:tabs>
+        <w:ind w:left="2160" w:hanging="360"/>
+      </w:pPr>
+      <w:rPr>
+        <w:rFonts w:ascii="Symbol" w:hAnsi="Symbol" w:hint="default"/>
+        <w:sz w:val="20"/>
+      </w:rPr>
+    </w:lvl>
+    <w:lvl w:ilvl="3" w:tentative="1">
+      <w:start w:val="1"/>
+      <w:numFmt w:val="bullet"/>
+      <w:lvlText w:val=""/>
+      <w:lvlJc w:val="left"/>
+      <w:pPr>
+        <w:tabs>
+          <w:tab w:val="num" w:pos="2880"/>
+        </w:tabs>
+        <w:ind w:left="2880" w:hanging="360"/>
+      </w:pPr>
+      <w:rPr>
+        <w:rFonts w:ascii="Symbol" w:hAnsi="Symbol" w:hint="default"/>
+        <w:sz w:val="20"/>
+      </w:rPr>
+    </w:lvl>
+    <w:lvl w:ilvl="4" w:tentative="1">
+      <w:start w:val="1"/>
+      <w:numFmt w:val="bullet"/>
+      <w:lvlText w:val=""/>
+      <w:lvlJc w:val="left"/>
+      <w:pPr>
+        <w:tabs>
+          <w:tab w:val="num" w:pos="3600"/>
+        </w:tabs>
+        <w:ind w:left="3600" w:hanging="360"/>
+      </w:pPr>
+      <w:rPr>
+        <w:rFonts w:ascii="Symbol" w:hAnsi="Symbol" w:hint="default"/>
+        <w:sz w:val="20"/>
+      </w:rPr>
+    </w:lvl>
+    <w:lvl w:ilvl="5" w:tentative="1">
+      <w:start w:val="1"/>
+      <w:numFmt w:val="bullet"/>
+      <w:lvlText w:val=""/>
+      <w:lvlJc w:val="left"/>
+      <w:pPr>
+        <w:tabs>
+          <w:tab w:val="num" w:pos="4320"/>
+        </w:tabs>
+        <w:ind w:left="4320" w:hanging="360"/>
+      </w:pPr>
+      <w:rPr>
+        <w:rFonts w:ascii="Symbol" w:hAnsi="Symbol" w:hint="default"/>
+        <w:sz w:val="20"/>
+      </w:rPr>
+    </w:lvl>
+    <w:lvl w:ilvl="6" w:tentative="1">
+      <w:start w:val="1"/>
+      <w:numFmt w:val="bullet"/>
+      <w:lvlText w:val=""/>
+      <w:lvlJc w:val="left"/>
+      <w:pPr>
+        <w:tabs>
+          <w:tab w:val="num" w:pos="5040"/>
+        </w:tabs>
+        <w:ind w:left="5040" w:hanging="360"/>
+      </w:pPr>
+      <w:rPr>
+        <w:rFonts w:ascii="Symbol" w:hAnsi="Symbol" w:hint="default"/>
+        <w:sz w:val="20"/>
+      </w:rPr>
+    </w:lvl>
+    <w:lvl w:ilvl="7" w:tentative="1">
+      <w:start w:val="1"/>
+      <w:numFmt w:val="bullet"/>
+      <w:lvlText w:val=""/>
+      <w:lvlJc w:val="left"/>
+      <w:pPr>
+        <w:tabs>
+          <w:tab w:val="num" w:pos="5760"/>
+        </w:tabs>
+        <w:ind w:left="5760" w:hanging="360"/>
+      </w:pPr>
+      <w:rPr>
+        <w:rFonts w:ascii="Symbol" w:hAnsi="Symbol" w:hint="default"/>
+        <w:sz w:val="20"/>
+      </w:rPr>
+    </w:lvl>
+    <w:lvl w:ilvl="8" w:tentative="1">
+      <w:start w:val="1"/>
+      <w:numFmt w:val="bullet"/>
+      <w:lvlText w:val=""/>
+      <w:lvlJc w:val="left"/>
+      <w:pPr>
+        <w:tabs>
+          <w:tab w:val="num" w:pos="6480"/>
+        </w:tabs>
+        <w:ind w:left="6480" w:hanging="360"/>
+      </w:pPr>
+      <w:rPr>
+        <w:rFonts w:ascii="Symbol" w:hAnsi="Symbol" w:hint="default"/>
+        <w:sz w:val="20"/>
+      </w:rPr>
+    </w:lvl>
+  </w:abstractNum>
+  <w:abstractNum w:abstractNumId="9" w15:restartNumberingAfterBreak="0">
     <w:nsid w:val="78AC2354"/>
     <w:multiLevelType w:val="multilevel"/>
     <w:tmpl w:val="25BC0FB4"/>
@@ -3838,7 +4573,7 @@
     </w:lvl>
   </w:abstractNum>
   <w:num w:numId="1" w16cid:durableId="68306064">
-    <w:abstractNumId w:val="8"/>
+    <w:abstractNumId w:val="9"/>
   </w:num>
   <w:num w:numId="2" w16cid:durableId="1024475608">
     <w:abstractNumId w:val="6"/>
@@ -3863,6 +4598,18 @@
   </w:num>
   <w:num w:numId="9" w16cid:durableId="1320115584">
     <w:abstractNumId w:val="1"/>
+  </w:num>
+  <w:num w:numId="10" w16cid:durableId="1792818857">
+    <w:abstractNumId w:val="8"/>
+    <w:lvlOverride w:ilvl="0">
+      <w:startOverride w:val="1"/>
+    </w:lvlOverride>
+  </w:num>
+  <w:num w:numId="11" w16cid:durableId="455105102">
+    <w:abstractNumId w:val="8"/>
+    <w:lvlOverride w:ilvl="0">
+      <w:startOverride w:val="2"/>
+    </w:lvlOverride>
   </w:num>
 </w:numbering>
 </file>

--- a/documents/Microservices.docx
+++ b/documents/Microservices.docx
@@ -1,6 +1,6 @@
 
 <file path=word/document.xml><?xml version="1.0" encoding="utf-8"?>
-<w:document xmlns:wpc="http://schemas.microsoft.com/office/word/2010/wordprocessingCanvas" xmlns:cx="http://schemas.microsoft.com/office/drawing/2014/chartex" xmlns:cx1="http://schemas.microsoft.com/office/drawing/2015/9/8/chartex" xmlns:cx2="http://schemas.microsoft.com/office/drawing/2015/10/21/chartex" xmlns:cx3="http://schemas.microsoft.com/office/drawing/2016/5/9/chartex" xmlns:cx4="http://schemas.microsoft.com/office/drawing/2016/5/10/chartex" xmlns:cx5="http://schemas.microsoft.com/office/drawing/2016/5/11/chartex" xmlns:cx6="http://schemas.microsoft.com/office/drawing/2016/5/12/chartex" xmlns:cx7="http://schemas.microsoft.com/office/drawing/2016/5/13/chartex" xmlns:cx8="http://schemas.microsoft.com/office/drawing/2016/5/14/chartex" xmlns:mc="http://schemas.openxmlformats.org/markup-compatibility/2006" xmlns:aink="http://schemas.microsoft.com/office/drawing/2016/ink" xmlns:am3d="http://schemas.microsoft.com/office/drawing/2017/model3d" xmlns:o="urn:schemas-microsoft-com:office:office" xmlns:oel="http://schemas.microsoft.com/office/2019/extlst" xmlns:r="http://schemas.openxmlformats.org/officeDocument/2006/relationships" xmlns:m="http://schemas.openxmlformats.org/officeDocument/2006/math" xmlns:v="urn:schemas-microsoft-com:vml" xmlns:wp14="http://schemas.microsoft.com/office/word/2010/wordprocessingDrawing" xmlns:wp="http://schemas.openxmlformats.org/drawingml/2006/wordprocessingDrawing" xmlns:w10="urn:schemas-microsoft-com:office:word" xmlns:w="http://schemas.openxmlformats.org/wordprocessingml/2006/main" xmlns:w14="http://schemas.microsoft.com/office/word/2010/wordml" xmlns:w15="http://schemas.microsoft.com/office/word/2012/wordml" xmlns:w16cex="http://schemas.microsoft.com/office/word/2018/wordml/cex" xmlns:w16cid="http://schemas.microsoft.com/office/word/2016/wordml/cid" xmlns:w16="http://schemas.microsoft.com/office/word/2018/wordml" xmlns:w16du="http://schemas.microsoft.com/office/word/2023/wordml/word16du" xmlns:w16sdtdh="http://schemas.microsoft.com/office/word/2020/wordml/sdtdatahash" xmlns:w16sdtfl="http://schemas.microsoft.com/office/word/2024/wordml/sdtformatlock" xmlns:w16se="http://schemas.microsoft.com/office/word/2015/wordml/symex" xmlns:wpg="http://schemas.microsoft.com/office/word/2010/wordprocessingGroup" xmlns:wpi="http://schemas.microsoft.com/office/word/2010/wordprocessingInk" xmlns:wne="http://schemas.microsoft.com/office/word/2006/wordml" xmlns:wps="http://schemas.microsoft.com/office/word/2010/wordprocessingShape" mc:Ignorable="w14 w15 w16se w16cid w16 w16cex w16sdtdh w16sdtfl w16du wp14">
+<w:document xmlns:ve="http://schemas.openxmlformats.org/markup-compatibility/2006" xmlns:o="urn:schemas-microsoft-com:office:office" xmlns:r="http://schemas.openxmlformats.org/officeDocument/2006/relationships" xmlns:m="http://schemas.openxmlformats.org/officeDocument/2006/math" xmlns:v="urn:schemas-microsoft-com:vml" xmlns:wp="http://schemas.openxmlformats.org/drawingml/2006/wordprocessingDrawing" xmlns:w10="urn:schemas-microsoft-com:office:word" xmlns:w="http://schemas.openxmlformats.org/wordprocessingml/2006/main" xmlns:wne="http://schemas.microsoft.com/office/word/2006/wordml">
   <w:body>
     <w:p>
       <w:pPr>
@@ -29,8 +29,9 @@
           <w:szCs w:val="24"/>
           <w:bdr w:val="none" w:sz="0" w:space="0" w:color="auto" w:frame="1"/>
         </w:rPr>
-        <w:t xml:space="preserve">1. </w:t>
-      </w:r>
+        <w:t xml:space="preserve">1. What is </w:t>
+      </w:r>
+      <w:proofErr w:type="spellStart"/>
       <w:r>
         <w:rPr>
           <w:rFonts w:eastAsia="Times New Roman" w:cstheme="minorHAnsi"/>
@@ -41,16 +42,10 @@
           <w:szCs w:val="24"/>
           <w:bdr w:val="none" w:sz="0" w:space="0" w:color="auto" w:frame="1"/>
         </w:rPr>
-        <w:t>What is Microservices Architecture?</w:t>
-      </w:r>
-    </w:p>
-    <w:p>
-      <w:pPr>
-        <w:shd w:val="clear" w:color="auto" w:fill="FFFFFF"/>
-        <w:spacing w:after="0" w:line="240" w:lineRule="auto"/>
-        <w:jc w:val="both"/>
-        <w:textAlignment w:val="baseline"/>
-        <w:outlineLvl w:val="2"/>
+        <w:t>Microservices</w:t>
+      </w:r>
+      <w:proofErr w:type="spellEnd"/>
+      <w:r>
         <w:rPr>
           <w:rFonts w:eastAsia="Times New Roman" w:cstheme="minorHAnsi"/>
           <w:b/>
@@ -60,7 +55,8 @@
           <w:szCs w:val="24"/>
           <w:bdr w:val="none" w:sz="0" w:space="0" w:color="auto" w:frame="1"/>
         </w:rPr>
-      </w:pPr>
+        <w:t xml:space="preserve"> Architecture?</w:t>
+      </w:r>
     </w:p>
     <w:p>
       <w:pPr>
@@ -70,44 +66,34 @@
         <w:textAlignment w:val="baseline"/>
         <w:outlineLvl w:val="2"/>
         <w:rPr>
-          <w:rFonts w:ascii="Open Sans" w:hAnsi="Open Sans"/>
+          <w:rFonts w:cstheme="minorHAnsi"/>
           <w:color w:val="000000"/>
           <w:sz w:val="21"/>
           <w:szCs w:val="21"/>
           <w:shd w:val="clear" w:color="auto" w:fill="FFFFFF"/>
         </w:rPr>
       </w:pPr>
-      <w:r>
-        <w:rPr>
-          <w:rFonts w:ascii="Open Sans" w:hAnsi="Open Sans"/>
+      <w:proofErr w:type="spellStart"/>
+      <w:r>
+        <w:rPr>
+          <w:rFonts w:cstheme="minorHAnsi"/>
           <w:color w:val="000000"/>
           <w:sz w:val="21"/>
           <w:szCs w:val="21"/>
           <w:shd w:val="clear" w:color="auto" w:fill="FFFFFF"/>
         </w:rPr>
-        <w:t xml:space="preserve">Microservices architecture allows avoiding monolith application for the large system. It provides loose coupling between collaborating processes which </w:t>
-      </w:r>
-      <w:proofErr w:type="gramStart"/>
-      <w:r>
-        <w:rPr>
-          <w:rFonts w:ascii="Open Sans" w:hAnsi="Open Sans"/>
+        <w:t>Microservices</w:t>
+      </w:r>
+      <w:proofErr w:type="spellEnd"/>
+      <w:r>
+        <w:rPr>
+          <w:rFonts w:cstheme="minorHAnsi"/>
           <w:color w:val="000000"/>
           <w:sz w:val="21"/>
           <w:szCs w:val="21"/>
           <w:shd w:val="clear" w:color="auto" w:fill="FFFFFF"/>
         </w:rPr>
-        <w:t>running</w:t>
-      </w:r>
-      <w:proofErr w:type="gramEnd"/>
-      <w:r>
-        <w:rPr>
-          <w:rFonts w:ascii="Open Sans" w:hAnsi="Open Sans"/>
-          <w:color w:val="000000"/>
-          <w:sz w:val="21"/>
-          <w:szCs w:val="21"/>
-          <w:shd w:val="clear" w:color="auto" w:fill="FFFFFF"/>
-        </w:rPr>
-        <w:t xml:space="preserve"> independently in different environments with tight cohesion.</w:t>
+        <w:t xml:space="preserve"> architecture allows avoiding monolith application for the large system. It provides loose coupling between collaborating processes which running independently in different environments with tight cohesion.</w:t>
       </w:r>
     </w:p>
     <w:p>
@@ -118,7 +104,7 @@
         <w:textAlignment w:val="baseline"/>
         <w:outlineLvl w:val="2"/>
         <w:rPr>
-          <w:rFonts w:ascii="Open Sans" w:hAnsi="Open Sans"/>
+          <w:rFonts w:cstheme="minorHAnsi"/>
           <w:color w:val="000000"/>
           <w:sz w:val="21"/>
           <w:szCs w:val="21"/>
@@ -137,7 +123,7 @@
         <w:ind w:left="600"/>
         <w:textAlignment w:val="baseline"/>
         <w:rPr>
-          <w:rFonts w:ascii="Open Sans" w:eastAsia="Times New Roman" w:hAnsi="Open Sans" w:cs="Times New Roman"/>
+          <w:rFonts w:eastAsia="Times New Roman" w:cstheme="minorHAnsi"/>
           <w:color w:val="000000"/>
           <w:sz w:val="21"/>
           <w:szCs w:val="21"/>
@@ -145,7 +131,7 @@
       </w:pPr>
       <w:r>
         <w:rPr>
-          <w:rFonts w:ascii="inherit" w:eastAsia="Times New Roman" w:hAnsi="inherit" w:cs="Times New Roman"/>
+          <w:rFonts w:eastAsia="Times New Roman" w:cstheme="minorHAnsi"/>
           <w:b/>
           <w:bCs/>
           <w:i/>
@@ -159,7 +145,7 @@
       </w:r>
       <w:r>
         <w:rPr>
-          <w:rFonts w:ascii="Open Sans" w:eastAsia="Times New Roman" w:hAnsi="Open Sans" w:cs="Times New Roman"/>
+          <w:rFonts w:eastAsia="Times New Roman" w:cstheme="minorHAnsi"/>
           <w:color w:val="000000"/>
           <w:sz w:val="21"/>
           <w:szCs w:val="21"/>
@@ -178,7 +164,7 @@
         <w:ind w:left="600"/>
         <w:textAlignment w:val="baseline"/>
         <w:rPr>
-          <w:rFonts w:ascii="Open Sans" w:eastAsia="Times New Roman" w:hAnsi="Open Sans" w:cs="Times New Roman"/>
+          <w:rFonts w:eastAsia="Times New Roman" w:cstheme="minorHAnsi"/>
           <w:color w:val="000000"/>
           <w:sz w:val="21"/>
           <w:szCs w:val="21"/>
@@ -186,7 +172,7 @@
       </w:pPr>
       <w:r>
         <w:rPr>
-          <w:rFonts w:ascii="inherit" w:eastAsia="Times New Roman" w:hAnsi="inherit" w:cs="Times New Roman"/>
+          <w:rFonts w:eastAsia="Times New Roman" w:cstheme="minorHAnsi"/>
           <w:b/>
           <w:bCs/>
           <w:i/>
@@ -200,32 +186,12 @@
       </w:r>
       <w:r>
         <w:rPr>
-          <w:rFonts w:ascii="Open Sans" w:eastAsia="Times New Roman" w:hAnsi="Open Sans" w:cs="Times New Roman"/>
+          <w:rFonts w:eastAsia="Times New Roman" w:cstheme="minorHAnsi"/>
           <w:color w:val="000000"/>
           <w:sz w:val="21"/>
           <w:szCs w:val="21"/>
         </w:rPr>
-        <w:t xml:space="preserve">– Code </w:t>
-      </w:r>
-      <w:proofErr w:type="gramStart"/>
-      <w:r>
-        <w:rPr>
-          <w:rFonts w:ascii="Open Sans" w:eastAsia="Times New Roman" w:hAnsi="Open Sans" w:cs="Times New Roman"/>
-          <w:color w:val="000000"/>
-          <w:sz w:val="21"/>
-          <w:szCs w:val="21"/>
-        </w:rPr>
-        <w:t>perform</w:t>
-      </w:r>
-      <w:proofErr w:type="gramEnd"/>
-      <w:r>
-        <w:rPr>
-          <w:rFonts w:ascii="Open Sans" w:eastAsia="Times New Roman" w:hAnsi="Open Sans" w:cs="Times New Roman"/>
-          <w:color w:val="000000"/>
-          <w:sz w:val="21"/>
-          <w:szCs w:val="21"/>
-        </w:rPr>
-        <w:t xml:space="preserve"> a single well-defined task</w:t>
+        <w:t>– Code perform a single well-defined task</w:t>
       </w:r>
     </w:p>
     <w:p>
@@ -254,7 +220,7 @@
         <w:ind w:left="600"/>
         <w:textAlignment w:val="baseline"/>
         <w:rPr>
-          <w:rFonts w:ascii="Open Sans" w:eastAsia="Times New Roman" w:hAnsi="Open Sans" w:cs="Times New Roman"/>
+          <w:rFonts w:eastAsia="Times New Roman" w:cstheme="minorHAnsi"/>
           <w:color w:val="000000"/>
           <w:sz w:val="21"/>
           <w:szCs w:val="21"/>
@@ -262,7 +228,7 @@
       </w:pPr>
       <w:r>
         <w:rPr>
-          <w:rFonts w:ascii="inherit" w:eastAsia="Times New Roman" w:hAnsi="inherit" w:cs="Times New Roman"/>
+          <w:rFonts w:eastAsia="Times New Roman" w:cstheme="minorHAnsi"/>
           <w:b/>
           <w:bCs/>
           <w:i/>
@@ -276,32 +242,12 @@
       </w:r>
       <w:r>
         <w:rPr>
-          <w:rFonts w:ascii="Open Sans" w:eastAsia="Times New Roman" w:hAnsi="Open Sans" w:cs="Times New Roman"/>
+          <w:rFonts w:eastAsia="Times New Roman" w:cstheme="minorHAnsi"/>
           <w:color w:val="000000"/>
           <w:sz w:val="21"/>
           <w:szCs w:val="21"/>
         </w:rPr>
-        <w:t xml:space="preserve">– Application build from collaboration services or processes, so any process </w:t>
-      </w:r>
-      <w:proofErr w:type="gramStart"/>
-      <w:r>
-        <w:rPr>
-          <w:rFonts w:ascii="Open Sans" w:eastAsia="Times New Roman" w:hAnsi="Open Sans" w:cs="Times New Roman"/>
-          <w:color w:val="000000"/>
-          <w:sz w:val="21"/>
-          <w:szCs w:val="21"/>
-        </w:rPr>
-        <w:t>change</w:t>
-      </w:r>
-      <w:proofErr w:type="gramEnd"/>
-      <w:r>
-        <w:rPr>
-          <w:rFonts w:ascii="Open Sans" w:eastAsia="Times New Roman" w:hAnsi="Open Sans" w:cs="Times New Roman"/>
-          <w:color w:val="000000"/>
-          <w:sz w:val="21"/>
-          <w:szCs w:val="21"/>
-        </w:rPr>
-        <w:t xml:space="preserve"> without affecting another process.</w:t>
+        <w:t>– Application build from collaboration services or processes, so any process change without affecting another process.</w:t>
       </w:r>
     </w:p>
     <w:p>
@@ -315,7 +261,7 @@
         <w:ind w:left="600"/>
         <w:textAlignment w:val="baseline"/>
         <w:rPr>
-          <w:rFonts w:ascii="Open Sans" w:eastAsia="Times New Roman" w:hAnsi="Open Sans" w:cs="Times New Roman"/>
+          <w:rFonts w:eastAsia="Times New Roman" w:cstheme="minorHAnsi"/>
           <w:color w:val="000000"/>
           <w:sz w:val="21"/>
           <w:szCs w:val="21"/>
@@ -323,7 +269,7 @@
       </w:pPr>
       <w:r>
         <w:rPr>
-          <w:rFonts w:ascii="inherit" w:eastAsia="Times New Roman" w:hAnsi="inherit" w:cs="Times New Roman"/>
+          <w:rFonts w:eastAsia="Times New Roman" w:cstheme="minorHAnsi"/>
           <w:b/>
           <w:bCs/>
           <w:i/>
@@ -337,7 +283,7 @@
       </w:r>
       <w:r>
         <w:rPr>
-          <w:rFonts w:ascii="Open Sans" w:eastAsia="Times New Roman" w:hAnsi="Open Sans" w:cs="Times New Roman"/>
+          <w:rFonts w:eastAsia="Times New Roman" w:cstheme="minorHAnsi"/>
           <w:color w:val="000000"/>
           <w:sz w:val="21"/>
           <w:szCs w:val="21"/>
@@ -362,21 +308,6 @@
     </w:p>
     <w:p>
       <w:pPr>
-        <w:shd w:val="clear" w:color="auto" w:fill="FFFFFF"/>
-        <w:spacing w:after="0" w:line="240" w:lineRule="auto"/>
-        <w:jc w:val="both"/>
-        <w:textAlignment w:val="baseline"/>
-        <w:outlineLvl w:val="2"/>
-        <w:rPr>
-          <w:rFonts w:eastAsia="Times New Roman" w:cstheme="minorHAnsi"/>
-          <w:color w:val="000000"/>
-          <w:sz w:val="24"/>
-          <w:szCs w:val="24"/>
-        </w:rPr>
-      </w:pPr>
-    </w:p>
-    <w:p>
-      <w:pPr>
         <w:pStyle w:val="Heading2"/>
         <w:shd w:val="clear" w:color="auto" w:fill="FFFFFF"/>
         <w:spacing w:before="0"/>
@@ -390,16 +321,7 @@
           <w:szCs w:val="22"/>
         </w:rPr>
       </w:pPr>
-      <w:r>
-        <w:rPr>
-          <w:rFonts w:ascii="inherit" w:hAnsi="inherit"/>
-          <w:color w:val="000000"/>
-          <w:sz w:val="42"/>
-          <w:szCs w:val="42"/>
-          <w:bdr w:val="none" w:sz="0" w:space="0" w:color="auto" w:frame="1"/>
-        </w:rPr>
-        <w:t> </w:t>
-      </w:r>
+      <w:proofErr w:type="spellStart"/>
       <w:r>
         <w:rPr>
           <w:rFonts w:asciiTheme="minorHAnsi" w:hAnsiTheme="minorHAnsi" w:cstheme="minorHAnsi"/>
@@ -409,7 +331,19 @@
           <w:szCs w:val="22"/>
           <w:bdr w:val="none" w:sz="0" w:space="0" w:color="auto" w:frame="1"/>
         </w:rPr>
-        <w:t>Microservices Benefits</w:t>
+        <w:t>Microservices</w:t>
+      </w:r>
+      <w:proofErr w:type="spellEnd"/>
+      <w:r>
+        <w:rPr>
+          <w:rFonts w:asciiTheme="minorHAnsi" w:hAnsiTheme="minorHAnsi" w:cstheme="minorHAnsi"/>
+          <w:b/>
+          <w:color w:val="000000"/>
+          <w:sz w:val="22"/>
+          <w:szCs w:val="22"/>
+          <w:bdr w:val="none" w:sz="0" w:space="0" w:color="auto" w:frame="1"/>
+        </w:rPr>
+        <w:t xml:space="preserve"> Benefits</w:t>
       </w:r>
     </w:p>
     <w:p>
@@ -423,7 +357,7 @@
         <w:ind w:left="600"/>
         <w:textAlignment w:val="baseline"/>
         <w:rPr>
-          <w:rFonts w:ascii="Open Sans" w:hAnsi="Open Sans"/>
+          <w:rFonts w:cstheme="minorHAnsi"/>
           <w:color w:val="000000"/>
           <w:sz w:val="21"/>
           <w:szCs w:val="21"/>
@@ -431,7 +365,7 @@
       </w:pPr>
       <w:r>
         <w:rPr>
-          <w:rFonts w:ascii="Open Sans" w:hAnsi="Open Sans"/>
+          <w:rFonts w:cstheme="minorHAnsi"/>
           <w:color w:val="000000"/>
           <w:sz w:val="21"/>
           <w:szCs w:val="21"/>
@@ -450,7 +384,7 @@
         <w:ind w:left="600"/>
         <w:textAlignment w:val="baseline"/>
         <w:rPr>
-          <w:rFonts w:ascii="Open Sans" w:hAnsi="Open Sans"/>
+          <w:rFonts w:cstheme="minorHAnsi"/>
           <w:color w:val="000000"/>
           <w:sz w:val="21"/>
           <w:szCs w:val="21"/>
@@ -458,7 +392,7 @@
       </w:pPr>
       <w:r>
         <w:rPr>
-          <w:rFonts w:ascii="Open Sans" w:hAnsi="Open Sans"/>
+          <w:rFonts w:cstheme="minorHAnsi"/>
           <w:color w:val="000000"/>
           <w:sz w:val="21"/>
           <w:szCs w:val="21"/>
@@ -477,7 +411,7 @@
         <w:ind w:left="600"/>
         <w:textAlignment w:val="baseline"/>
         <w:rPr>
-          <w:rFonts w:ascii="Open Sans" w:hAnsi="Open Sans"/>
+          <w:rFonts w:cstheme="minorHAnsi"/>
           <w:color w:val="000000"/>
           <w:sz w:val="21"/>
           <w:szCs w:val="21"/>
@@ -485,7 +419,7 @@
       </w:pPr>
       <w:r>
         <w:rPr>
-          <w:rFonts w:ascii="Open Sans" w:hAnsi="Open Sans"/>
+          <w:rFonts w:cstheme="minorHAnsi"/>
           <w:color w:val="000000"/>
           <w:sz w:val="21"/>
           <w:szCs w:val="21"/>
@@ -504,7 +438,7 @@
         <w:ind w:left="600"/>
         <w:textAlignment w:val="baseline"/>
         <w:rPr>
-          <w:rFonts w:ascii="Open Sans" w:hAnsi="Open Sans"/>
+          <w:rFonts w:cstheme="minorHAnsi"/>
           <w:color w:val="000000"/>
           <w:sz w:val="21"/>
           <w:szCs w:val="21"/>
@@ -512,32 +446,12 @@
       </w:pPr>
       <w:r>
         <w:rPr>
-          <w:rFonts w:ascii="Open Sans" w:hAnsi="Open Sans"/>
+          <w:rFonts w:cstheme="minorHAnsi"/>
           <w:color w:val="000000"/>
           <w:sz w:val="21"/>
           <w:szCs w:val="21"/>
         </w:rPr>
-        <w:t xml:space="preserve">Fault </w:t>
-      </w:r>
-      <w:proofErr w:type="gramStart"/>
-      <w:r>
-        <w:rPr>
-          <w:rFonts w:ascii="Open Sans" w:hAnsi="Open Sans"/>
-          <w:color w:val="000000"/>
-          <w:sz w:val="21"/>
-          <w:szCs w:val="21"/>
-        </w:rPr>
-        <w:t>isolation</w:t>
-      </w:r>
-      <w:proofErr w:type="gramEnd"/>
-      <w:r>
-        <w:rPr>
-          <w:rFonts w:ascii="Open Sans" w:hAnsi="Open Sans"/>
-          <w:color w:val="000000"/>
-          <w:sz w:val="21"/>
-          <w:szCs w:val="21"/>
-        </w:rPr>
-        <w:t xml:space="preserve"> i.e. a process failure should not bring the whole system down.</w:t>
+        <w:t>Fault isolation i.e. a process failure should not bring the whole system down.</w:t>
       </w:r>
     </w:p>
     <w:p>
@@ -551,7 +465,7 @@
         <w:ind w:left="600"/>
         <w:textAlignment w:val="baseline"/>
         <w:rPr>
-          <w:rFonts w:ascii="Open Sans" w:hAnsi="Open Sans"/>
+          <w:rFonts w:cstheme="minorHAnsi"/>
           <w:color w:val="000000"/>
           <w:sz w:val="21"/>
           <w:szCs w:val="21"/>
@@ -559,7 +473,7 @@
       </w:pPr>
       <w:r>
         <w:rPr>
-          <w:rFonts w:ascii="Open Sans" w:hAnsi="Open Sans"/>
+          <w:rFonts w:cstheme="minorHAnsi"/>
           <w:color w:val="000000"/>
           <w:sz w:val="21"/>
           <w:szCs w:val="21"/>
@@ -578,7 +492,7 @@
         <w:ind w:left="600"/>
         <w:textAlignment w:val="baseline"/>
         <w:rPr>
-          <w:rFonts w:ascii="Open Sans" w:hAnsi="Open Sans"/>
+          <w:rFonts w:cstheme="minorHAnsi"/>
           <w:color w:val="000000"/>
           <w:sz w:val="21"/>
           <w:szCs w:val="21"/>
@@ -586,7 +500,7 @@
       </w:pPr>
       <w:r>
         <w:rPr>
-          <w:rFonts w:ascii="Open Sans" w:hAnsi="Open Sans"/>
+          <w:rFonts w:cstheme="minorHAnsi"/>
           <w:color w:val="000000"/>
           <w:sz w:val="21"/>
           <w:szCs w:val="21"/>
@@ -605,7 +519,7 @@
         <w:ind w:left="600"/>
         <w:textAlignment w:val="baseline"/>
         <w:rPr>
-          <w:rFonts w:ascii="Open Sans" w:hAnsi="Open Sans"/>
+          <w:rFonts w:cstheme="minorHAnsi"/>
           <w:color w:val="000000"/>
           <w:sz w:val="21"/>
           <w:szCs w:val="21"/>
@@ -613,7 +527,7 @@
       </w:pPr>
       <w:r>
         <w:rPr>
-          <w:rFonts w:ascii="Open Sans" w:hAnsi="Open Sans"/>
+          <w:rFonts w:cstheme="minorHAnsi"/>
           <w:color w:val="000000"/>
           <w:sz w:val="21"/>
           <w:szCs w:val="21"/>
@@ -627,20 +541,7 @@
         <w:spacing w:after="0" w:line="240" w:lineRule="auto"/>
         <w:textAlignment w:val="baseline"/>
         <w:rPr>
-          <w:rFonts w:ascii="Open Sans" w:hAnsi="Open Sans"/>
-          <w:color w:val="000000"/>
-          <w:sz w:val="21"/>
-          <w:szCs w:val="21"/>
-        </w:rPr>
-      </w:pPr>
-    </w:p>
-    <w:p>
-      <w:pPr>
-        <w:shd w:val="clear" w:color="auto" w:fill="FFFFFF"/>
-        <w:spacing w:after="0" w:line="240" w:lineRule="auto"/>
-        <w:textAlignment w:val="baseline"/>
-        <w:rPr>
-          <w:rFonts w:ascii="Open Sans" w:hAnsi="Open Sans"/>
+          <w:rFonts w:cstheme="minorHAnsi"/>
           <w:color w:val="000000"/>
           <w:sz w:val="21"/>
           <w:szCs w:val="21"/>
@@ -654,7 +555,7 @@
         <w:spacing w:line="312" w:lineRule="atLeast"/>
         <w:jc w:val="both"/>
         <w:rPr>
-          <w:rFonts w:ascii="Times New Roman" w:hAnsi="Times New Roman" w:cs="Times New Roman"/>
+          <w:rFonts w:asciiTheme="minorHAnsi" w:hAnsiTheme="minorHAnsi" w:cstheme="minorHAnsi"/>
           <w:color w:val="610B38"/>
           <w:sz w:val="22"/>
           <w:szCs w:val="22"/>
@@ -662,15 +563,28 @@
       </w:pPr>
       <w:r>
         <w:rPr>
-          <w:rFonts w:ascii="Times New Roman" w:hAnsi="Times New Roman" w:cs="Times New Roman"/>
+          <w:rFonts w:asciiTheme="minorHAnsi" w:hAnsiTheme="minorHAnsi" w:cstheme="minorHAnsi"/>
           <w:b/>
           <w:bCs/>
           <w:color w:val="610B38"/>
           <w:sz w:val="22"/>
           <w:szCs w:val="22"/>
         </w:rPr>
-        <w:t>Principles of Microservices</w:t>
-      </w:r>
+        <w:t xml:space="preserve">Principles of </w:t>
+      </w:r>
+      <w:proofErr w:type="spellStart"/>
+      <w:r>
+        <w:rPr>
+          <w:rFonts w:asciiTheme="minorHAnsi" w:hAnsiTheme="minorHAnsi" w:cstheme="minorHAnsi"/>
+          <w:b/>
+          <w:bCs/>
+          <w:color w:val="610B38"/>
+          <w:sz w:val="22"/>
+          <w:szCs w:val="22"/>
+        </w:rPr>
+        <w:t>Microservices</w:t>
+      </w:r>
+      <w:proofErr w:type="spellEnd"/>
     </w:p>
     <w:p>
       <w:pPr>
@@ -678,6 +592,7 @@
         <w:shd w:val="clear" w:color="auto" w:fill="FFFFFF"/>
         <w:jc w:val="both"/>
         <w:rPr>
+          <w:rFonts w:asciiTheme="minorHAnsi" w:hAnsiTheme="minorHAnsi" w:cstheme="minorHAnsi"/>
           <w:color w:val="333333"/>
           <w:sz w:val="22"/>
           <w:szCs w:val="22"/>
@@ -685,11 +600,32 @@
       </w:pPr>
       <w:r>
         <w:rPr>
+          <w:rFonts w:asciiTheme="minorHAnsi" w:hAnsiTheme="minorHAnsi" w:cstheme="minorHAnsi"/>
           <w:color w:val="333333"/>
           <w:sz w:val="22"/>
           <w:szCs w:val="22"/>
         </w:rPr>
-        <w:t>There are the following principles of Microservices:</w:t>
+        <w:t xml:space="preserve">There are the following principles of </w:t>
+      </w:r>
+      <w:proofErr w:type="spellStart"/>
+      <w:r>
+        <w:rPr>
+          <w:rFonts w:asciiTheme="minorHAnsi" w:hAnsiTheme="minorHAnsi" w:cstheme="minorHAnsi"/>
+          <w:color w:val="333333"/>
+          <w:sz w:val="22"/>
+          <w:szCs w:val="22"/>
+        </w:rPr>
+        <w:t>Microservices</w:t>
+      </w:r>
+      <w:proofErr w:type="spellEnd"/>
+      <w:r>
+        <w:rPr>
+          <w:rFonts w:asciiTheme="minorHAnsi" w:hAnsiTheme="minorHAnsi" w:cstheme="minorHAnsi"/>
+          <w:color w:val="333333"/>
+          <w:sz w:val="22"/>
+          <w:szCs w:val="22"/>
+        </w:rPr>
+        <w:t>:</w:t>
       </w:r>
     </w:p>
     <w:p>
@@ -702,13 +638,13 @@
         <w:spacing w:before="60" w:after="100" w:afterAutospacing="1" w:line="375" w:lineRule="atLeast"/>
         <w:jc w:val="both"/>
         <w:rPr>
-          <w:rFonts w:ascii="Times New Roman" w:hAnsi="Times New Roman" w:cs="Times New Roman"/>
+          <w:rFonts w:cstheme="minorHAnsi"/>
           <w:color w:val="000000"/>
         </w:rPr>
       </w:pPr>
       <w:r>
         <w:rPr>
-          <w:rFonts w:ascii="Times New Roman" w:hAnsi="Times New Roman" w:cs="Times New Roman"/>
+          <w:rFonts w:cstheme="minorHAnsi"/>
           <w:color w:val="000000"/>
         </w:rPr>
         <w:t>Single Responsibility principle</w:t>
@@ -724,16 +660,25 @@
         <w:spacing w:before="60" w:after="100" w:afterAutospacing="1" w:line="375" w:lineRule="atLeast"/>
         <w:jc w:val="both"/>
         <w:rPr>
-          <w:rFonts w:ascii="Times New Roman" w:hAnsi="Times New Roman" w:cs="Times New Roman"/>
+          <w:rFonts w:cstheme="minorHAnsi"/>
           <w:color w:val="000000"/>
         </w:rPr>
       </w:pPr>
-      <w:r>
-        <w:rPr>
-          <w:rFonts w:ascii="Times New Roman" w:hAnsi="Times New Roman" w:cs="Times New Roman"/>
+      <w:proofErr w:type="spellStart"/>
+      <w:r>
+        <w:rPr>
+          <w:rFonts w:cstheme="minorHAnsi"/>
           <w:color w:val="000000"/>
         </w:rPr>
-        <w:t>Modelled around business domain</w:t>
+        <w:t>Modelled</w:t>
+      </w:r>
+      <w:proofErr w:type="spellEnd"/>
+      <w:r>
+        <w:rPr>
+          <w:rFonts w:cstheme="minorHAnsi"/>
+          <w:color w:val="000000"/>
+        </w:rPr>
+        <w:t xml:space="preserve"> around business domain</w:t>
       </w:r>
     </w:p>
     <w:p>
@@ -746,13 +691,13 @@
         <w:spacing w:before="60" w:after="100" w:afterAutospacing="1" w:line="375" w:lineRule="atLeast"/>
         <w:jc w:val="both"/>
         <w:rPr>
-          <w:rFonts w:ascii="Times New Roman" w:hAnsi="Times New Roman" w:cs="Times New Roman"/>
+          <w:rFonts w:cstheme="minorHAnsi"/>
           <w:color w:val="000000"/>
         </w:rPr>
       </w:pPr>
       <w:r>
         <w:rPr>
-          <w:rFonts w:ascii="Times New Roman" w:hAnsi="Times New Roman" w:cs="Times New Roman"/>
+          <w:rFonts w:cstheme="minorHAnsi"/>
           <w:color w:val="000000"/>
         </w:rPr>
         <w:t>Isolate Failure</w:t>
@@ -768,13 +713,13 @@
         <w:spacing w:before="60" w:after="100" w:afterAutospacing="1" w:line="375" w:lineRule="atLeast"/>
         <w:jc w:val="both"/>
         <w:rPr>
-          <w:rFonts w:ascii="Times New Roman" w:hAnsi="Times New Roman" w:cs="Times New Roman"/>
+          <w:rFonts w:cstheme="minorHAnsi"/>
           <w:color w:val="000000"/>
         </w:rPr>
       </w:pPr>
       <w:r>
         <w:rPr>
-          <w:rFonts w:ascii="Times New Roman" w:hAnsi="Times New Roman" w:cs="Times New Roman"/>
+          <w:rFonts w:cstheme="minorHAnsi"/>
           <w:color w:val="000000"/>
         </w:rPr>
         <w:t>Infrastructure automation</w:t>
@@ -790,30 +735,17 @@
         <w:spacing w:before="60" w:after="100" w:afterAutospacing="1" w:line="375" w:lineRule="atLeast"/>
         <w:jc w:val="both"/>
         <w:rPr>
-          <w:rFonts w:ascii="Times New Roman" w:hAnsi="Times New Roman" w:cs="Times New Roman"/>
+          <w:rFonts w:cstheme="minorHAnsi"/>
           <w:color w:val="000000"/>
         </w:rPr>
       </w:pPr>
       <w:r>
         <w:rPr>
-          <w:rFonts w:ascii="Times New Roman" w:hAnsi="Times New Roman" w:cs="Times New Roman"/>
+          <w:rFonts w:cstheme="minorHAnsi"/>
           <w:color w:val="000000"/>
         </w:rPr>
         <w:t>Deploy independently</w:t>
       </w:r>
-    </w:p>
-    <w:p>
-      <w:pPr>
-        <w:shd w:val="clear" w:color="auto" w:fill="FFFFFF"/>
-        <w:spacing w:after="0" w:line="240" w:lineRule="auto"/>
-        <w:jc w:val="both"/>
-        <w:textAlignment w:val="baseline"/>
-        <w:outlineLvl w:val="2"/>
-        <w:rPr>
-          <w:rFonts w:ascii="Times New Roman" w:eastAsia="Times New Roman" w:hAnsi="Times New Roman" w:cs="Times New Roman"/>
-          <w:color w:val="000000"/>
-        </w:rPr>
-      </w:pPr>
     </w:p>
     <w:p>
       <w:pPr>
@@ -822,7 +754,7 @@
         <w:spacing w:line="312" w:lineRule="atLeast"/>
         <w:jc w:val="both"/>
         <w:rPr>
-          <w:rFonts w:ascii="Times New Roman" w:hAnsi="Times New Roman" w:cs="Times New Roman"/>
+          <w:rFonts w:asciiTheme="minorHAnsi" w:hAnsiTheme="minorHAnsi" w:cstheme="minorHAnsi"/>
           <w:color w:val="610B38"/>
           <w:sz w:val="22"/>
           <w:szCs w:val="22"/>
@@ -830,15 +762,28 @@
       </w:pPr>
       <w:r>
         <w:rPr>
-          <w:rFonts w:ascii="Times New Roman" w:hAnsi="Times New Roman" w:cs="Times New Roman"/>
+          <w:rFonts w:asciiTheme="minorHAnsi" w:hAnsiTheme="minorHAnsi" w:cstheme="minorHAnsi"/>
           <w:b/>
           <w:bCs/>
           <w:color w:val="610B38"/>
           <w:sz w:val="22"/>
           <w:szCs w:val="22"/>
         </w:rPr>
-        <w:t>Disadvantages of Microservices</w:t>
-      </w:r>
+        <w:t xml:space="preserve">Disadvantages of </w:t>
+      </w:r>
+      <w:proofErr w:type="spellStart"/>
+      <w:r>
+        <w:rPr>
+          <w:rFonts w:asciiTheme="minorHAnsi" w:hAnsiTheme="minorHAnsi" w:cstheme="minorHAnsi"/>
+          <w:b/>
+          <w:bCs/>
+          <w:color w:val="610B38"/>
+          <w:sz w:val="22"/>
+          <w:szCs w:val="22"/>
+        </w:rPr>
+        <w:t>Microservices</w:t>
+      </w:r>
+      <w:proofErr w:type="spellEnd"/>
     </w:p>
     <w:p>
       <w:pPr>
@@ -850,16 +795,25 @@
         <w:spacing w:before="60" w:after="100" w:afterAutospacing="1" w:line="375" w:lineRule="atLeast"/>
         <w:jc w:val="both"/>
         <w:rPr>
-          <w:rFonts w:ascii="Times New Roman" w:hAnsi="Times New Roman" w:cs="Times New Roman"/>
+          <w:rFonts w:cstheme="minorHAnsi"/>
           <w:color w:val="000000"/>
         </w:rPr>
       </w:pPr>
-      <w:r>
-        <w:rPr>
-          <w:rFonts w:ascii="Times New Roman" w:hAnsi="Times New Roman" w:cs="Times New Roman"/>
+      <w:proofErr w:type="spellStart"/>
+      <w:r>
+        <w:rPr>
+          <w:rFonts w:cstheme="minorHAnsi"/>
           <w:color w:val="000000"/>
         </w:rPr>
-        <w:t>Microservices has all the associated complexities of the distributed system.</w:t>
+        <w:t>Microservices</w:t>
+      </w:r>
+      <w:proofErr w:type="spellEnd"/>
+      <w:r>
+        <w:rPr>
+          <w:rFonts w:cstheme="minorHAnsi"/>
+          <w:color w:val="000000"/>
+        </w:rPr>
+        <w:t xml:space="preserve"> has all the associated complexities of the distributed system.</w:t>
       </w:r>
     </w:p>
     <w:p>
@@ -872,13 +826,13 @@
         <w:spacing w:before="60" w:after="100" w:afterAutospacing="1" w:line="375" w:lineRule="atLeast"/>
         <w:jc w:val="both"/>
         <w:rPr>
-          <w:rFonts w:ascii="Times New Roman" w:hAnsi="Times New Roman" w:cs="Times New Roman"/>
+          <w:rFonts w:cstheme="minorHAnsi"/>
           <w:color w:val="000000"/>
         </w:rPr>
       </w:pPr>
       <w:r>
         <w:rPr>
-          <w:rFonts w:ascii="Times New Roman" w:hAnsi="Times New Roman" w:cs="Times New Roman"/>
+          <w:rFonts w:cstheme="minorHAnsi"/>
           <w:color w:val="000000"/>
         </w:rPr>
         <w:t>There is a higher chance of failure during communication between different services.</w:t>
@@ -894,32 +848,16 @@
         <w:spacing w:before="60" w:after="100" w:afterAutospacing="1" w:line="375" w:lineRule="atLeast"/>
         <w:jc w:val="both"/>
         <w:rPr>
-          <w:rFonts w:ascii="Times New Roman" w:hAnsi="Times New Roman" w:cs="Times New Roman"/>
+          <w:rFonts w:cstheme="minorHAnsi"/>
           <w:color w:val="000000"/>
         </w:rPr>
       </w:pPr>
       <w:r>
         <w:rPr>
-          <w:rFonts w:ascii="Times New Roman" w:hAnsi="Times New Roman" w:cs="Times New Roman"/>
+          <w:rFonts w:cstheme="minorHAnsi"/>
           <w:color w:val="000000"/>
         </w:rPr>
-        <w:t xml:space="preserve">Difficult to manage </w:t>
-      </w:r>
-      <w:proofErr w:type="gramStart"/>
-      <w:r>
-        <w:rPr>
-          <w:rFonts w:ascii="Times New Roman" w:hAnsi="Times New Roman" w:cs="Times New Roman"/>
-          <w:color w:val="000000"/>
-        </w:rPr>
-        <w:t>a large number of</w:t>
-      </w:r>
-      <w:proofErr w:type="gramEnd"/>
-      <w:r>
-        <w:rPr>
-          <w:rFonts w:ascii="Times New Roman" w:hAnsi="Times New Roman" w:cs="Times New Roman"/>
-          <w:color w:val="000000"/>
-        </w:rPr>
-        <w:t xml:space="preserve"> services.</w:t>
+        <w:t>Difficult to manage a large number of services.</w:t>
       </w:r>
     </w:p>
     <w:p>
@@ -932,33 +870,16 @@
         <w:spacing w:before="60" w:after="100" w:afterAutospacing="1" w:line="375" w:lineRule="atLeast"/>
         <w:jc w:val="both"/>
         <w:rPr>
-          <w:rFonts w:ascii="Times New Roman" w:hAnsi="Times New Roman" w:cs="Times New Roman"/>
+          <w:rFonts w:cstheme="minorHAnsi"/>
           <w:color w:val="000000"/>
         </w:rPr>
       </w:pPr>
       <w:r>
         <w:rPr>
-          <w:rFonts w:ascii="Times New Roman" w:hAnsi="Times New Roman" w:cs="Times New Roman"/>
+          <w:rFonts w:cstheme="minorHAnsi"/>
           <w:color w:val="000000"/>
         </w:rPr>
-        <w:lastRenderedPageBreak/>
-        <w:t xml:space="preserve">The developer needs to </w:t>
-      </w:r>
-      <w:proofErr w:type="gramStart"/>
-      <w:r>
-        <w:rPr>
-          <w:rFonts w:ascii="Times New Roman" w:hAnsi="Times New Roman" w:cs="Times New Roman"/>
-          <w:color w:val="000000"/>
-        </w:rPr>
-        <w:t>solve the problem</w:t>
-      </w:r>
-      <w:proofErr w:type="gramEnd"/>
-      <w:r>
-        <w:rPr>
-          <w:rFonts w:ascii="Times New Roman" w:hAnsi="Times New Roman" w:cs="Times New Roman"/>
-          <w:color w:val="000000"/>
-        </w:rPr>
-        <w:t>, such as network latency and load balancing.</w:t>
+        <w:t>The developer needs to solve the problem, such as network latency and load balancing.</w:t>
       </w:r>
     </w:p>
     <w:p>
@@ -971,13 +892,13 @@
         <w:spacing w:before="60" w:after="100" w:afterAutospacing="1" w:line="375" w:lineRule="atLeast"/>
         <w:jc w:val="both"/>
         <w:rPr>
-          <w:rFonts w:ascii="Times New Roman" w:hAnsi="Times New Roman" w:cs="Times New Roman"/>
+          <w:rFonts w:cstheme="minorHAnsi"/>
           <w:color w:val="000000"/>
         </w:rPr>
       </w:pPr>
       <w:r>
         <w:rPr>
-          <w:rFonts w:ascii="Times New Roman" w:hAnsi="Times New Roman" w:cs="Times New Roman"/>
+          <w:rFonts w:cstheme="minorHAnsi"/>
           <w:color w:val="000000"/>
         </w:rPr>
         <w:t>Complex testing over a distributed environment.</w:t>
@@ -987,22 +908,45 @@
       <w:pPr>
         <w:pStyle w:val="Heading3"/>
         <w:rPr>
-          <w:rFonts w:ascii="Segoe UI" w:hAnsi="Segoe UI" w:cs="Segoe UI"/>
-        </w:rPr>
-      </w:pPr>
-      <w:proofErr w:type="gramStart"/>
-      <w:r>
-        <w:rPr>
-          <w:rFonts w:ascii="Segoe UI" w:hAnsi="Segoe UI" w:cs="Segoe UI"/>
-        </w:rPr>
-        <w:t>Write</w:t>
-      </w:r>
-      <w:proofErr w:type="gramEnd"/>
-      <w:r>
-        <w:rPr>
-          <w:rFonts w:ascii="Segoe UI" w:hAnsi="Segoe UI" w:cs="Segoe UI"/>
-        </w:rPr>
-        <w:t xml:space="preserve"> main features of Microservices.</w:t>
+          <w:rFonts w:asciiTheme="minorHAnsi" w:hAnsiTheme="minorHAnsi" w:cstheme="minorHAnsi"/>
+        </w:rPr>
+      </w:pPr>
+    </w:p>
+    <w:p>
+      <w:pPr>
+        <w:pStyle w:val="Heading3"/>
+        <w:rPr>
+          <w:rFonts w:asciiTheme="minorHAnsi" w:hAnsiTheme="minorHAnsi" w:cstheme="minorHAnsi"/>
+        </w:rPr>
+      </w:pPr>
+    </w:p>
+    <w:p>
+      <w:pPr>
+        <w:pStyle w:val="Heading3"/>
+        <w:rPr>
+          <w:rFonts w:asciiTheme="minorHAnsi" w:hAnsiTheme="minorHAnsi" w:cstheme="minorHAnsi"/>
+        </w:rPr>
+      </w:pPr>
+      <w:r>
+        <w:rPr>
+          <w:rFonts w:asciiTheme="minorHAnsi" w:hAnsiTheme="minorHAnsi" w:cstheme="minorHAnsi"/>
+        </w:rPr>
+        <w:lastRenderedPageBreak/>
+        <w:t xml:space="preserve">Write main features of </w:t>
+      </w:r>
+      <w:proofErr w:type="spellStart"/>
+      <w:r>
+        <w:rPr>
+          <w:rFonts w:asciiTheme="minorHAnsi" w:hAnsiTheme="minorHAnsi" w:cstheme="minorHAnsi"/>
+        </w:rPr>
+        <w:t>Microservices</w:t>
+      </w:r>
+      <w:proofErr w:type="spellEnd"/>
+      <w:r>
+        <w:rPr>
+          <w:rFonts w:asciiTheme="minorHAnsi" w:hAnsiTheme="minorHAnsi" w:cstheme="minorHAnsi"/>
+        </w:rPr>
+        <w:t>.</w:t>
       </w:r>
     </w:p>
     <w:p>
@@ -1010,18 +954,36 @@
         <w:pStyle w:val="NormalWeb"/>
         <w:shd w:val="clear" w:color="auto" w:fill="FFFFFF"/>
         <w:rPr>
-          <w:rFonts w:ascii="Segoe UI" w:hAnsi="Segoe UI" w:cs="Segoe UI"/>
+          <w:rFonts w:asciiTheme="minorHAnsi" w:hAnsiTheme="minorHAnsi" w:cstheme="minorHAnsi"/>
           <w:color w:val="373E3F"/>
           <w:spacing w:val="2"/>
         </w:rPr>
       </w:pPr>
       <w:r>
         <w:rPr>
-          <w:rFonts w:ascii="Segoe UI" w:hAnsi="Segoe UI" w:cs="Segoe UI"/>
+          <w:rFonts w:asciiTheme="minorHAnsi" w:hAnsiTheme="minorHAnsi" w:cstheme="minorHAnsi"/>
           <w:color w:val="373E3F"/>
           <w:spacing w:val="2"/>
         </w:rPr>
-        <w:t>Some of the main features of Microservices include:</w:t>
+        <w:t xml:space="preserve">Some of the main features of </w:t>
+      </w:r>
+      <w:proofErr w:type="spellStart"/>
+      <w:r>
+        <w:rPr>
+          <w:rFonts w:asciiTheme="minorHAnsi" w:hAnsiTheme="minorHAnsi" w:cstheme="minorHAnsi"/>
+          <w:color w:val="373E3F"/>
+          <w:spacing w:val="2"/>
+        </w:rPr>
+        <w:t>Microservices</w:t>
+      </w:r>
+      <w:proofErr w:type="spellEnd"/>
+      <w:r>
+        <w:rPr>
+          <w:rFonts w:asciiTheme="minorHAnsi" w:hAnsiTheme="minorHAnsi" w:cstheme="minorHAnsi"/>
+          <w:color w:val="373E3F"/>
+          <w:spacing w:val="2"/>
+        </w:rPr>
+        <w:t xml:space="preserve"> include:</w:t>
       </w:r>
     </w:p>
     <w:p>
@@ -1034,7 +996,7 @@
         <w:spacing w:before="100" w:beforeAutospacing="1" w:after="100" w:afterAutospacing="1" w:line="240" w:lineRule="auto"/>
         <w:ind w:left="0"/>
         <w:rPr>
-          <w:rFonts w:ascii="Segoe UI" w:eastAsia="Times New Roman" w:hAnsi="Segoe UI" w:cs="Segoe UI"/>
+          <w:rFonts w:eastAsia="Times New Roman" w:cstheme="minorHAnsi"/>
           <w:color w:val="1A3D3C"/>
           <w:spacing w:val="2"/>
           <w:sz w:val="24"/>
@@ -1043,7 +1005,7 @@
       </w:pPr>
       <w:r>
         <w:rPr>
-          <w:rFonts w:ascii="Segoe UI" w:eastAsia="Times New Roman" w:hAnsi="Segoe UI" w:cs="Segoe UI"/>
+          <w:rFonts w:eastAsia="Times New Roman" w:cstheme="minorHAnsi"/>
           <w:b/>
           <w:bCs/>
           <w:color w:val="1A3D3C"/>
@@ -1055,35 +1017,13 @@
       </w:r>
       <w:r>
         <w:rPr>
-          <w:rFonts w:ascii="Segoe UI" w:eastAsia="Times New Roman" w:hAnsi="Segoe UI" w:cs="Segoe UI"/>
+          <w:rFonts w:eastAsia="Times New Roman" w:cstheme="minorHAnsi"/>
           <w:color w:val="1A3D3C"/>
           <w:spacing w:val="2"/>
           <w:sz w:val="24"/>
           <w:szCs w:val="24"/>
         </w:rPr>
-        <w:t xml:space="preserve">: Within a system, services are largely decoupled. The application </w:t>
-      </w:r>
-      <w:proofErr w:type="gramStart"/>
-      <w:r>
-        <w:rPr>
-          <w:rFonts w:ascii="Segoe UI" w:eastAsia="Times New Roman" w:hAnsi="Segoe UI" w:cs="Segoe UI"/>
-          <w:color w:val="1A3D3C"/>
-          <w:spacing w:val="2"/>
-          <w:sz w:val="24"/>
-          <w:szCs w:val="24"/>
-        </w:rPr>
-        <w:t>as a whole can</w:t>
-      </w:r>
-      <w:proofErr w:type="gramEnd"/>
-      <w:r>
-        <w:rPr>
-          <w:rFonts w:ascii="Segoe UI" w:eastAsia="Times New Roman" w:hAnsi="Segoe UI" w:cs="Segoe UI"/>
-          <w:color w:val="1A3D3C"/>
-          <w:spacing w:val="2"/>
-          <w:sz w:val="24"/>
-          <w:szCs w:val="24"/>
-        </w:rPr>
-        <w:t xml:space="preserve"> therefore be easily constructed, altered, and scalable</w:t>
+        <w:t>: Within a system, services are largely decoupled. The application as a whole can therefore be easily constructed, altered, and scalable</w:t>
       </w:r>
     </w:p>
     <w:p>
@@ -1096,7 +1036,7 @@
         <w:spacing w:before="100" w:beforeAutospacing="1" w:after="100" w:afterAutospacing="1" w:line="240" w:lineRule="auto"/>
         <w:ind w:left="0"/>
         <w:rPr>
-          <w:rFonts w:ascii="Segoe UI" w:eastAsia="Times New Roman" w:hAnsi="Segoe UI" w:cs="Segoe UI"/>
+          <w:rFonts w:eastAsia="Times New Roman" w:cstheme="minorHAnsi"/>
           <w:color w:val="1A3D3C"/>
           <w:spacing w:val="2"/>
           <w:sz w:val="24"/>
@@ -1105,7 +1045,7 @@
       </w:pPr>
       <w:r>
         <w:rPr>
-          <w:rFonts w:ascii="Segoe UI" w:eastAsia="Times New Roman" w:hAnsi="Segoe UI" w:cs="Segoe UI"/>
+          <w:rFonts w:eastAsia="Times New Roman" w:cstheme="minorHAnsi"/>
           <w:b/>
           <w:bCs/>
           <w:color w:val="1A3D3C"/>
@@ -1117,13 +1057,35 @@
       </w:r>
       <w:r>
         <w:rPr>
-          <w:rFonts w:ascii="Segoe UI" w:eastAsia="Times New Roman" w:hAnsi="Segoe UI" w:cs="Segoe UI"/>
+          <w:rFonts w:eastAsia="Times New Roman" w:cstheme="minorHAnsi"/>
           <w:color w:val="1A3D3C"/>
           <w:spacing w:val="2"/>
           <w:sz w:val="24"/>
           <w:szCs w:val="24"/>
         </w:rPr>
-        <w:t>: Microservices are viewed as independent components that can easily be exchanged or upgraded</w:t>
+        <w:t xml:space="preserve">: </w:t>
+      </w:r>
+      <w:proofErr w:type="spellStart"/>
+      <w:r>
+        <w:rPr>
+          <w:rFonts w:eastAsia="Times New Roman" w:cstheme="minorHAnsi"/>
+          <w:color w:val="1A3D3C"/>
+          <w:spacing w:val="2"/>
+          <w:sz w:val="24"/>
+          <w:szCs w:val="24"/>
+        </w:rPr>
+        <w:t>Microservices</w:t>
+      </w:r>
+      <w:proofErr w:type="spellEnd"/>
+      <w:r>
+        <w:rPr>
+          <w:rFonts w:eastAsia="Times New Roman" w:cstheme="minorHAnsi"/>
+          <w:color w:val="1A3D3C"/>
+          <w:spacing w:val="2"/>
+          <w:sz w:val="24"/>
+          <w:szCs w:val="24"/>
+        </w:rPr>
+        <w:t xml:space="preserve"> are viewed as independent components that can easily be exchanged or upgraded</w:t>
       </w:r>
     </w:p>
     <w:p>
@@ -1136,7 +1098,7 @@
         <w:spacing w:before="100" w:beforeAutospacing="1" w:after="100" w:afterAutospacing="1" w:line="240" w:lineRule="auto"/>
         <w:ind w:left="0"/>
         <w:rPr>
-          <w:rFonts w:ascii="Segoe UI" w:eastAsia="Times New Roman" w:hAnsi="Segoe UI" w:cs="Segoe UI"/>
+          <w:rFonts w:eastAsia="Times New Roman" w:cstheme="minorHAnsi"/>
           <w:color w:val="1A3D3C"/>
           <w:spacing w:val="2"/>
           <w:sz w:val="24"/>
@@ -1145,7 +1107,7 @@
       </w:pPr>
       <w:r>
         <w:rPr>
-          <w:rFonts w:ascii="Segoe UI" w:eastAsia="Times New Roman" w:hAnsi="Segoe UI" w:cs="Segoe UI"/>
+          <w:rFonts w:eastAsia="Times New Roman" w:cstheme="minorHAnsi"/>
           <w:b/>
           <w:bCs/>
           <w:color w:val="1A3D3C"/>
@@ -1157,13 +1119,35 @@
       </w:r>
       <w:r>
         <w:rPr>
-          <w:rFonts w:ascii="Segoe UI" w:eastAsia="Times New Roman" w:hAnsi="Segoe UI" w:cs="Segoe UI"/>
+          <w:rFonts w:eastAsia="Times New Roman" w:cstheme="minorHAnsi"/>
           <w:color w:val="1A3D3C"/>
           <w:spacing w:val="2"/>
           <w:sz w:val="24"/>
           <w:szCs w:val="24"/>
         </w:rPr>
-        <w:t>: Microservices are relatively simple and only focus on one service</w:t>
+        <w:t xml:space="preserve">: </w:t>
+      </w:r>
+      <w:proofErr w:type="spellStart"/>
+      <w:r>
+        <w:rPr>
+          <w:rFonts w:eastAsia="Times New Roman" w:cstheme="minorHAnsi"/>
+          <w:color w:val="1A3D3C"/>
+          <w:spacing w:val="2"/>
+          <w:sz w:val="24"/>
+          <w:szCs w:val="24"/>
+        </w:rPr>
+        <w:t>Microservices</w:t>
+      </w:r>
+      <w:proofErr w:type="spellEnd"/>
+      <w:r>
+        <w:rPr>
+          <w:rFonts w:eastAsia="Times New Roman" w:cstheme="minorHAnsi"/>
+          <w:color w:val="1A3D3C"/>
+          <w:spacing w:val="2"/>
+          <w:sz w:val="24"/>
+          <w:szCs w:val="24"/>
+        </w:rPr>
+        <w:t xml:space="preserve"> are relatively simple and only focus on one service</w:t>
       </w:r>
     </w:p>
     <w:p>
@@ -1176,7 +1160,7 @@
         <w:spacing w:before="100" w:beforeAutospacing="1" w:after="100" w:afterAutospacing="1" w:line="240" w:lineRule="auto"/>
         <w:ind w:left="0"/>
         <w:rPr>
-          <w:rFonts w:ascii="Segoe UI" w:eastAsia="Times New Roman" w:hAnsi="Segoe UI" w:cs="Segoe UI"/>
+          <w:rFonts w:eastAsia="Times New Roman" w:cstheme="minorHAnsi"/>
           <w:color w:val="1A3D3C"/>
           <w:spacing w:val="2"/>
           <w:sz w:val="24"/>
@@ -1185,7 +1169,7 @@
       </w:pPr>
       <w:r>
         <w:rPr>
-          <w:rFonts w:ascii="Segoe UI" w:eastAsia="Times New Roman" w:hAnsi="Segoe UI" w:cs="Segoe UI"/>
+          <w:rFonts w:eastAsia="Times New Roman" w:cstheme="minorHAnsi"/>
           <w:b/>
           <w:bCs/>
           <w:color w:val="1A3D3C"/>
@@ -1197,7 +1181,7 @@
       </w:r>
       <w:r>
         <w:rPr>
-          <w:rFonts w:ascii="Segoe UI" w:eastAsia="Times New Roman" w:hAnsi="Segoe UI" w:cs="Segoe UI"/>
+          <w:rFonts w:eastAsia="Times New Roman" w:cstheme="minorHAnsi"/>
           <w:color w:val="1A3D3C"/>
           <w:spacing w:val="2"/>
           <w:sz w:val="24"/>
@@ -1216,7 +1200,7 @@
         <w:spacing w:before="100" w:beforeAutospacing="1" w:after="100" w:afterAutospacing="1" w:line="240" w:lineRule="auto"/>
         <w:ind w:left="0"/>
         <w:rPr>
-          <w:rFonts w:ascii="Segoe UI" w:eastAsia="Times New Roman" w:hAnsi="Segoe UI" w:cs="Segoe UI"/>
+          <w:rFonts w:eastAsia="Times New Roman" w:cstheme="minorHAnsi"/>
           <w:color w:val="1A3D3C"/>
           <w:spacing w:val="2"/>
           <w:sz w:val="24"/>
@@ -1225,7 +1209,7 @@
       </w:pPr>
       <w:r>
         <w:rPr>
-          <w:rFonts w:ascii="Segoe UI" w:eastAsia="Times New Roman" w:hAnsi="Segoe UI" w:cs="Segoe UI"/>
+          <w:rFonts w:eastAsia="Times New Roman" w:cstheme="minorHAnsi"/>
           <w:b/>
           <w:bCs/>
           <w:color w:val="1A3D3C"/>
@@ -1237,7 +1221,7 @@
       </w:r>
       <w:r>
         <w:rPr>
-          <w:rFonts w:ascii="Segoe UI" w:eastAsia="Times New Roman" w:hAnsi="Segoe UI" w:cs="Segoe UI"/>
+          <w:rFonts w:eastAsia="Times New Roman" w:cstheme="minorHAnsi"/>
           <w:color w:val="1A3D3C"/>
           <w:spacing w:val="2"/>
           <w:sz w:val="24"/>
@@ -1256,7 +1240,7 @@
         <w:spacing w:before="100" w:beforeAutospacing="1" w:after="100" w:afterAutospacing="1" w:line="240" w:lineRule="auto"/>
         <w:ind w:left="0"/>
         <w:rPr>
-          <w:rFonts w:ascii="Segoe UI" w:eastAsia="Times New Roman" w:hAnsi="Segoe UI" w:cs="Segoe UI"/>
+          <w:rFonts w:eastAsia="Times New Roman" w:cstheme="minorHAnsi"/>
           <w:color w:val="1A3D3C"/>
           <w:spacing w:val="2"/>
           <w:sz w:val="24"/>
@@ -1265,7 +1249,7 @@
       </w:pPr>
       <w:r>
         <w:rPr>
-          <w:rFonts w:ascii="Segoe UI" w:eastAsia="Times New Roman" w:hAnsi="Segoe UI" w:cs="Segoe UI"/>
+          <w:rFonts w:eastAsia="Times New Roman" w:cstheme="minorHAnsi"/>
           <w:b/>
           <w:bCs/>
           <w:color w:val="1A3D3C"/>
@@ -1277,13 +1261,35 @@
       </w:r>
       <w:r>
         <w:rPr>
-          <w:rFonts w:ascii="Segoe UI" w:eastAsia="Times New Roman" w:hAnsi="Segoe UI" w:cs="Segoe UI"/>
+          <w:rFonts w:eastAsia="Times New Roman" w:cstheme="minorHAnsi"/>
           <w:color w:val="1A3D3C"/>
           <w:spacing w:val="2"/>
           <w:sz w:val="24"/>
           <w:szCs w:val="24"/>
         </w:rPr>
-        <w:t> Microservices are not focused on applications as projects. Rather, they see applications as products they are responsible for</w:t>
+        <w:t> </w:t>
+      </w:r>
+      <w:proofErr w:type="spellStart"/>
+      <w:r>
+        <w:rPr>
+          <w:rFonts w:eastAsia="Times New Roman" w:cstheme="minorHAnsi"/>
+          <w:color w:val="1A3D3C"/>
+          <w:spacing w:val="2"/>
+          <w:sz w:val="24"/>
+          <w:szCs w:val="24"/>
+        </w:rPr>
+        <w:t>Microservices</w:t>
+      </w:r>
+      <w:proofErr w:type="spellEnd"/>
+      <w:r>
+        <w:rPr>
+          <w:rFonts w:eastAsia="Times New Roman" w:cstheme="minorHAnsi"/>
+          <w:color w:val="1A3D3C"/>
+          <w:spacing w:val="2"/>
+          <w:sz w:val="24"/>
+          <w:szCs w:val="24"/>
+        </w:rPr>
+        <w:t xml:space="preserve"> are not focused on applications as projects. Rather, they see applications as products they are responsible for</w:t>
       </w:r>
     </w:p>
     <w:p>
@@ -1296,7 +1302,7 @@
         <w:spacing w:before="100" w:beforeAutospacing="1" w:after="100" w:afterAutospacing="1" w:line="240" w:lineRule="auto"/>
         <w:ind w:left="0"/>
         <w:rPr>
-          <w:rFonts w:ascii="Segoe UI" w:eastAsia="Times New Roman" w:hAnsi="Segoe UI" w:cs="Segoe UI"/>
+          <w:rFonts w:eastAsia="Times New Roman" w:cstheme="minorHAnsi"/>
           <w:color w:val="1A3D3C"/>
           <w:spacing w:val="2"/>
           <w:sz w:val="24"/>
@@ -1305,7 +1311,7 @@
       </w:pPr>
       <w:r>
         <w:rPr>
-          <w:rFonts w:ascii="Segoe UI" w:eastAsia="Times New Roman" w:hAnsi="Segoe UI" w:cs="Segoe UI"/>
+          <w:rFonts w:eastAsia="Times New Roman" w:cstheme="minorHAnsi"/>
           <w:b/>
           <w:bCs/>
           <w:color w:val="1A3D3C"/>
@@ -1317,7 +1323,7 @@
       </w:r>
       <w:r>
         <w:rPr>
-          <w:rFonts w:ascii="Segoe UI" w:eastAsia="Times New Roman" w:hAnsi="Segoe UI" w:cs="Segoe UI"/>
+          <w:rFonts w:eastAsia="Times New Roman" w:cstheme="minorHAnsi"/>
           <w:color w:val="1A3D3C"/>
           <w:spacing w:val="2"/>
           <w:sz w:val="24"/>
@@ -1336,7 +1342,7 @@
         <w:spacing w:before="100" w:beforeAutospacing="1" w:after="100" w:afterAutospacing="1" w:line="240" w:lineRule="auto"/>
         <w:ind w:left="0"/>
         <w:rPr>
-          <w:rFonts w:ascii="Segoe UI" w:eastAsia="Times New Roman" w:hAnsi="Segoe UI" w:cs="Segoe UI"/>
+          <w:rFonts w:eastAsia="Times New Roman" w:cstheme="minorHAnsi"/>
           <w:color w:val="1A3D3C"/>
           <w:spacing w:val="2"/>
           <w:sz w:val="24"/>
@@ -1345,7 +1351,7 @@
       </w:pPr>
       <w:r>
         <w:rPr>
-          <w:rFonts w:ascii="Segoe UI" w:eastAsia="Times New Roman" w:hAnsi="Segoe UI" w:cs="Segoe UI"/>
+          <w:rFonts w:eastAsia="Times New Roman" w:cstheme="minorHAnsi"/>
           <w:b/>
           <w:bCs/>
           <w:color w:val="1A3D3C"/>
@@ -1357,22 +1363,43 @@
       </w:r>
       <w:r>
         <w:rPr>
-          <w:rFonts w:ascii="Segoe UI" w:eastAsia="Times New Roman" w:hAnsi="Segoe UI" w:cs="Segoe UI"/>
+          <w:rFonts w:eastAsia="Times New Roman" w:cstheme="minorHAnsi"/>
           <w:color w:val="1A3D3C"/>
           <w:spacing w:val="2"/>
           <w:sz w:val="24"/>
           <w:szCs w:val="24"/>
         </w:rPr>
-        <w:t> Microservices facilitate agile development. It is possible to create new features quickly and discard them again at any time.</w:t>
-      </w:r>
-    </w:p>
-    <w:p/>
+        <w:t> </w:t>
+      </w:r>
+      <w:proofErr w:type="spellStart"/>
+      <w:r>
+        <w:rPr>
+          <w:rFonts w:eastAsia="Times New Roman" w:cstheme="minorHAnsi"/>
+          <w:color w:val="1A3D3C"/>
+          <w:spacing w:val="2"/>
+          <w:sz w:val="24"/>
+          <w:szCs w:val="24"/>
+        </w:rPr>
+        <w:t>Microservices</w:t>
+      </w:r>
+      <w:proofErr w:type="spellEnd"/>
+      <w:r>
+        <w:rPr>
+          <w:rFonts w:eastAsia="Times New Roman" w:cstheme="minorHAnsi"/>
+          <w:color w:val="1A3D3C"/>
+          <w:spacing w:val="2"/>
+          <w:sz w:val="24"/>
+          <w:szCs w:val="24"/>
+        </w:rPr>
+        <w:t xml:space="preserve"> facilitate agile development. It is possible to create new features quickly and discard them again at any time.</w:t>
+      </w:r>
+    </w:p>
     <w:p>
       <w:pPr>
         <w:shd w:val="clear" w:color="auto" w:fill="FFFFFF"/>
         <w:spacing w:after="100" w:afterAutospacing="1" w:line="240" w:lineRule="auto"/>
         <w:rPr>
-          <w:rFonts w:ascii="Arial" w:eastAsia="Times New Roman" w:hAnsi="Arial" w:cs="Arial"/>
+          <w:rFonts w:eastAsia="Times New Roman" w:cstheme="minorHAnsi"/>
           <w:b/>
           <w:bCs/>
           <w:color w:val="222222"/>
@@ -1382,32 +1409,43 @@
       </w:pPr>
       <w:r>
         <w:rPr>
-          <w:rFonts w:ascii="Arial" w:eastAsia="Times New Roman" w:hAnsi="Arial" w:cs="Arial"/>
+          <w:rFonts w:eastAsia="Times New Roman" w:cstheme="minorHAnsi"/>
           <w:b/>
           <w:bCs/>
           <w:color w:val="222222"/>
           <w:sz w:val="27"/>
           <w:szCs w:val="27"/>
         </w:rPr>
-        <w:t>What are main differences between Microservices and Monolithic Architecture?</w:t>
-      </w:r>
-    </w:p>
-    <w:p>
-      <w:pPr>
-        <w:shd w:val="clear" w:color="auto" w:fill="FFFFFF"/>
-        <w:spacing w:after="100" w:afterAutospacing="1" w:line="240" w:lineRule="auto"/>
-        <w:rPr>
-          <w:rFonts w:ascii="Arial" w:eastAsia="Times New Roman" w:hAnsi="Arial" w:cs="Arial"/>
+        <w:t xml:space="preserve">What are main differences between </w:t>
+      </w:r>
+      <w:proofErr w:type="spellStart"/>
+      <w:r>
+        <w:rPr>
+          <w:rFonts w:eastAsia="Times New Roman" w:cstheme="minorHAnsi"/>
+          <w:b/>
+          <w:bCs/>
           <w:color w:val="222222"/>
           <w:sz w:val="27"/>
           <w:szCs w:val="27"/>
         </w:rPr>
-      </w:pPr>
+        <w:t>Microservices</w:t>
+      </w:r>
+      <w:proofErr w:type="spellEnd"/>
+      <w:r>
+        <w:rPr>
+          <w:rFonts w:eastAsia="Times New Roman" w:cstheme="minorHAnsi"/>
+          <w:b/>
+          <w:bCs/>
+          <w:color w:val="222222"/>
+          <w:sz w:val="27"/>
+          <w:szCs w:val="27"/>
+        </w:rPr>
+        <w:t xml:space="preserve"> and Monolithic Architecture?</w:t>
+      </w:r>
     </w:p>
     <w:tbl>
       <w:tblPr>
-        <w:tblW w:w="11050" w:type="dxa"/>
-        <w:tblInd w:w="-864" w:type="dxa"/>
+        <w:tblW w:w="9716" w:type="dxa"/>
         <w:shd w:val="clear" w:color="auto" w:fill="FFFFFF"/>
         <w:tblCellMar>
           <w:top w:w="15" w:type="dxa"/>
@@ -1415,15 +1453,15 @@
           <w:bottom w:w="15" w:type="dxa"/>
           <w:right w:w="15" w:type="dxa"/>
         </w:tblCellMar>
-        <w:tblLook w:val="04A0" w:firstRow="1" w:lastRow="0" w:firstColumn="1" w:lastColumn="0" w:noHBand="0" w:noVBand="1"/>
+        <w:tblLook w:val="04A0"/>
       </w:tblPr>
       <w:tblGrid>
-        <w:gridCol w:w="6296"/>
-        <w:gridCol w:w="4754"/>
+        <w:gridCol w:w="5432"/>
+        <w:gridCol w:w="4284"/>
       </w:tblGrid>
       <w:tr>
         <w:trPr>
-          <w:trHeight w:val="263"/>
+          <w:trHeight w:val="229"/>
           <w:tblHeader/>
         </w:trPr>
         <w:tc>
@@ -1444,21 +1482,23 @@
               <w:spacing w:after="0" w:line="240" w:lineRule="auto"/>
               <w:jc w:val="center"/>
               <w:rPr>
-                <w:rFonts w:ascii="Arial" w:eastAsia="Times New Roman" w:hAnsi="Arial" w:cs="Arial"/>
+                <w:rFonts w:eastAsia="Times New Roman" w:cstheme="minorHAnsi"/>
                 <w:b/>
                 <w:bCs/>
                 <w:color w:val="222222"/>
               </w:rPr>
             </w:pPr>
-            <w:r>
-              <w:rPr>
-                <w:rFonts w:ascii="Arial" w:eastAsia="Times New Roman" w:hAnsi="Arial" w:cs="Arial"/>
+            <w:proofErr w:type="spellStart"/>
+            <w:r>
+              <w:rPr>
+                <w:rFonts w:eastAsia="Times New Roman" w:cstheme="minorHAnsi"/>
                 <w:b/>
                 <w:bCs/>
                 <w:color w:val="222222"/>
               </w:rPr>
               <w:t>Microservices</w:t>
             </w:r>
+            <w:proofErr w:type="spellEnd"/>
           </w:p>
         </w:tc>
         <w:tc>
@@ -1479,7 +1519,7 @@
               <w:spacing w:after="0" w:line="240" w:lineRule="auto"/>
               <w:jc w:val="center"/>
               <w:rPr>
-                <w:rFonts w:ascii="Arial" w:eastAsia="Times New Roman" w:hAnsi="Arial" w:cs="Arial"/>
+                <w:rFonts w:eastAsia="Times New Roman" w:cstheme="minorHAnsi"/>
                 <w:b/>
                 <w:bCs/>
                 <w:color w:val="222222"/>
@@ -1487,7 +1527,7 @@
             </w:pPr>
             <w:r>
               <w:rPr>
-                <w:rFonts w:ascii="Arial" w:eastAsia="Times New Roman" w:hAnsi="Arial" w:cs="Arial"/>
+                <w:rFonts w:eastAsia="Times New Roman" w:cstheme="minorHAnsi"/>
                 <w:b/>
                 <w:bCs/>
                 <w:color w:val="222222"/>
@@ -1499,7 +1539,7 @@
       </w:tr>
       <w:tr>
         <w:trPr>
-          <w:trHeight w:val="270"/>
+          <w:trHeight w:val="235"/>
         </w:trPr>
         <w:tc>
           <w:tcPr>
@@ -1518,13 +1558,13 @@
             <w:pPr>
               <w:spacing w:after="0" w:line="240" w:lineRule="auto"/>
               <w:rPr>
-                <w:rFonts w:ascii="Arial" w:eastAsia="Times New Roman" w:hAnsi="Arial" w:cs="Arial"/>
+                <w:rFonts w:eastAsia="Times New Roman" w:cstheme="minorHAnsi"/>
                 <w:color w:val="222222"/>
               </w:rPr>
             </w:pPr>
             <w:r>
               <w:rPr>
-                <w:rFonts w:ascii="Arial" w:eastAsia="Times New Roman" w:hAnsi="Arial" w:cs="Arial"/>
+                <w:rFonts w:eastAsia="Times New Roman" w:cstheme="minorHAnsi"/>
                 <w:color w:val="222222"/>
               </w:rPr>
               <w:t>Service Startup is fast</w:t>
@@ -1548,13 +1588,13 @@
             <w:pPr>
               <w:spacing w:after="0" w:line="240" w:lineRule="auto"/>
               <w:rPr>
-                <w:rFonts w:ascii="Arial" w:eastAsia="Times New Roman" w:hAnsi="Arial" w:cs="Arial"/>
+                <w:rFonts w:eastAsia="Times New Roman" w:cstheme="minorHAnsi"/>
                 <w:color w:val="222222"/>
               </w:rPr>
             </w:pPr>
             <w:r>
               <w:rPr>
-                <w:rFonts w:ascii="Arial" w:eastAsia="Times New Roman" w:hAnsi="Arial" w:cs="Arial"/>
+                <w:rFonts w:eastAsia="Times New Roman" w:cstheme="minorHAnsi"/>
                 <w:color w:val="222222"/>
               </w:rPr>
               <w:t>Service startup takes time</w:t>
@@ -1564,7 +1604,7 @@
       </w:tr>
       <w:tr>
         <w:trPr>
-          <w:trHeight w:val="263"/>
+          <w:trHeight w:val="229"/>
         </w:trPr>
         <w:tc>
           <w:tcPr>
@@ -1583,32 +1623,25 @@
             <w:pPr>
               <w:spacing w:after="0" w:line="240" w:lineRule="auto"/>
               <w:rPr>
-                <w:rFonts w:ascii="Arial" w:eastAsia="Times New Roman" w:hAnsi="Arial" w:cs="Arial"/>
+                <w:rFonts w:eastAsia="Times New Roman" w:cstheme="minorHAnsi"/>
                 <w:color w:val="222222"/>
               </w:rPr>
             </w:pPr>
-            <w:r>
-              <w:rPr>
-                <w:rFonts w:ascii="Arial" w:eastAsia="Times New Roman" w:hAnsi="Arial" w:cs="Arial"/>
+            <w:proofErr w:type="spellStart"/>
+            <w:r>
+              <w:rPr>
+                <w:rFonts w:eastAsia="Times New Roman" w:cstheme="minorHAnsi"/>
                 <w:color w:val="222222"/>
               </w:rPr>
-              <w:t xml:space="preserve">Microservices are loosely </w:t>
-            </w:r>
-            <w:proofErr w:type="gramStart"/>
-            <w:r>
-              <w:rPr>
-                <w:rFonts w:ascii="Arial" w:eastAsia="Times New Roman" w:hAnsi="Arial" w:cs="Arial"/>
+              <w:t>Microservices</w:t>
+            </w:r>
+            <w:proofErr w:type="spellEnd"/>
+            <w:r>
+              <w:rPr>
+                <w:rFonts w:eastAsia="Times New Roman" w:cstheme="minorHAnsi"/>
                 <w:color w:val="222222"/>
               </w:rPr>
-              <w:t>coupled</w:t>
-            </w:r>
-            <w:proofErr w:type="gramEnd"/>
-            <w:r>
-              <w:rPr>
-                <w:rFonts w:ascii="Arial" w:eastAsia="Times New Roman" w:hAnsi="Arial" w:cs="Arial"/>
-                <w:color w:val="222222"/>
-              </w:rPr>
-              <w:t xml:space="preserve"> architecture.</w:t>
+              <w:t xml:space="preserve"> are loosely coupled architecture.</w:t>
             </w:r>
           </w:p>
         </w:tc>
@@ -1629,13 +1662,13 @@
             <w:pPr>
               <w:spacing w:after="0" w:line="240" w:lineRule="auto"/>
               <w:rPr>
-                <w:rFonts w:ascii="Arial" w:eastAsia="Times New Roman" w:hAnsi="Arial" w:cs="Arial"/>
+                <w:rFonts w:eastAsia="Times New Roman" w:cstheme="minorHAnsi"/>
                 <w:color w:val="222222"/>
               </w:rPr>
             </w:pPr>
             <w:r>
               <w:rPr>
-                <w:rFonts w:ascii="Arial" w:eastAsia="Times New Roman" w:hAnsi="Arial" w:cs="Arial"/>
+                <w:rFonts w:eastAsia="Times New Roman" w:cstheme="minorHAnsi"/>
                 <w:color w:val="222222"/>
               </w:rPr>
               <w:t>Monolithic architecture is mostly tightly coupled.</w:t>
@@ -1645,7 +1678,7 @@
       </w:tr>
       <w:tr>
         <w:trPr>
-          <w:trHeight w:val="541"/>
+          <w:trHeight w:val="470"/>
         </w:trPr>
         <w:tc>
           <w:tcPr>
@@ -1664,48 +1697,32 @@
             <w:pPr>
               <w:spacing w:after="0" w:line="240" w:lineRule="auto"/>
               <w:rPr>
-                <w:rFonts w:ascii="Arial" w:eastAsia="Times New Roman" w:hAnsi="Arial" w:cs="Arial"/>
+                <w:rFonts w:eastAsia="Times New Roman" w:cstheme="minorHAnsi"/>
                 <w:color w:val="222222"/>
               </w:rPr>
             </w:pPr>
             <w:r>
               <w:rPr>
-                <w:rFonts w:ascii="Arial" w:eastAsia="Times New Roman" w:hAnsi="Arial" w:cs="Arial"/>
+                <w:rFonts w:eastAsia="Times New Roman" w:cstheme="minorHAnsi"/>
                 <w:color w:val="222222"/>
               </w:rPr>
-              <w:t xml:space="preserve">Changes </w:t>
-            </w:r>
-            <w:proofErr w:type="gramStart"/>
-            <w:r>
-              <w:rPr>
-                <w:rFonts w:ascii="Arial" w:eastAsia="Times New Roman" w:hAnsi="Arial" w:cs="Arial"/>
+              <w:t xml:space="preserve">Changes done in a single data model does not affect other </w:t>
+            </w:r>
+            <w:proofErr w:type="spellStart"/>
+            <w:r>
+              <w:rPr>
+                <w:rFonts w:eastAsia="Times New Roman" w:cstheme="minorHAnsi"/>
                 <w:color w:val="222222"/>
               </w:rPr>
-              <w:t>done</w:t>
-            </w:r>
-            <w:proofErr w:type="gramEnd"/>
-            <w:r>
-              <w:rPr>
-                <w:rFonts w:ascii="Arial" w:eastAsia="Times New Roman" w:hAnsi="Arial" w:cs="Arial"/>
+              <w:t>Microservices</w:t>
+            </w:r>
+            <w:proofErr w:type="spellEnd"/>
+            <w:r>
+              <w:rPr>
+                <w:rFonts w:eastAsia="Times New Roman" w:cstheme="minorHAnsi"/>
                 <w:color w:val="222222"/>
               </w:rPr>
-              <w:t xml:space="preserve"> in a single data model </w:t>
-            </w:r>
-            <w:proofErr w:type="gramStart"/>
-            <w:r>
-              <w:rPr>
-                <w:rFonts w:ascii="Arial" w:eastAsia="Times New Roman" w:hAnsi="Arial" w:cs="Arial"/>
-                <w:color w:val="222222"/>
-              </w:rPr>
-              <w:t>does</w:t>
-            </w:r>
-            <w:proofErr w:type="gramEnd"/>
-            <w:r>
-              <w:rPr>
-                <w:rFonts w:ascii="Arial" w:eastAsia="Times New Roman" w:hAnsi="Arial" w:cs="Arial"/>
-                <w:color w:val="222222"/>
-              </w:rPr>
-              <w:t xml:space="preserve"> not affect other Microservices.</w:t>
+              <w:t>.</w:t>
             </w:r>
           </w:p>
         </w:tc>
@@ -1726,13 +1743,13 @@
             <w:pPr>
               <w:spacing w:after="0" w:line="240" w:lineRule="auto"/>
               <w:rPr>
-                <w:rFonts w:ascii="Arial" w:eastAsia="Times New Roman" w:hAnsi="Arial" w:cs="Arial"/>
+                <w:rFonts w:eastAsia="Times New Roman" w:cstheme="minorHAnsi"/>
                 <w:color w:val="222222"/>
               </w:rPr>
             </w:pPr>
             <w:r>
               <w:rPr>
-                <w:rFonts w:ascii="Arial" w:eastAsia="Times New Roman" w:hAnsi="Arial" w:cs="Arial"/>
+                <w:rFonts w:eastAsia="Times New Roman" w:cstheme="minorHAnsi"/>
                 <w:color w:val="222222"/>
               </w:rPr>
               <w:t>Any changes in the data model affect the entire database</w:t>
@@ -1742,7 +1759,7 @@
       </w:tr>
       <w:tr>
         <w:trPr>
-          <w:trHeight w:val="270"/>
+          <w:trHeight w:val="235"/>
         </w:trPr>
         <w:tc>
           <w:tcPr>
@@ -1761,25 +1778,25 @@
             <w:pPr>
               <w:spacing w:after="0" w:line="240" w:lineRule="auto"/>
               <w:rPr>
-                <w:rFonts w:ascii="Arial" w:eastAsia="Times New Roman" w:hAnsi="Arial" w:cs="Arial"/>
+                <w:rFonts w:eastAsia="Times New Roman" w:cstheme="minorHAnsi"/>
                 <w:color w:val="222222"/>
               </w:rPr>
             </w:pPr>
-            <w:proofErr w:type="gramStart"/>
-            <w:r>
-              <w:rPr>
-                <w:rFonts w:ascii="Arial" w:eastAsia="Times New Roman" w:hAnsi="Arial" w:cs="Arial"/>
+            <w:proofErr w:type="spellStart"/>
+            <w:r>
+              <w:rPr>
+                <w:rFonts w:eastAsia="Times New Roman" w:cstheme="minorHAnsi"/>
                 <w:color w:val="222222"/>
               </w:rPr>
-              <w:t>Microservices  focuses</w:t>
-            </w:r>
-            <w:proofErr w:type="gramEnd"/>
-            <w:r>
-              <w:rPr>
-                <w:rFonts w:ascii="Arial" w:eastAsia="Times New Roman" w:hAnsi="Arial" w:cs="Arial"/>
+              <w:t>Microservices</w:t>
+            </w:r>
+            <w:proofErr w:type="spellEnd"/>
+            <w:r>
+              <w:rPr>
+                <w:rFonts w:eastAsia="Times New Roman" w:cstheme="minorHAnsi"/>
                 <w:color w:val="222222"/>
               </w:rPr>
-              <w:t>  on products, not projects</w:t>
+              <w:t>  focuses  on products, not projects</w:t>
             </w:r>
           </w:p>
         </w:tc>
@@ -1800,43 +1817,38 @@
             <w:pPr>
               <w:spacing w:after="0" w:line="240" w:lineRule="auto"/>
               <w:rPr>
-                <w:rFonts w:ascii="Arial" w:eastAsia="Times New Roman" w:hAnsi="Arial" w:cs="Arial"/>
+                <w:rFonts w:eastAsia="Times New Roman" w:cstheme="minorHAnsi"/>
                 <w:color w:val="222222"/>
               </w:rPr>
             </w:pPr>
             <w:r>
               <w:rPr>
-                <w:rFonts w:ascii="Arial" w:eastAsia="Times New Roman" w:hAnsi="Arial" w:cs="Arial"/>
+                <w:rFonts w:eastAsia="Times New Roman" w:cstheme="minorHAnsi"/>
                 <w:color w:val="222222"/>
               </w:rPr>
-              <w:t xml:space="preserve">Monolithic put </w:t>
-            </w:r>
-            <w:proofErr w:type="gramStart"/>
-            <w:r>
-              <w:rPr>
-                <w:rFonts w:ascii="Arial" w:eastAsia="Times New Roman" w:hAnsi="Arial" w:cs="Arial"/>
-                <w:color w:val="222222"/>
-              </w:rPr>
-              <w:t>emphasize</w:t>
-            </w:r>
-            <w:proofErr w:type="gramEnd"/>
-            <w:r>
-              <w:rPr>
-                <w:rFonts w:ascii="Arial" w:eastAsia="Times New Roman" w:hAnsi="Arial" w:cs="Arial"/>
-                <w:color w:val="222222"/>
-              </w:rPr>
-              <w:t xml:space="preserve"> over the whole project</w:t>
+              <w:t>Monolithic put emphasize over the whole project</w:t>
             </w:r>
           </w:p>
         </w:tc>
       </w:tr>
     </w:tbl>
-    <w:p/>
-    <w:p/>
-    <w:p/>
-    <w:p>
-      <w:r>
-        <w:lastRenderedPageBreak/>
+    <w:p>
+      <w:pPr>
+        <w:rPr>
+          <w:rFonts w:cstheme="minorHAnsi"/>
+        </w:rPr>
+      </w:pPr>
+    </w:p>
+    <w:p>
+      <w:pPr>
+        <w:rPr>
+          <w:rFonts w:cstheme="minorHAnsi"/>
+        </w:rPr>
+      </w:pPr>
+      <w:r>
+        <w:rPr>
+          <w:rFonts w:cstheme="minorHAnsi"/>
+        </w:rPr>
         <w:t>https://www.edureka.co/blog/microservices-design-patterns</w:t>
       </w:r>
     </w:p>
@@ -1846,7 +1858,7 @@
         <w:spacing w:before="0" w:beforeAutospacing="0"/>
         <w:jc w:val="both"/>
         <w:rPr>
-          <w:rFonts w:ascii="Open Sans" w:hAnsi="Open Sans"/>
+          <w:rFonts w:asciiTheme="minorHAnsi" w:hAnsiTheme="minorHAnsi" w:cstheme="minorHAnsi"/>
           <w:b w:val="0"/>
           <w:bCs w:val="0"/>
           <w:color w:val="4A4A4A"/>
@@ -1855,7 +1867,7 @@
       <w:r>
         <w:rPr>
           <w:rStyle w:val="Strong"/>
-          <w:rFonts w:ascii="Open Sans" w:eastAsiaTheme="majorEastAsia" w:hAnsi="Open Sans"/>
+          <w:rFonts w:asciiTheme="minorHAnsi" w:eastAsiaTheme="majorEastAsia" w:hAnsiTheme="minorHAnsi" w:cstheme="minorHAnsi"/>
           <w:b/>
           <w:bCs/>
           <w:color w:val="4A4A4A"/>
@@ -1869,52 +1881,67 @@
         <w:spacing w:before="0" w:beforeAutospacing="0"/>
         <w:jc w:val="both"/>
         <w:rPr>
-          <w:rFonts w:ascii="Open Sans" w:hAnsi="Open Sans"/>
+          <w:rFonts w:asciiTheme="minorHAnsi" w:hAnsiTheme="minorHAnsi" w:cstheme="minorHAnsi"/>
           <w:color w:val="4A4A4A"/>
         </w:rPr>
       </w:pPr>
       <w:r>
         <w:rPr>
-          <w:rFonts w:ascii="Open Sans" w:hAnsi="Open Sans"/>
+          <w:rFonts w:asciiTheme="minorHAnsi" w:hAnsiTheme="minorHAnsi" w:cstheme="minorHAnsi"/>
           <w:color w:val="4A4A4A"/>
         </w:rPr>
         <w:t xml:space="preserve">As the name suggests, the Circuit Breaker design pattern is used to stop the process of request and response if a service is not working. So, for example, let’s say a client is sending a request to retrieve data from multiple services. But, due to some issues, one of the services is down. Now, there are mainly two problems you will face: first, </w:t>
       </w:r>
       <w:r>
         <w:rPr>
-          <w:rFonts w:ascii="Open Sans" w:hAnsi="Open Sans"/>
+          <w:rFonts w:asciiTheme="minorHAnsi" w:hAnsiTheme="minorHAnsi" w:cstheme="minorHAnsi"/>
           <w:b/>
           <w:color w:val="4A4A4A"/>
           <w:sz w:val="22"/>
           <w:szCs w:val="22"/>
         </w:rPr>
-        <w:t>since the client will not have any knowledge about a particular service being down, the request will be continuously sent to that service</w:t>
-      </w:r>
-      <w:r>
-        <w:rPr>
-          <w:rFonts w:ascii="Open Sans" w:hAnsi="Open Sans"/>
-          <w:color w:val="4A4A4A"/>
-          <w:sz w:val="22"/>
-          <w:szCs w:val="22"/>
-        </w:rPr>
-        <w:t>.</w:t>
-      </w:r>
-      <w:r>
-        <w:rPr>
-          <w:rFonts w:ascii="Open Sans" w:hAnsi="Open Sans"/>
-          <w:color w:val="4A4A4A"/>
-        </w:rPr>
-        <w:t xml:space="preserve"> </w:t>
-      </w:r>
-      <w:r>
-        <w:rPr>
-          <w:rFonts w:ascii="Open Sans" w:hAnsi="Open Sans"/>
+        <w:t xml:space="preserve">since the client will not have any knowledge about a particular service being down, the request will be continuously sent to that </w:t>
+      </w:r>
+      <w:proofErr w:type="spellStart"/>
+      <w:r>
+        <w:rPr>
+          <w:rFonts w:asciiTheme="minorHAnsi" w:hAnsiTheme="minorHAnsi" w:cstheme="minorHAnsi"/>
           <w:b/>
           <w:color w:val="4A4A4A"/>
           <w:sz w:val="22"/>
           <w:szCs w:val="22"/>
         </w:rPr>
-        <w:t>The second problem is that the network resources will be exhausted with low performance and bad user experience.</w:t>
+        <w:t>service</w:t>
+      </w:r>
+      <w:r>
+        <w:rPr>
+          <w:rFonts w:asciiTheme="minorHAnsi" w:hAnsiTheme="minorHAnsi" w:cstheme="minorHAnsi"/>
+          <w:color w:val="4A4A4A"/>
+          <w:sz w:val="22"/>
+          <w:szCs w:val="22"/>
+        </w:rPr>
+        <w:t>.</w:t>
+      </w:r>
+      <w:r>
+        <w:rPr>
+          <w:rFonts w:asciiTheme="minorHAnsi" w:hAnsiTheme="minorHAnsi" w:cstheme="minorHAnsi"/>
+          <w:b/>
+          <w:color w:val="4A4A4A"/>
+          <w:sz w:val="22"/>
+          <w:szCs w:val="22"/>
+        </w:rPr>
+        <w:t>The</w:t>
+      </w:r>
+      <w:proofErr w:type="spellEnd"/>
+      <w:r>
+        <w:rPr>
+          <w:rFonts w:asciiTheme="minorHAnsi" w:hAnsiTheme="minorHAnsi" w:cstheme="minorHAnsi"/>
+          <w:b/>
+          <w:color w:val="4A4A4A"/>
+          <w:sz w:val="22"/>
+          <w:szCs w:val="22"/>
+        </w:rPr>
+        <w:t xml:space="preserve"> second problem is that the network resources will be exhausted with low performance and bad user experience.</w:t>
       </w:r>
     </w:p>
     <w:p>
@@ -1923,86 +1950,107 @@
         <w:spacing w:before="0" w:beforeAutospacing="0"/>
         <w:jc w:val="both"/>
         <w:rPr>
-          <w:rFonts w:ascii="Open Sans" w:hAnsi="Open Sans"/>
+          <w:rFonts w:asciiTheme="minorHAnsi" w:hAnsiTheme="minorHAnsi" w:cstheme="minorHAnsi"/>
           <w:color w:val="4A4A4A"/>
         </w:rPr>
       </w:pPr>
       <w:r>
         <w:rPr>
-          <w:rFonts w:ascii="Open Sans" w:hAnsi="Open Sans"/>
+          <w:rFonts w:asciiTheme="minorHAnsi" w:hAnsiTheme="minorHAnsi" w:cstheme="minorHAnsi"/>
           <w:color w:val="4A4A4A"/>
         </w:rPr>
-        <w:t xml:space="preserve">So, to avoid such problems, you can use the Circuit Breaker Design Pattern. With the help of this pattern, the client will invoke a remote service via a proxy. This proxy will basically behave as a circuit barrier. So, when the number of failures crosses the threshold number, the circuit breaker trips for a particular </w:t>
+        <w:lastRenderedPageBreak/>
+        <w:t xml:space="preserve">So, to avoid such problems, you can use the Circuit Breaker Design Pattern. With the help of this pattern, the client will invoke a remote service via a proxy. This proxy will basically behave as a circuit barrier. So, when the number of failures crosses the threshold number, the circuit breaker trips for a particular time period. Then, all the attempts to invoke the remote service will fail in this timeout period. </w:t>
       </w:r>
       <w:proofErr w:type="gramStart"/>
       <w:r>
         <w:rPr>
-          <w:rFonts w:ascii="Open Sans" w:hAnsi="Open Sans"/>
+          <w:rFonts w:asciiTheme="minorHAnsi" w:hAnsiTheme="minorHAnsi" w:cstheme="minorHAnsi"/>
           <w:color w:val="4A4A4A"/>
         </w:rPr>
-        <w:t>time period</w:t>
+        <w:t>Once that time period is finished, the circuit breaker will allow a limited number of tests to pass through and if those requests succeed, the circuit breaker resumes back to the normal operation.</w:t>
       </w:r>
       <w:proofErr w:type="gramEnd"/>
       <w:r>
         <w:rPr>
-          <w:rFonts w:ascii="Open Sans" w:hAnsi="Open Sans"/>
+          <w:rFonts w:asciiTheme="minorHAnsi" w:hAnsiTheme="minorHAnsi" w:cstheme="minorHAnsi"/>
           <w:color w:val="4A4A4A"/>
         </w:rPr>
-        <w:t xml:space="preserve">. Then, all the attempts to invoke the remote service will fail in this timeout period. Once that </w:t>
-      </w:r>
-      <w:proofErr w:type="gramStart"/>
-      <w:r>
-        <w:rPr>
-          <w:rFonts w:ascii="Open Sans" w:hAnsi="Open Sans"/>
-          <w:color w:val="4A4A4A"/>
-        </w:rPr>
-        <w:t>time period</w:t>
-      </w:r>
-      <w:proofErr w:type="gramEnd"/>
-      <w:r>
-        <w:rPr>
-          <w:rFonts w:ascii="Open Sans" w:hAnsi="Open Sans"/>
-          <w:color w:val="4A4A4A"/>
-        </w:rPr>
-        <w:t xml:space="preserve"> is finished, the circuit breaker will allow a limited number of tests to pass through and if those requests succeed, the circuit breaker resumes back to </w:t>
-      </w:r>
-      <w:proofErr w:type="gramStart"/>
-      <w:r>
-        <w:rPr>
-          <w:rFonts w:ascii="Open Sans" w:hAnsi="Open Sans"/>
-          <w:color w:val="4A4A4A"/>
-        </w:rPr>
-        <w:t>the normal</w:t>
-      </w:r>
-      <w:proofErr w:type="gramEnd"/>
-      <w:r>
-        <w:rPr>
-          <w:rFonts w:ascii="Open Sans" w:hAnsi="Open Sans"/>
-          <w:color w:val="4A4A4A"/>
-        </w:rPr>
-        <w:t xml:space="preserve"> operation. Else, if there is a failure, then the time out period begins again.</w:t>
+        <w:t xml:space="preserve"> Else, if there is a failure, then the time out period begins again.</w:t>
       </w:r>
     </w:p>
     <w:p>
       <w:pPr>
         <w:pStyle w:val="NoSpacing"/>
+        <w:rPr>
+          <w:rFonts w:cstheme="minorHAnsi"/>
+        </w:rPr>
       </w:pPr>
       <w:hyperlink r:id="rId5" w:history="1">
         <w:r>
           <w:rPr>
             <w:rStyle w:val="Hyperlink"/>
-            <w:rFonts w:ascii="Segoe UI" w:hAnsi="Segoe UI" w:cs="Segoe UI"/>
+            <w:rFonts w:cstheme="minorHAnsi"/>
             <w:bCs/>
             <w:color w:val="000000" w:themeColor="text1"/>
             <w:bdr w:val="none" w:sz="0" w:space="0" w:color="auto" w:frame="1"/>
           </w:rPr>
-          <w:t>How to handle microservice Interaction when one of the microservice is down</w:t>
+          <w:t xml:space="preserve">How to handle </w:t>
+        </w:r>
+        <w:proofErr w:type="spellStart"/>
+        <w:r>
+          <w:rPr>
+            <w:rStyle w:val="Hyperlink"/>
+            <w:rFonts w:cstheme="minorHAnsi"/>
+            <w:bCs/>
+            <w:color w:val="000000" w:themeColor="text1"/>
+            <w:bdr w:val="none" w:sz="0" w:space="0" w:color="auto" w:frame="1"/>
+          </w:rPr>
+          <w:t>microservice</w:t>
+        </w:r>
+        <w:proofErr w:type="spellEnd"/>
+        <w:r>
+          <w:rPr>
+            <w:rStyle w:val="Hyperlink"/>
+            <w:rFonts w:cstheme="minorHAnsi"/>
+            <w:bCs/>
+            <w:color w:val="000000" w:themeColor="text1"/>
+            <w:bdr w:val="none" w:sz="0" w:space="0" w:color="auto" w:frame="1"/>
+          </w:rPr>
+          <w:t xml:space="preserve"> Interaction when one of the </w:t>
+        </w:r>
+        <w:proofErr w:type="spellStart"/>
+        <w:proofErr w:type="gramStart"/>
+        <w:r>
+          <w:rPr>
+            <w:rStyle w:val="Hyperlink"/>
+            <w:rFonts w:cstheme="minorHAnsi"/>
+            <w:bCs/>
+            <w:color w:val="000000" w:themeColor="text1"/>
+            <w:bdr w:val="none" w:sz="0" w:space="0" w:color="auto" w:frame="1"/>
+          </w:rPr>
+          <w:t>microservice</w:t>
+        </w:r>
+        <w:proofErr w:type="spellEnd"/>
+        <w:proofErr w:type="gramEnd"/>
+        <w:r>
+          <w:rPr>
+            <w:rStyle w:val="Hyperlink"/>
+            <w:rFonts w:cstheme="minorHAnsi"/>
+            <w:bCs/>
+            <w:color w:val="000000" w:themeColor="text1"/>
+            <w:bdr w:val="none" w:sz="0" w:space="0" w:color="auto" w:frame="1"/>
+          </w:rPr>
+          <w:t xml:space="preserve"> is down</w:t>
         </w:r>
       </w:hyperlink>
     </w:p>
     <w:p>
       <w:pPr>
         <w:pStyle w:val="NoSpacing"/>
+        <w:rPr>
+          <w:rFonts w:cstheme="minorHAnsi"/>
+        </w:rPr>
       </w:pPr>
     </w:p>
     <w:p>
@@ -2012,44 +2060,78 @@
         <w:spacing w:before="0" w:beforeAutospacing="0" w:after="0"/>
         <w:textAlignment w:val="baseline"/>
         <w:rPr>
-          <w:rFonts w:ascii="Segoe UI" w:hAnsi="Segoe UI" w:cs="Segoe UI"/>
+          <w:rFonts w:asciiTheme="minorHAnsi" w:hAnsiTheme="minorHAnsi" w:cstheme="minorHAnsi"/>
           <w:color w:val="232629"/>
           <w:sz w:val="23"/>
           <w:szCs w:val="23"/>
           <w:shd w:val="clear" w:color="auto" w:fill="FFFFFF"/>
         </w:rPr>
       </w:pPr>
-      <w:r>
-        <w:rPr>
-          <w:rFonts w:ascii="Segoe UI" w:hAnsi="Segoe UI" w:cs="Segoe UI"/>
+      <w:proofErr w:type="gramStart"/>
+      <w:r>
+        <w:rPr>
+          <w:rFonts w:asciiTheme="minorHAnsi" w:hAnsiTheme="minorHAnsi" w:cstheme="minorHAnsi"/>
           <w:color w:val="232629"/>
           <w:sz w:val="23"/>
           <w:szCs w:val="23"/>
           <w:shd w:val="clear" w:color="auto" w:fill="FFFFFF"/>
         </w:rPr>
-        <w:t>if we have 3 microservices M</w:t>
-      </w:r>
-      <w:proofErr w:type="gramStart"/>
-      <w:r>
-        <w:rPr>
-          <w:rFonts w:ascii="Segoe UI" w:hAnsi="Segoe UI" w:cs="Segoe UI"/>
+        <w:t>if</w:t>
+      </w:r>
+      <w:proofErr w:type="gramEnd"/>
+      <w:r>
+        <w:rPr>
+          <w:rFonts w:asciiTheme="minorHAnsi" w:hAnsiTheme="minorHAnsi" w:cstheme="minorHAnsi"/>
           <w:color w:val="232629"/>
           <w:sz w:val="23"/>
           <w:szCs w:val="23"/>
           <w:shd w:val="clear" w:color="auto" w:fill="FFFFFF"/>
         </w:rPr>
-        <w:t>1,M2,M3 .</w:t>
-      </w:r>
-      <w:proofErr w:type="gramEnd"/>
-      <w:r>
-        <w:rPr>
-          <w:rFonts w:ascii="Segoe UI" w:hAnsi="Segoe UI" w:cs="Segoe UI"/>
+        <w:t xml:space="preserve"> we have 3 </w:t>
+      </w:r>
+      <w:proofErr w:type="spellStart"/>
+      <w:r>
+        <w:rPr>
+          <w:rFonts w:asciiTheme="minorHAnsi" w:hAnsiTheme="minorHAnsi" w:cstheme="minorHAnsi"/>
           <w:color w:val="232629"/>
           <w:sz w:val="23"/>
           <w:szCs w:val="23"/>
           <w:shd w:val="clear" w:color="auto" w:fill="FFFFFF"/>
         </w:rPr>
-        <w:t xml:space="preserve"> M1 is interacting with M2 and M2 is interacting with M3. In case M2 microservice cluster is down how should we handle this situation?</w:t>
+        <w:t>microservices</w:t>
+      </w:r>
+      <w:proofErr w:type="spellEnd"/>
+      <w:r>
+        <w:rPr>
+          <w:rFonts w:asciiTheme="minorHAnsi" w:hAnsiTheme="minorHAnsi" w:cstheme="minorHAnsi"/>
+          <w:color w:val="232629"/>
+          <w:sz w:val="23"/>
+          <w:szCs w:val="23"/>
+          <w:shd w:val="clear" w:color="auto" w:fill="FFFFFF"/>
+        </w:rPr>
+        <w:t xml:space="preserve"> M1,M2,M3 . M1 is interacting with M2 and M2 is interacting with M3. In case M2 </w:t>
+      </w:r>
+      <w:proofErr w:type="spellStart"/>
+      <w:r>
+        <w:rPr>
+          <w:rFonts w:asciiTheme="minorHAnsi" w:hAnsiTheme="minorHAnsi" w:cstheme="minorHAnsi"/>
+          <w:color w:val="232629"/>
+          <w:sz w:val="23"/>
+          <w:szCs w:val="23"/>
+          <w:shd w:val="clear" w:color="auto" w:fill="FFFFFF"/>
+        </w:rPr>
+        <w:t>microservice</w:t>
+      </w:r>
+      <w:proofErr w:type="spellEnd"/>
+      <w:r>
+        <w:rPr>
+          <w:rFonts w:asciiTheme="minorHAnsi" w:hAnsiTheme="minorHAnsi" w:cstheme="minorHAnsi"/>
+          <w:color w:val="232629"/>
+          <w:sz w:val="23"/>
+          <w:szCs w:val="23"/>
+          <w:shd w:val="clear" w:color="auto" w:fill="FFFFFF"/>
+        </w:rPr>
+        <w:t xml:space="preserve"> cluster is down how should we handle this situation?</w:t>
       </w:r>
     </w:p>
     <w:p>
@@ -2059,7 +2141,7 @@
         <w:spacing w:before="0" w:beforeAutospacing="0" w:after="0"/>
         <w:textAlignment w:val="baseline"/>
         <w:rPr>
-          <w:rFonts w:ascii="Segoe UI" w:hAnsi="Segoe UI" w:cs="Segoe UI"/>
+          <w:rFonts w:asciiTheme="minorHAnsi" w:hAnsiTheme="minorHAnsi" w:cstheme="minorHAnsi"/>
           <w:color w:val="232629"/>
           <w:sz w:val="23"/>
           <w:szCs w:val="23"/>
@@ -2067,17 +2149,37 @@
       </w:pPr>
       <w:r>
         <w:rPr>
-          <w:rFonts w:ascii="Segoe UI" w:hAnsi="Segoe UI" w:cs="Segoe UI"/>
+          <w:rFonts w:asciiTheme="minorHAnsi" w:hAnsiTheme="minorHAnsi" w:cstheme="minorHAnsi"/>
           <w:color w:val="232629"/>
           <w:sz w:val="23"/>
           <w:szCs w:val="23"/>
         </w:rPr>
-        <w:t>When any one of the microservice is down, Interaction between services becomes very critical as </w:t>
+        <w:t xml:space="preserve">When any one of the </w:t>
+      </w:r>
+      <w:proofErr w:type="spellStart"/>
+      <w:r>
+        <w:rPr>
+          <w:rFonts w:asciiTheme="minorHAnsi" w:hAnsiTheme="minorHAnsi" w:cstheme="minorHAnsi"/>
+          <w:color w:val="232629"/>
+          <w:sz w:val="23"/>
+          <w:szCs w:val="23"/>
+        </w:rPr>
+        <w:t>microservice</w:t>
+      </w:r>
+      <w:proofErr w:type="spellEnd"/>
+      <w:r>
+        <w:rPr>
+          <w:rFonts w:asciiTheme="minorHAnsi" w:hAnsiTheme="minorHAnsi" w:cstheme="minorHAnsi"/>
+          <w:color w:val="232629"/>
+          <w:sz w:val="23"/>
+          <w:szCs w:val="23"/>
+        </w:rPr>
+        <w:t xml:space="preserve"> is down, Interaction between services becomes very critical as </w:t>
       </w:r>
       <w:r>
         <w:rPr>
           <w:rStyle w:val="Strong"/>
-          <w:rFonts w:ascii="inherit" w:eastAsiaTheme="majorEastAsia" w:hAnsi="inherit" w:cs="Segoe UI"/>
+          <w:rFonts w:asciiTheme="minorHAnsi" w:eastAsiaTheme="majorEastAsia" w:hAnsiTheme="minorHAnsi" w:cstheme="minorHAnsi"/>
           <w:color w:val="232629"/>
           <w:sz w:val="23"/>
           <w:szCs w:val="23"/>
@@ -2087,12 +2189,32 @@
       </w:r>
       <w:r>
         <w:rPr>
-          <w:rFonts w:ascii="Segoe UI" w:hAnsi="Segoe UI" w:cs="Segoe UI"/>
+          <w:rFonts w:asciiTheme="minorHAnsi" w:hAnsiTheme="minorHAnsi" w:cstheme="minorHAnsi"/>
           <w:color w:val="232629"/>
           <w:sz w:val="23"/>
           <w:szCs w:val="23"/>
         </w:rPr>
-        <w:t> are some of key characteristics for any microservice based architecture.</w:t>
+        <w:t xml:space="preserve"> are some of key characteristics for any </w:t>
+      </w:r>
+      <w:proofErr w:type="spellStart"/>
+      <w:r>
+        <w:rPr>
+          <w:rFonts w:asciiTheme="minorHAnsi" w:hAnsiTheme="minorHAnsi" w:cstheme="minorHAnsi"/>
+          <w:color w:val="232629"/>
+          <w:sz w:val="23"/>
+          <w:szCs w:val="23"/>
+        </w:rPr>
+        <w:t>microservice</w:t>
+      </w:r>
+      <w:proofErr w:type="spellEnd"/>
+      <w:r>
+        <w:rPr>
+          <w:rFonts w:asciiTheme="minorHAnsi" w:hAnsiTheme="minorHAnsi" w:cstheme="minorHAnsi"/>
+          <w:color w:val="232629"/>
+          <w:sz w:val="23"/>
+          <w:szCs w:val="23"/>
+        </w:rPr>
+        <w:t xml:space="preserve"> based architecture.</w:t>
       </w:r>
     </w:p>
     <w:p>
@@ -2102,7 +2224,7 @@
         <w:spacing w:before="0" w:beforeAutospacing="0" w:after="0"/>
         <w:textAlignment w:val="baseline"/>
         <w:rPr>
-          <w:rFonts w:ascii="Segoe UI" w:hAnsi="Segoe UI" w:cs="Segoe UI"/>
+          <w:rFonts w:asciiTheme="minorHAnsi" w:hAnsiTheme="minorHAnsi" w:cstheme="minorHAnsi"/>
           <w:color w:val="232629"/>
           <w:sz w:val="23"/>
           <w:szCs w:val="23"/>
@@ -2110,90 +2232,114 @@
       </w:pPr>
       <w:r>
         <w:rPr>
-          <w:rFonts w:ascii="Segoe UI" w:hAnsi="Segoe UI" w:cs="Segoe UI"/>
+          <w:rFonts w:asciiTheme="minorHAnsi" w:hAnsiTheme="minorHAnsi" w:cstheme="minorHAnsi"/>
           <w:color w:val="232629"/>
           <w:sz w:val="23"/>
           <w:szCs w:val="23"/>
         </w:rPr>
-        <w:t xml:space="preserve">Totally agreed </w:t>
-      </w:r>
-      <w:proofErr w:type="gramStart"/>
-      <w:r>
-        <w:rPr>
-          <w:rFonts w:ascii="Segoe UI" w:hAnsi="Segoe UI" w:cs="Segoe UI"/>
+        <w:t>Totally agreed what @</w:t>
+      </w:r>
+      <w:proofErr w:type="spellStart"/>
+      <w:r>
+        <w:rPr>
+          <w:rFonts w:asciiTheme="minorHAnsi" w:hAnsiTheme="minorHAnsi" w:cstheme="minorHAnsi"/>
           <w:color w:val="232629"/>
           <w:sz w:val="23"/>
           <w:szCs w:val="23"/>
         </w:rPr>
-        <w:t>what @</w:t>
-      </w:r>
-      <w:proofErr w:type="gramEnd"/>
-      <w:r>
-        <w:rPr>
-          <w:rFonts w:ascii="Segoe UI" w:hAnsi="Segoe UI" w:cs="Segoe UI"/>
+        <w:t>jayant</w:t>
+      </w:r>
+      <w:proofErr w:type="spellEnd"/>
+      <w:r>
+        <w:rPr>
+          <w:rFonts w:asciiTheme="minorHAnsi" w:hAnsiTheme="minorHAnsi" w:cstheme="minorHAnsi"/>
           <w:color w:val="232629"/>
           <w:sz w:val="23"/>
           <w:szCs w:val="23"/>
         </w:rPr>
-        <w:t>jayant had answered, </w:t>
+        <w:t xml:space="preserve"> had answered, </w:t>
       </w:r>
       <w:r>
         <w:rPr>
           <w:rStyle w:val="Strong"/>
-          <w:rFonts w:ascii="inherit" w:eastAsiaTheme="majorEastAsia" w:hAnsi="inherit" w:cs="Segoe UI"/>
+          <w:rFonts w:asciiTheme="minorHAnsi" w:eastAsiaTheme="majorEastAsia" w:hAnsiTheme="minorHAnsi" w:cstheme="minorHAnsi"/>
           <w:color w:val="232629"/>
           <w:sz w:val="23"/>
           <w:szCs w:val="23"/>
           <w:bdr w:val="none" w:sz="0" w:space="0" w:color="auto" w:frame="1"/>
         </w:rPr>
-        <w:t xml:space="preserve">in your case Implementing proper fallback mechanism makes more sense and you can implement required logic you </w:t>
-      </w:r>
-      <w:proofErr w:type="spellStart"/>
+        <w:t xml:space="preserve">in your case </w:t>
+      </w:r>
+      <w:proofErr w:type="gramStart"/>
       <w:r>
         <w:rPr>
           <w:rStyle w:val="Strong"/>
-          <w:rFonts w:ascii="inherit" w:eastAsiaTheme="majorEastAsia" w:hAnsi="inherit" w:cs="Segoe UI"/>
+          <w:rFonts w:asciiTheme="minorHAnsi" w:eastAsiaTheme="majorEastAsia" w:hAnsiTheme="minorHAnsi" w:cstheme="minorHAnsi"/>
           <w:color w:val="232629"/>
           <w:sz w:val="23"/>
           <w:szCs w:val="23"/>
           <w:bdr w:val="none" w:sz="0" w:space="0" w:color="auto" w:frame="1"/>
         </w:rPr>
-        <w:t>wanna</w:t>
-      </w:r>
-      <w:proofErr w:type="spellEnd"/>
+        <w:t>Implementing</w:t>
+      </w:r>
+      <w:proofErr w:type="gramEnd"/>
       <w:r>
         <w:rPr>
           <w:rStyle w:val="Strong"/>
-          <w:rFonts w:ascii="inherit" w:eastAsiaTheme="majorEastAsia" w:hAnsi="inherit" w:cs="Segoe UI"/>
+          <w:rFonts w:asciiTheme="minorHAnsi" w:eastAsiaTheme="majorEastAsia" w:hAnsiTheme="minorHAnsi" w:cstheme="minorHAnsi"/>
           <w:color w:val="232629"/>
           <w:sz w:val="23"/>
           <w:szCs w:val="23"/>
           <w:bdr w:val="none" w:sz="0" w:space="0" w:color="auto" w:frame="1"/>
         </w:rPr>
-        <w:t xml:space="preserve"> write based on use case and dependencies between M1, M2 and M3. </w:t>
-      </w:r>
-      <w:proofErr w:type="gramStart"/>
+        <w:t xml:space="preserve"> proper fallback mechanism makes more sense and you can implement required logic you </w:t>
+      </w:r>
+      <w:proofErr w:type="spellStart"/>
       <w:r>
         <w:rPr>
           <w:rStyle w:val="Strong"/>
-          <w:rFonts w:ascii="inherit" w:eastAsiaTheme="majorEastAsia" w:hAnsi="inherit" w:cs="Segoe UI"/>
+          <w:rFonts w:asciiTheme="minorHAnsi" w:eastAsiaTheme="majorEastAsia" w:hAnsiTheme="minorHAnsi" w:cstheme="minorHAnsi"/>
           <w:color w:val="232629"/>
           <w:sz w:val="23"/>
           <w:szCs w:val="23"/>
           <w:bdr w:val="none" w:sz="0" w:space="0" w:color="auto" w:frame="1"/>
         </w:rPr>
-        <w:t>you</w:t>
-      </w:r>
-      <w:proofErr w:type="gramEnd"/>
+        <w:t>wanna</w:t>
+      </w:r>
+      <w:proofErr w:type="spellEnd"/>
       <w:r>
         <w:rPr>
           <w:rStyle w:val="Strong"/>
-          <w:rFonts w:ascii="inherit" w:eastAsiaTheme="majorEastAsia" w:hAnsi="inherit" w:cs="Segoe UI"/>
+          <w:rFonts w:asciiTheme="minorHAnsi" w:eastAsiaTheme="majorEastAsia" w:hAnsiTheme="minorHAnsi" w:cstheme="minorHAnsi"/>
           <w:color w:val="232629"/>
           <w:sz w:val="23"/>
           <w:szCs w:val="23"/>
           <w:bdr w:val="none" w:sz="0" w:space="0" w:color="auto" w:frame="1"/>
         </w:rPr>
+        <w:t xml:space="preserve"> write based on use case and dependencies between M1, M2 and M3. </w:t>
+      </w:r>
+      <w:proofErr w:type="gramStart"/>
+      <w:r>
+        <w:rPr>
+          <w:rStyle w:val="Strong"/>
+          <w:rFonts w:asciiTheme="minorHAnsi" w:eastAsiaTheme="majorEastAsia" w:hAnsiTheme="minorHAnsi" w:cstheme="minorHAnsi"/>
+          <w:color w:val="232629"/>
+          <w:sz w:val="23"/>
+          <w:szCs w:val="23"/>
+          <w:bdr w:val="none" w:sz="0" w:space="0" w:color="auto" w:frame="1"/>
+        </w:rPr>
+        <w:t>you</w:t>
+      </w:r>
+      <w:proofErr w:type="gramEnd"/>
+      <w:r>
+        <w:rPr>
+          <w:rStyle w:val="Strong"/>
+          <w:rFonts w:asciiTheme="minorHAnsi" w:eastAsiaTheme="majorEastAsia" w:hAnsiTheme="minorHAnsi" w:cstheme="minorHAnsi"/>
+          <w:color w:val="232629"/>
+          <w:sz w:val="23"/>
+          <w:szCs w:val="23"/>
+          <w:bdr w:val="none" w:sz="0" w:space="0" w:color="auto" w:frame="1"/>
+        </w:rPr>
         <w:t xml:space="preserve"> can also raise events in your fallback if needed.</w:t>
       </w:r>
     </w:p>
@@ -2204,7 +2350,7 @@
         <w:spacing w:before="0" w:beforeAutospacing="0" w:after="0"/>
         <w:textAlignment w:val="baseline"/>
         <w:rPr>
-          <w:rFonts w:ascii="Segoe UI" w:hAnsi="Segoe UI" w:cs="Segoe UI"/>
+          <w:rFonts w:asciiTheme="minorHAnsi" w:hAnsiTheme="minorHAnsi" w:cstheme="minorHAnsi"/>
           <w:color w:val="232629"/>
           <w:sz w:val="23"/>
           <w:szCs w:val="23"/>
@@ -2212,17 +2358,37 @@
       </w:pPr>
       <w:r>
         <w:rPr>
-          <w:rFonts w:ascii="Segoe UI" w:hAnsi="Segoe UI" w:cs="Segoe UI"/>
+          <w:rFonts w:asciiTheme="minorHAnsi" w:hAnsiTheme="minorHAnsi" w:cstheme="minorHAnsi"/>
           <w:color w:val="232629"/>
           <w:sz w:val="23"/>
           <w:szCs w:val="23"/>
         </w:rPr>
-        <w:t>Since you are new to microservice, you need to know below </w:t>
+        <w:t xml:space="preserve">Since you are new to </w:t>
+      </w:r>
+      <w:proofErr w:type="spellStart"/>
+      <w:r>
+        <w:rPr>
+          <w:rFonts w:asciiTheme="minorHAnsi" w:hAnsiTheme="minorHAnsi" w:cstheme="minorHAnsi"/>
+          <w:color w:val="232629"/>
+          <w:sz w:val="23"/>
+          <w:szCs w:val="23"/>
+        </w:rPr>
+        <w:t>microservice</w:t>
+      </w:r>
+      <w:proofErr w:type="spellEnd"/>
+      <w:r>
+        <w:rPr>
+          <w:rFonts w:asciiTheme="minorHAnsi" w:hAnsiTheme="minorHAnsi" w:cstheme="minorHAnsi"/>
+          <w:color w:val="232629"/>
+          <w:sz w:val="23"/>
+          <w:szCs w:val="23"/>
+        </w:rPr>
+        <w:t>, you need to know below </w:t>
       </w:r>
       <w:r>
         <w:rPr>
           <w:rStyle w:val="Strong"/>
-          <w:rFonts w:ascii="inherit" w:eastAsiaTheme="majorEastAsia" w:hAnsi="inherit" w:cs="Segoe UI"/>
+          <w:rFonts w:asciiTheme="minorHAnsi" w:eastAsiaTheme="majorEastAsia" w:hAnsiTheme="minorHAnsi" w:cstheme="minorHAnsi"/>
           <w:color w:val="232629"/>
           <w:sz w:val="23"/>
           <w:szCs w:val="23"/>
@@ -2232,72 +2398,52 @@
       </w:r>
       <w:r>
         <w:rPr>
-          <w:rFonts w:ascii="Segoe UI" w:hAnsi="Segoe UI" w:cs="Segoe UI"/>
+          <w:rFonts w:asciiTheme="minorHAnsi" w:hAnsiTheme="minorHAnsi" w:cstheme="minorHAnsi"/>
           <w:color w:val="232629"/>
           <w:sz w:val="23"/>
           <w:szCs w:val="23"/>
         </w:rPr>
-        <w:t xml:space="preserve"> for resilience and fault tolerance against the situation which you have raised in your question. And here you are using </w:t>
-      </w:r>
-      <w:proofErr w:type="gramStart"/>
-      <w:r>
-        <w:rPr>
-          <w:rFonts w:ascii="Segoe UI" w:hAnsi="Segoe UI" w:cs="Segoe UI"/>
+        <w:t> for resilience and fault tolerance against the situation which you have raised in your question. And here you are using Spring-Boot, you can easily add Netflix-</w:t>
+      </w:r>
+      <w:proofErr w:type="spellStart"/>
+      <w:r>
+        <w:rPr>
+          <w:rFonts w:asciiTheme="minorHAnsi" w:hAnsiTheme="minorHAnsi" w:cstheme="minorHAnsi"/>
           <w:color w:val="232629"/>
           <w:sz w:val="23"/>
           <w:szCs w:val="23"/>
         </w:rPr>
-        <w:t>Spring-Boot</w:t>
-      </w:r>
-      <w:proofErr w:type="gramEnd"/>
-      <w:r>
-        <w:rPr>
-          <w:rFonts w:ascii="Segoe UI" w:hAnsi="Segoe UI" w:cs="Segoe UI"/>
+        <w:t>OSSin</w:t>
+      </w:r>
+      <w:proofErr w:type="spellEnd"/>
+      <w:r>
+        <w:rPr>
+          <w:rFonts w:asciiTheme="minorHAnsi" w:hAnsiTheme="minorHAnsi" w:cstheme="minorHAnsi"/>
           <w:color w:val="232629"/>
           <w:sz w:val="23"/>
           <w:szCs w:val="23"/>
         </w:rPr>
-        <w:t xml:space="preserve">, you can easily add </w:t>
-      </w:r>
-      <w:proofErr w:type="gramStart"/>
-      <w:r>
-        <w:rPr>
-          <w:rFonts w:ascii="Segoe UI" w:hAnsi="Segoe UI" w:cs="Segoe UI"/>
+        <w:t xml:space="preserve"> your </w:t>
+      </w:r>
+      <w:proofErr w:type="spellStart"/>
+      <w:r>
+        <w:rPr>
+          <w:rFonts w:asciiTheme="minorHAnsi" w:hAnsiTheme="minorHAnsi" w:cstheme="minorHAnsi"/>
           <w:color w:val="232629"/>
           <w:sz w:val="23"/>
           <w:szCs w:val="23"/>
         </w:rPr>
-        <w:t>Netflix-OSS</w:t>
-      </w:r>
-      <w:proofErr w:type="gramEnd"/>
-      <w:r>
-        <w:rPr>
-          <w:rFonts w:ascii="Segoe UI" w:hAnsi="Segoe UI" w:cs="Segoe UI"/>
+        <w:t>microservices</w:t>
+      </w:r>
+      <w:proofErr w:type="spellEnd"/>
+      <w:r>
+        <w:rPr>
+          <w:rFonts w:asciiTheme="minorHAnsi" w:hAnsiTheme="minorHAnsi" w:cstheme="minorHAnsi"/>
           <w:color w:val="232629"/>
           <w:sz w:val="23"/>
           <w:szCs w:val="23"/>
         </w:rPr>
-        <w:t xml:space="preserve"> </w:t>
-      </w:r>
-      <w:proofErr w:type="gramStart"/>
-      <w:r>
-        <w:rPr>
-          <w:rFonts w:ascii="Segoe UI" w:hAnsi="Segoe UI" w:cs="Segoe UI"/>
-          <w:color w:val="232629"/>
-          <w:sz w:val="23"/>
-          <w:szCs w:val="23"/>
-        </w:rPr>
-        <w:t>in</w:t>
-      </w:r>
-      <w:proofErr w:type="gramEnd"/>
-      <w:r>
-        <w:rPr>
-          <w:rFonts w:ascii="Segoe UI" w:hAnsi="Segoe UI" w:cs="Segoe UI"/>
-          <w:color w:val="232629"/>
-          <w:sz w:val="23"/>
-          <w:szCs w:val="23"/>
-        </w:rPr>
-        <w:t xml:space="preserve"> your microservices.</w:t>
+        <w:t>.</w:t>
       </w:r>
     </w:p>
     <w:p>
@@ -2307,7 +2453,7 @@
         <w:spacing w:before="0" w:beforeAutospacing="0" w:after="0"/>
         <w:textAlignment w:val="baseline"/>
         <w:rPr>
-          <w:rFonts w:ascii="Segoe UI" w:hAnsi="Segoe UI" w:cs="Segoe UI"/>
+          <w:rFonts w:asciiTheme="minorHAnsi" w:hAnsiTheme="minorHAnsi" w:cstheme="minorHAnsi"/>
           <w:color w:val="232629"/>
           <w:sz w:val="23"/>
           <w:szCs w:val="23"/>
@@ -2315,28 +2461,52 @@
       </w:pPr>
       <w:r>
         <w:rPr>
-          <w:rFonts w:ascii="Segoe UI" w:hAnsi="Segoe UI" w:cs="Segoe UI"/>
+          <w:rFonts w:asciiTheme="minorHAnsi" w:hAnsiTheme="minorHAnsi" w:cstheme="minorHAnsi"/>
           <w:color w:val="232629"/>
           <w:sz w:val="23"/>
           <w:szCs w:val="23"/>
         </w:rPr>
         <w:t>Netflix has released </w:t>
       </w:r>
-      <w:hyperlink r:id="rId6" w:history="1">
-        <w:r>
-          <w:rPr>
-            <w:rStyle w:val="Hyperlink"/>
-            <w:rFonts w:ascii="inherit" w:hAnsi="inherit" w:cs="Segoe UI"/>
-            <w:sz w:val="23"/>
-            <w:szCs w:val="23"/>
-            <w:bdr w:val="none" w:sz="0" w:space="0" w:color="auto" w:frame="1"/>
-          </w:rPr>
-          <w:t>Hystrix</w:t>
-        </w:r>
-      </w:hyperlink>
-      <w:r>
-        <w:rPr>
-          <w:rFonts w:ascii="Segoe UI" w:hAnsi="Segoe UI" w:cs="Segoe UI"/>
+      <w:proofErr w:type="spellStart"/>
+      <w:r>
+        <w:rPr>
+          <w:rFonts w:asciiTheme="minorHAnsi" w:hAnsiTheme="minorHAnsi" w:cstheme="minorHAnsi"/>
+        </w:rPr>
+        <w:fldChar w:fldCharType="begin"/>
+      </w:r>
+      <w:r>
+        <w:rPr>
+          <w:rFonts w:asciiTheme="minorHAnsi" w:hAnsiTheme="minorHAnsi" w:cstheme="minorHAnsi"/>
+        </w:rPr>
+        <w:instrText>HYPERLINK "https://medium.com/netflix-techblog/introducing-hystrix-for-resilience-engineering-13531c1ab362"</w:instrText>
+      </w:r>
+      <w:r>
+        <w:rPr>
+          <w:rFonts w:asciiTheme="minorHAnsi" w:hAnsiTheme="minorHAnsi" w:cstheme="minorHAnsi"/>
+        </w:rPr>
+        <w:fldChar w:fldCharType="separate"/>
+      </w:r>
+      <w:r>
+        <w:rPr>
+          <w:rStyle w:val="Hyperlink"/>
+          <w:rFonts w:asciiTheme="minorHAnsi" w:hAnsiTheme="minorHAnsi" w:cstheme="minorHAnsi"/>
+          <w:sz w:val="23"/>
+          <w:szCs w:val="23"/>
+          <w:bdr w:val="none" w:sz="0" w:space="0" w:color="auto" w:frame="1"/>
+        </w:rPr>
+        <w:t>Hystrix</w:t>
+      </w:r>
+      <w:proofErr w:type="spellEnd"/>
+      <w:r>
+        <w:rPr>
+          <w:rFonts w:asciiTheme="minorHAnsi" w:hAnsiTheme="minorHAnsi" w:cstheme="minorHAnsi"/>
+        </w:rPr>
+        <w:fldChar w:fldCharType="end"/>
+      </w:r>
+      <w:r>
+        <w:rPr>
+          <w:rFonts w:asciiTheme="minorHAnsi" w:hAnsiTheme="minorHAnsi" w:cstheme="minorHAnsi"/>
           <w:color w:val="232629"/>
           <w:sz w:val="23"/>
           <w:szCs w:val="23"/>
@@ -2351,7 +2521,7 @@
         <w:spacing w:before="0" w:beforeAutospacing="0"/>
         <w:textAlignment w:val="baseline"/>
         <w:rPr>
-          <w:rFonts w:ascii="Segoe UI" w:hAnsi="Segoe UI" w:cs="Segoe UI"/>
+          <w:rFonts w:asciiTheme="minorHAnsi" w:hAnsiTheme="minorHAnsi" w:cstheme="minorHAnsi"/>
           <w:color w:val="232629"/>
           <w:sz w:val="23"/>
           <w:szCs w:val="23"/>
@@ -2359,33 +2529,12 @@
       </w:pPr>
       <w:r>
         <w:rPr>
-          <w:rFonts w:ascii="Segoe UI" w:hAnsi="Segoe UI" w:cs="Segoe UI"/>
+          <w:rFonts w:asciiTheme="minorHAnsi" w:hAnsiTheme="minorHAnsi" w:cstheme="minorHAnsi"/>
           <w:color w:val="232629"/>
           <w:sz w:val="23"/>
           <w:szCs w:val="23"/>
         </w:rPr>
-        <w:lastRenderedPageBreak/>
-        <w:t xml:space="preserve">It </w:t>
-      </w:r>
-      <w:proofErr w:type="gramStart"/>
-      <w:r>
-        <w:rPr>
-          <w:rFonts w:ascii="Segoe UI" w:hAnsi="Segoe UI" w:cs="Segoe UI"/>
-          <w:color w:val="232629"/>
-          <w:sz w:val="23"/>
-          <w:szCs w:val="23"/>
-        </w:rPr>
-        <w:t>include</w:t>
-      </w:r>
-      <w:proofErr w:type="gramEnd"/>
-      <w:r>
-        <w:rPr>
-          <w:rFonts w:ascii="Segoe UI" w:hAnsi="Segoe UI" w:cs="Segoe UI"/>
-          <w:color w:val="232629"/>
-          <w:sz w:val="23"/>
-          <w:szCs w:val="23"/>
-        </w:rPr>
-        <w:t xml:space="preserve"> below important characteristics:</w:t>
+        <w:t>It include below important characteristics:</w:t>
       </w:r>
     </w:p>
     <w:p>
@@ -2399,7 +2548,7 @@
         <w:ind w:left="450"/>
         <w:textAlignment w:val="baseline"/>
         <w:rPr>
-          <w:rFonts w:ascii="inherit" w:hAnsi="inherit" w:cs="Segoe UI"/>
+          <w:rFonts w:cstheme="minorHAnsi"/>
           <w:color w:val="232629"/>
           <w:sz w:val="23"/>
           <w:szCs w:val="23"/>
@@ -2408,37 +2557,13 @@
       <w:r>
         <w:rPr>
           <w:rStyle w:val="Strong"/>
-          <w:rFonts w:ascii="inherit" w:hAnsi="inherit" w:cs="Segoe UI"/>
+          <w:rFonts w:cstheme="minorHAnsi"/>
           <w:color w:val="232629"/>
           <w:sz w:val="23"/>
           <w:szCs w:val="23"/>
           <w:bdr w:val="none" w:sz="0" w:space="0" w:color="auto" w:frame="1"/>
         </w:rPr>
-        <w:t xml:space="preserve">Importance of Circuit </w:t>
-      </w:r>
-      <w:proofErr w:type="gramStart"/>
-      <w:r>
-        <w:rPr>
-          <w:rStyle w:val="Strong"/>
-          <w:rFonts w:ascii="inherit" w:hAnsi="inherit" w:cs="Segoe UI"/>
-          <w:color w:val="232629"/>
-          <w:sz w:val="23"/>
-          <w:szCs w:val="23"/>
-          <w:bdr w:val="none" w:sz="0" w:space="0" w:color="auto" w:frame="1"/>
-        </w:rPr>
-        <w:t>breaker</w:t>
-      </w:r>
-      <w:proofErr w:type="gramEnd"/>
-      <w:r>
-        <w:rPr>
-          <w:rStyle w:val="Strong"/>
-          <w:rFonts w:ascii="inherit" w:hAnsi="inherit" w:cs="Segoe UI"/>
-          <w:color w:val="232629"/>
-          <w:sz w:val="23"/>
-          <w:szCs w:val="23"/>
-          <w:bdr w:val="none" w:sz="0" w:space="0" w:color="auto" w:frame="1"/>
-        </w:rPr>
-        <w:t xml:space="preserve"> and Fallback Mechanism:</w:t>
+        <w:t>Importance of Circuit breaker and Fallback Mechanism:</w:t>
       </w:r>
     </w:p>
     <w:p>
@@ -2448,26 +2573,37 @@
         <w:spacing w:before="0" w:beforeAutospacing="0" w:after="0"/>
         <w:textAlignment w:val="baseline"/>
         <w:rPr>
-          <w:rFonts w:ascii="Segoe UI" w:hAnsi="Segoe UI" w:cs="Segoe UI"/>
+          <w:rFonts w:asciiTheme="minorHAnsi" w:hAnsiTheme="minorHAnsi" w:cstheme="minorHAnsi"/>
           <w:color w:val="232629"/>
           <w:sz w:val="23"/>
           <w:szCs w:val="23"/>
         </w:rPr>
       </w:pPr>
-      <w:r>
-        <w:rPr>
-          <w:rFonts w:ascii="Segoe UI" w:hAnsi="Segoe UI" w:cs="Segoe UI"/>
+      <w:proofErr w:type="spellStart"/>
+      <w:r>
+        <w:rPr>
+          <w:rFonts w:asciiTheme="minorHAnsi" w:hAnsiTheme="minorHAnsi" w:cstheme="minorHAnsi"/>
           <w:color w:val="232629"/>
           <w:sz w:val="23"/>
           <w:szCs w:val="23"/>
         </w:rPr>
-        <w:t>Hystrix implements the </w:t>
-      </w:r>
-      <w:hyperlink r:id="rId7" w:history="1">
+        <w:t>Hystrix</w:t>
+      </w:r>
+      <w:proofErr w:type="spellEnd"/>
+      <w:r>
+        <w:rPr>
+          <w:rFonts w:asciiTheme="minorHAnsi" w:hAnsiTheme="minorHAnsi" w:cstheme="minorHAnsi"/>
+          <w:color w:val="232629"/>
+          <w:sz w:val="23"/>
+          <w:szCs w:val="23"/>
+        </w:rPr>
+        <w:t xml:space="preserve"> implements the </w:t>
+      </w:r>
+      <w:hyperlink r:id="rId6" w:history="1">
         <w:r>
           <w:rPr>
             <w:rStyle w:val="Hyperlink"/>
-            <w:rFonts w:ascii="inherit" w:hAnsi="inherit" w:cs="Segoe UI"/>
+            <w:rFonts w:asciiTheme="minorHAnsi" w:hAnsiTheme="minorHAnsi" w:cstheme="minorHAnsi"/>
             <w:sz w:val="23"/>
             <w:szCs w:val="23"/>
             <w:bdr w:val="none" w:sz="0" w:space="0" w:color="auto" w:frame="1"/>
@@ -2477,7 +2613,7 @@
       </w:hyperlink>
       <w:r>
         <w:rPr>
-          <w:rFonts w:ascii="Segoe UI" w:hAnsi="Segoe UI" w:cs="Segoe UI"/>
+          <w:rFonts w:asciiTheme="minorHAnsi" w:hAnsiTheme="minorHAnsi" w:cstheme="minorHAnsi"/>
           <w:color w:val="232629"/>
           <w:sz w:val="23"/>
           <w:szCs w:val="23"/>
@@ -2488,7 +2624,7 @@
       <w:r>
         <w:rPr>
           <w:rStyle w:val="HTMLCode"/>
-          <w:rFonts w:ascii="var(--ff-mono)" w:hAnsi="var(--ff-mono)"/>
+          <w:rFonts w:asciiTheme="minorHAnsi" w:hAnsiTheme="minorHAnsi" w:cstheme="minorHAnsi"/>
           <w:color w:val="232629"/>
           <w:bdr w:val="none" w:sz="0" w:space="0" w:color="auto" w:frame="1"/>
         </w:rPr>
@@ -2497,7 +2633,7 @@
       <w:proofErr w:type="spellEnd"/>
       <w:r>
         <w:rPr>
-          <w:rFonts w:ascii="Segoe UI" w:hAnsi="Segoe UI" w:cs="Segoe UI"/>
+          <w:rFonts w:asciiTheme="minorHAnsi" w:hAnsiTheme="minorHAnsi" w:cstheme="minorHAnsi"/>
           <w:color w:val="232629"/>
           <w:sz w:val="23"/>
           <w:szCs w:val="23"/>
@@ -2508,7 +2644,7 @@
       <w:r>
         <w:rPr>
           <w:rStyle w:val="HTMLCode"/>
-          <w:rFonts w:ascii="var(--ff-mono)" w:hAnsi="var(--ff-mono)"/>
+          <w:rFonts w:asciiTheme="minorHAnsi" w:hAnsiTheme="minorHAnsi" w:cstheme="minorHAnsi"/>
           <w:color w:val="232629"/>
           <w:bdr w:val="none" w:sz="0" w:space="0" w:color="auto" w:frame="1"/>
         </w:rPr>
@@ -2517,7 +2653,7 @@
       <w:proofErr w:type="spellEnd"/>
       <w:r>
         <w:rPr>
-          <w:rFonts w:ascii="Segoe UI" w:hAnsi="Segoe UI" w:cs="Segoe UI"/>
+          <w:rFonts w:asciiTheme="minorHAnsi" w:hAnsiTheme="minorHAnsi" w:cstheme="minorHAnsi"/>
           <w:color w:val="232629"/>
           <w:sz w:val="23"/>
           <w:szCs w:val="23"/>
@@ -2525,21 +2661,19 @@
         <w:t> (default: &gt;50%) in a rolling window defined by </w:t>
       </w:r>
       <w:proofErr w:type="spellStart"/>
-      <w:proofErr w:type="gramStart"/>
       <w:r>
         <w:rPr>
           <w:rStyle w:val="HTMLCode"/>
-          <w:rFonts w:ascii="var(--ff-mono)" w:hAnsi="var(--ff-mono)"/>
+          <w:rFonts w:asciiTheme="minorHAnsi" w:hAnsiTheme="minorHAnsi" w:cstheme="minorHAnsi"/>
           <w:color w:val="232629"/>
           <w:bdr w:val="none" w:sz="0" w:space="0" w:color="auto" w:frame="1"/>
         </w:rPr>
         <w:t>metrics.rollingStats.timeInMilliseconds</w:t>
       </w:r>
       <w:proofErr w:type="spellEnd"/>
-      <w:proofErr w:type="gramEnd"/>
-      <w:r>
-        <w:rPr>
-          <w:rFonts w:ascii="Segoe UI" w:hAnsi="Segoe UI" w:cs="Segoe UI"/>
+      <w:r>
+        <w:rPr>
+          <w:rFonts w:asciiTheme="minorHAnsi" w:hAnsiTheme="minorHAnsi" w:cstheme="minorHAnsi"/>
           <w:color w:val="232629"/>
           <w:sz w:val="23"/>
           <w:szCs w:val="23"/>
@@ -2554,7 +2688,7 @@
         <w:spacing w:before="0" w:beforeAutospacing="0" w:after="0"/>
         <w:textAlignment w:val="baseline"/>
         <w:rPr>
-          <w:rFonts w:ascii="Segoe UI" w:hAnsi="Segoe UI" w:cs="Segoe UI"/>
+          <w:rFonts w:asciiTheme="minorHAnsi" w:hAnsiTheme="minorHAnsi" w:cstheme="minorHAnsi"/>
           <w:color w:val="232629"/>
           <w:sz w:val="23"/>
           <w:szCs w:val="23"/>
@@ -2562,24 +2696,56 @@
       </w:pPr>
       <w:r>
         <w:rPr>
-          <w:rFonts w:ascii="Segoe UI" w:hAnsi="Segoe UI" w:cs="Segoe UI"/>
+          <w:rFonts w:asciiTheme="minorHAnsi" w:hAnsiTheme="minorHAnsi" w:cstheme="minorHAnsi"/>
           <w:color w:val="232629"/>
           <w:sz w:val="23"/>
           <w:szCs w:val="23"/>
         </w:rPr>
-        <w:t>In cases of error and an open circuit, a fallback can be provided by the developer. Fallbacks may be chained so that the first fallback makes some other business call. check out </w:t>
-      </w:r>
-      <w:hyperlink r:id="rId8" w:anchor="Fallback" w:history="1">
+        <w:t xml:space="preserve">In cases of error and an open circuit, a fallback can be provided by the developer. Fallbacks may be chained so that the first fallback makes some other business call. </w:t>
+      </w:r>
+      <w:proofErr w:type="gramStart"/>
+      <w:r>
+        <w:rPr>
+          <w:rFonts w:asciiTheme="minorHAnsi" w:hAnsiTheme="minorHAnsi" w:cstheme="minorHAnsi"/>
+          <w:color w:val="232629"/>
+          <w:sz w:val="23"/>
+          <w:szCs w:val="23"/>
+        </w:rPr>
+        <w:t>check</w:t>
+      </w:r>
+      <w:proofErr w:type="gramEnd"/>
+      <w:r>
+        <w:rPr>
+          <w:rFonts w:asciiTheme="minorHAnsi" w:hAnsiTheme="minorHAnsi" w:cstheme="minorHAnsi"/>
+          <w:color w:val="232629"/>
+          <w:sz w:val="23"/>
+          <w:szCs w:val="23"/>
+        </w:rPr>
+        <w:t xml:space="preserve"> out </w:t>
+      </w:r>
+      <w:hyperlink r:id="rId7" w:anchor="Fallback" w:history="1">
         <w:r>
           <w:rPr>
             <w:rStyle w:val="Hyperlink"/>
-            <w:rFonts w:ascii="inherit" w:hAnsi="inherit" w:cs="Segoe UI"/>
+            <w:rFonts w:asciiTheme="minorHAnsi" w:hAnsiTheme="minorHAnsi" w:cstheme="minorHAnsi"/>
             <w:sz w:val="23"/>
             <w:szCs w:val="23"/>
             <w:bdr w:val="none" w:sz="0" w:space="0" w:color="auto" w:frame="1"/>
           </w:rPr>
-          <w:t>Fallback Implementation of Hystrix</w:t>
+          <w:t xml:space="preserve">Fallback Implementation of </w:t>
         </w:r>
+        <w:proofErr w:type="spellStart"/>
+        <w:r>
+          <w:rPr>
+            <w:rStyle w:val="Hyperlink"/>
+            <w:rFonts w:asciiTheme="minorHAnsi" w:hAnsiTheme="minorHAnsi" w:cstheme="minorHAnsi"/>
+            <w:sz w:val="23"/>
+            <w:szCs w:val="23"/>
+            <w:bdr w:val="none" w:sz="0" w:space="0" w:color="auto" w:frame="1"/>
+          </w:rPr>
+          <w:t>Hystrix</w:t>
+        </w:r>
+        <w:proofErr w:type="spellEnd"/>
       </w:hyperlink>
     </w:p>
     <w:p>
@@ -2589,7 +2755,7 @@
         <w:spacing w:before="0" w:beforeAutospacing="0"/>
         <w:textAlignment w:val="baseline"/>
         <w:rPr>
-          <w:rFonts w:ascii="Segoe UI" w:hAnsi="Segoe UI" w:cs="Segoe UI"/>
+          <w:rFonts w:asciiTheme="minorHAnsi" w:hAnsiTheme="minorHAnsi" w:cstheme="minorHAnsi"/>
           <w:color w:val="232629"/>
           <w:sz w:val="23"/>
           <w:szCs w:val="23"/>
@@ -2597,7 +2763,7 @@
       </w:pPr>
       <w:r>
         <w:rPr>
-          <w:rFonts w:ascii="Segoe UI" w:hAnsi="Segoe UI" w:cs="Segoe UI"/>
+          <w:rFonts w:asciiTheme="minorHAnsi" w:hAnsiTheme="minorHAnsi" w:cstheme="minorHAnsi"/>
           <w:color w:val="232629"/>
           <w:sz w:val="23"/>
           <w:szCs w:val="23"/>
@@ -2612,7 +2778,7 @@
         <w:spacing w:before="0" w:beforeAutospacing="0"/>
         <w:textAlignment w:val="baseline"/>
         <w:rPr>
-          <w:rFonts w:ascii="Segoe UI" w:hAnsi="Segoe UI" w:cs="Segoe UI"/>
+          <w:rFonts w:asciiTheme="minorHAnsi" w:hAnsiTheme="minorHAnsi" w:cstheme="minorHAnsi"/>
           <w:color w:val="232629"/>
           <w:sz w:val="23"/>
           <w:szCs w:val="23"/>
@@ -2620,32 +2786,33 @@
       </w:pPr>
       <w:r>
         <w:rPr>
-          <w:rFonts w:ascii="Segoe UI" w:hAnsi="Segoe UI" w:cs="Segoe UI"/>
+          <w:rFonts w:asciiTheme="minorHAnsi" w:hAnsiTheme="minorHAnsi" w:cstheme="minorHAnsi"/>
           <w:color w:val="232629"/>
           <w:sz w:val="23"/>
           <w:szCs w:val="23"/>
         </w:rPr>
-        <w:t xml:space="preserve">Case 1: all are independent services, trivial case, no need to do anything, call all the services in blocking or non-blocking way, calling service 2 will in both </w:t>
+        <w:lastRenderedPageBreak/>
+        <w:t xml:space="preserve">Case 1: all are independent services, trivial case, no need to do anything, call all the services in blocking or non-blocking way, calling service 2 will in both case </w:t>
       </w:r>
       <w:proofErr w:type="gramStart"/>
       <w:r>
         <w:rPr>
-          <w:rFonts w:ascii="Segoe UI" w:hAnsi="Segoe UI" w:cs="Segoe UI"/>
+          <w:rFonts w:asciiTheme="minorHAnsi" w:hAnsiTheme="minorHAnsi" w:cstheme="minorHAnsi"/>
           <w:color w:val="232629"/>
           <w:sz w:val="23"/>
           <w:szCs w:val="23"/>
         </w:rPr>
-        <w:t>case</w:t>
+        <w:t>result</w:t>
       </w:r>
       <w:proofErr w:type="gramEnd"/>
       <w:r>
         <w:rPr>
-          <w:rFonts w:ascii="Segoe UI" w:hAnsi="Segoe UI" w:cs="Segoe UI"/>
+          <w:rFonts w:asciiTheme="minorHAnsi" w:hAnsiTheme="minorHAnsi" w:cstheme="minorHAnsi"/>
           <w:color w:val="232629"/>
           <w:sz w:val="23"/>
           <w:szCs w:val="23"/>
         </w:rPr>
-        <w:t xml:space="preserve"> result in timeout</w:t>
+        <w:t xml:space="preserve"> in timeout</w:t>
       </w:r>
     </w:p>
     <w:p>
@@ -2655,7 +2822,7 @@
         <w:spacing w:before="0" w:beforeAutospacing="0"/>
         <w:textAlignment w:val="baseline"/>
         <w:rPr>
-          <w:rFonts w:ascii="Segoe UI" w:hAnsi="Segoe UI" w:cs="Segoe UI"/>
+          <w:rFonts w:asciiTheme="minorHAnsi" w:hAnsiTheme="minorHAnsi" w:cstheme="minorHAnsi"/>
           <w:color w:val="232629"/>
           <w:sz w:val="23"/>
           <w:szCs w:val="23"/>
@@ -2663,32 +2830,12 @@
       </w:pPr>
       <w:r>
         <w:rPr>
-          <w:rFonts w:ascii="Segoe UI" w:hAnsi="Segoe UI" w:cs="Segoe UI"/>
+          <w:rFonts w:asciiTheme="minorHAnsi" w:hAnsiTheme="minorHAnsi" w:cstheme="minorHAnsi"/>
           <w:color w:val="232629"/>
           <w:sz w:val="23"/>
           <w:szCs w:val="23"/>
         </w:rPr>
-        <w:t xml:space="preserve">Case 2: services are </w:t>
-      </w:r>
-      <w:proofErr w:type="gramStart"/>
-      <w:r>
-        <w:rPr>
-          <w:rFonts w:ascii="Segoe UI" w:hAnsi="Segoe UI" w:cs="Segoe UI"/>
-          <w:color w:val="232629"/>
-          <w:sz w:val="23"/>
-          <w:szCs w:val="23"/>
-        </w:rPr>
-        <w:t>dependent</w:t>
-      </w:r>
-      <w:proofErr w:type="gramEnd"/>
-      <w:r>
-        <w:rPr>
-          <w:rFonts w:ascii="Segoe UI" w:hAnsi="Segoe UI" w:cs="Segoe UI"/>
-          <w:color w:val="232629"/>
-          <w:sz w:val="23"/>
-          <w:szCs w:val="23"/>
-        </w:rPr>
-        <w:t xml:space="preserve"> M2 depends on M1 and M3 depends on M2</w:t>
+        <w:t>Case 2: services are dependent M2 depends on M1 and M3 depends on M2</w:t>
       </w:r>
     </w:p>
     <w:p>
@@ -2698,20 +2845,31 @@
         <w:spacing w:before="0" w:beforeAutospacing="0"/>
         <w:textAlignment w:val="baseline"/>
         <w:rPr>
-          <w:rFonts w:ascii="Segoe UI" w:hAnsi="Segoe UI" w:cs="Segoe UI"/>
+          <w:rFonts w:asciiTheme="minorHAnsi" w:hAnsiTheme="minorHAnsi" w:cstheme="minorHAnsi"/>
           <w:color w:val="232629"/>
           <w:sz w:val="23"/>
           <w:szCs w:val="23"/>
         </w:rPr>
       </w:pPr>
-      <w:r>
-        <w:rPr>
-          <w:rFonts w:ascii="Segoe UI" w:hAnsi="Segoe UI" w:cs="Segoe UI"/>
+      <w:proofErr w:type="gramStart"/>
+      <w:r>
+        <w:rPr>
+          <w:rFonts w:asciiTheme="minorHAnsi" w:hAnsiTheme="minorHAnsi" w:cstheme="minorHAnsi"/>
           <w:color w:val="232629"/>
           <w:sz w:val="23"/>
           <w:szCs w:val="23"/>
         </w:rPr>
-        <w:t>option a) M1 can wait for service M2 to come back up, doing periodic pings or fetching details from registry or naming server if M2 is up or not</w:t>
+        <w:t>option</w:t>
+      </w:r>
+      <w:proofErr w:type="gramEnd"/>
+      <w:r>
+        <w:rPr>
+          <w:rFonts w:asciiTheme="minorHAnsi" w:hAnsiTheme="minorHAnsi" w:cstheme="minorHAnsi"/>
+          <w:color w:val="232629"/>
+          <w:sz w:val="23"/>
+          <w:szCs w:val="23"/>
+        </w:rPr>
+        <w:t xml:space="preserve"> a) M1 can wait for service M2 to come back up, doing periodic pings or fetching details from registry or naming server if M2 is up or not</w:t>
       </w:r>
     </w:p>
     <w:p>
@@ -2721,146 +2879,167 @@
         <w:spacing w:before="0" w:beforeAutospacing="0" w:after="0" w:afterAutospacing="0"/>
         <w:textAlignment w:val="baseline"/>
         <w:rPr>
-          <w:rFonts w:ascii="Segoe UI" w:hAnsi="Segoe UI" w:cs="Segoe UI"/>
+          <w:rFonts w:asciiTheme="minorHAnsi" w:hAnsiTheme="minorHAnsi" w:cstheme="minorHAnsi"/>
           <w:color w:val="232629"/>
           <w:sz w:val="23"/>
           <w:szCs w:val="23"/>
         </w:rPr>
       </w:pPr>
-      <w:r>
-        <w:rPr>
-          <w:rFonts w:ascii="Segoe UI" w:hAnsi="Segoe UI" w:cs="Segoe UI"/>
+      <w:proofErr w:type="gramStart"/>
+      <w:r>
+        <w:rPr>
+          <w:rFonts w:asciiTheme="minorHAnsi" w:hAnsiTheme="minorHAnsi" w:cstheme="minorHAnsi"/>
           <w:color w:val="232629"/>
           <w:sz w:val="23"/>
           <w:szCs w:val="23"/>
         </w:rPr>
-        <w:t xml:space="preserve">option b) use hystrix as a circuit breaker implementation and handle fallback gracefully in M3 or your </w:t>
-      </w:r>
-      <w:proofErr w:type="gramStart"/>
-      <w:r>
-        <w:rPr>
-          <w:rFonts w:ascii="Segoe UI" w:hAnsi="Segoe UI" w:cs="Segoe UI"/>
+        <w:t>option</w:t>
+      </w:r>
+      <w:proofErr w:type="gramEnd"/>
+      <w:r>
+        <w:rPr>
+          <w:rFonts w:asciiTheme="minorHAnsi" w:hAnsiTheme="minorHAnsi" w:cstheme="minorHAnsi"/>
           <w:color w:val="232629"/>
           <w:sz w:val="23"/>
           <w:szCs w:val="23"/>
         </w:rPr>
-        <w:t>orchestrator(</w:t>
-      </w:r>
-      <w:proofErr w:type="gramEnd"/>
-      <w:r>
-        <w:rPr>
-          <w:rFonts w:ascii="Segoe UI" w:hAnsi="Segoe UI" w:cs="Segoe UI"/>
+        <w:t xml:space="preserve"> b) use </w:t>
+      </w:r>
+      <w:proofErr w:type="spellStart"/>
+      <w:r>
+        <w:rPr>
+          <w:rFonts w:asciiTheme="minorHAnsi" w:hAnsiTheme="minorHAnsi" w:cstheme="minorHAnsi"/>
           <w:color w:val="232629"/>
           <w:sz w:val="23"/>
           <w:szCs w:val="23"/>
         </w:rPr>
-        <w:t xml:space="preserve">guy who is calling these services </w:t>
-      </w:r>
-      <w:proofErr w:type="spellStart"/>
-      <w:r>
-        <w:rPr>
-          <w:rFonts w:ascii="Segoe UI" w:hAnsi="Segoe UI" w:cs="Segoe UI"/>
+        <w:t>hystrix</w:t>
+      </w:r>
+      <w:proofErr w:type="spellEnd"/>
+      <w:r>
+        <w:rPr>
+          <w:rFonts w:asciiTheme="minorHAnsi" w:hAnsiTheme="minorHAnsi" w:cstheme="minorHAnsi"/>
           <w:color w:val="232629"/>
           <w:sz w:val="23"/>
           <w:szCs w:val="23"/>
         </w:rPr>
-        <w:t>i.e</w:t>
-      </w:r>
-      <w:proofErr w:type="spellEnd"/>
-      <w:r>
-        <w:rPr>
-          <w:rFonts w:ascii="Segoe UI" w:hAnsi="Segoe UI" w:cs="Segoe UI"/>
+        <w:t xml:space="preserve"> as a circuit breaker implementation and handle fallback gracefully in M3 or your orchestrator(guy who is calling these services </w:t>
+      </w:r>
+      <w:proofErr w:type="spellStart"/>
+      <w:r>
+        <w:rPr>
+          <w:rFonts w:asciiTheme="minorHAnsi" w:hAnsiTheme="minorHAnsi" w:cstheme="minorHAnsi"/>
           <w:color w:val="232629"/>
           <w:sz w:val="23"/>
           <w:szCs w:val="23"/>
         </w:rPr>
-        <w:t xml:space="preserve"> M</w:t>
-      </w:r>
-      <w:proofErr w:type="gramStart"/>
-      <w:r>
-        <w:rPr>
-          <w:rFonts w:ascii="Segoe UI" w:hAnsi="Segoe UI" w:cs="Segoe UI"/>
+        <w:t>i.e</w:t>
+      </w:r>
+      <w:proofErr w:type="spellEnd"/>
+      <w:r>
+        <w:rPr>
+          <w:rFonts w:asciiTheme="minorHAnsi" w:hAnsiTheme="minorHAnsi" w:cstheme="minorHAnsi"/>
           <w:color w:val="232629"/>
           <w:sz w:val="23"/>
           <w:szCs w:val="23"/>
         </w:rPr>
-        <w:t>1,M2,M</w:t>
-      </w:r>
-      <w:proofErr w:type="gramEnd"/>
-      <w:r>
-        <w:rPr>
-          <w:rFonts w:ascii="Segoe UI" w:hAnsi="Segoe UI" w:cs="Segoe UI"/>
-          <w:color w:val="232629"/>
-          <w:sz w:val="23"/>
-          <w:szCs w:val="23"/>
-        </w:rPr>
-        <w:t>3 in order)</w:t>
-      </w:r>
-    </w:p>
-    <w:p/>
-    <w:p>
-      <w:pPr>
-        <w:rPr>
+        <w:t xml:space="preserve"> M1,M2,M3 in order)</w:t>
+      </w:r>
+    </w:p>
+    <w:p>
+      <w:pPr>
+        <w:rPr>
+          <w:rFonts w:cstheme="minorHAnsi"/>
+        </w:rPr>
+      </w:pPr>
+    </w:p>
+    <w:p>
+      <w:pPr>
+        <w:rPr>
+          <w:rFonts w:cstheme="minorHAnsi"/>
           <w:b/>
           <w:bCs/>
         </w:rPr>
       </w:pPr>
-      <w:r>
-        <w:rPr>
+      <w:proofErr w:type="spellStart"/>
+      <w:r>
+        <w:rPr>
+          <w:rFonts w:cstheme="minorHAnsi"/>
           <w:b/>
           <w:bCs/>
         </w:rPr>
-        <w:t>M</w:t>
-      </w:r>
-      <w:r>
-        <w:rPr>
+        <w:t>Microservices</w:t>
+      </w:r>
+      <w:proofErr w:type="spellEnd"/>
+      <w:r>
+        <w:rPr>
+          <w:rFonts w:cstheme="minorHAnsi"/>
           <w:b/>
           <w:bCs/>
         </w:rPr>
-        <w:t>icroservices architecture is loosely coupled</w:t>
-      </w:r>
-      <w:r>
-        <w:rPr>
-          <w:b/>
-          <w:bCs/>
-        </w:rPr>
-        <w:t>.</w:t>
-      </w:r>
-    </w:p>
-    <w:p>
-      <w:r>
-        <w:t xml:space="preserve">Monolithic applications are traditionally tightly coupled, meaning dependencies among services within the app are intertwined. Because teams often can’t know or understand all </w:t>
-      </w:r>
-      <w:proofErr w:type="gramStart"/>
-      <w:r>
-        <w:t>dependencies</w:t>
-      </w:r>
-      <w:proofErr w:type="gramEnd"/>
-      <w:r>
-        <w:t>, it can be difficult for them to make changes. When creating new microservices, it is better to keep them loosely coupled with minimal dependencies to allow for flexible changes and ease of deployment. One way to minimize dependencies is to use </w:t>
-      </w:r>
-      <w:hyperlink r:id="rId9" w:tgtFrame="_blank" w:history="1">
+        <w:t xml:space="preserve"> architecture is loosely coupled.</w:t>
+      </w:r>
+    </w:p>
+    <w:p>
+      <w:pPr>
+        <w:rPr>
+          <w:rFonts w:cstheme="minorHAnsi"/>
+        </w:rPr>
+      </w:pPr>
+      <w:r>
+        <w:rPr>
+          <w:rFonts w:cstheme="minorHAnsi"/>
+        </w:rPr>
+        <w:t xml:space="preserve">Monolithic applications are traditionally tightly coupled, meaning dependencies among services within the app are intertwined. Because teams often can’t know or understand all dependencies, it can be difficult for them to make changes. When creating new </w:t>
+      </w:r>
+      <w:proofErr w:type="spellStart"/>
+      <w:r>
+        <w:rPr>
+          <w:rFonts w:cstheme="minorHAnsi"/>
+        </w:rPr>
+        <w:t>microservices</w:t>
+      </w:r>
+      <w:proofErr w:type="spellEnd"/>
+      <w:r>
+        <w:rPr>
+          <w:rFonts w:cstheme="minorHAnsi"/>
+        </w:rPr>
+        <w:t>, it is better to keep them loosely coupled with minimal dependencies to allow for flexible changes and ease of deployment. One way to minimize dependencies is to use </w:t>
+      </w:r>
+      <w:hyperlink r:id="rId8" w:tgtFrame="_blank" w:history="1">
         <w:r>
           <w:rPr>
             <w:rStyle w:val="Hyperlink"/>
+            <w:rFonts w:cstheme="minorHAnsi"/>
           </w:rPr>
           <w:t>asynchronous messaging and message queues</w:t>
         </w:r>
       </w:hyperlink>
       <w:r>
+        <w:rPr>
+          <w:rFonts w:cstheme="minorHAnsi"/>
+        </w:rPr>
         <w:t> wherever possible.</w:t>
       </w:r>
     </w:p>
-    <w:p/>
-    <w:p>
-      <w:pPr>
-        <w:rPr>
+    <w:p>
+      <w:pPr>
+        <w:rPr>
+          <w:rFonts w:cstheme="minorHAnsi"/>
+        </w:rPr>
+      </w:pPr>
+    </w:p>
+    <w:p>
+      <w:pPr>
+        <w:rPr>
+          <w:rFonts w:cstheme="minorHAnsi"/>
           <w:b/>
           <w:bCs/>
         </w:rPr>
       </w:pPr>
       <w:r>
         <w:rPr>
+          <w:rFonts w:cstheme="minorHAnsi"/>
           <w:b/>
           <w:bCs/>
         </w:rPr>
@@ -2868,6 +3047,7 @@
       </w:r>
       <w:r>
         <w:rPr>
+          <w:rFonts w:cstheme="minorHAnsi"/>
           <w:b/>
           <w:bCs/>
         </w:rPr>
@@ -2875,6 +3055,7 @@
       </w:r>
       <w:r>
         <w:rPr>
+          <w:rFonts w:cstheme="minorHAnsi"/>
           <w:b/>
           <w:bCs/>
         </w:rPr>
@@ -2882,54 +3063,100 @@
       </w:r>
       <w:r>
         <w:rPr>
+          <w:rFonts w:cstheme="minorHAnsi"/>
           <w:b/>
           <w:bCs/>
         </w:rPr>
-        <w:t xml:space="preserve"> get all three microservices response in another microservices</w:t>
-      </w:r>
-      <w:r>
-        <w:rPr>
+        <w:t xml:space="preserve"> get all three </w:t>
+      </w:r>
+      <w:proofErr w:type="spellStart"/>
+      <w:r>
+        <w:rPr>
+          <w:rFonts w:cstheme="minorHAnsi"/>
           <w:b/>
           <w:bCs/>
         </w:rPr>
-        <w:t>?</w:t>
-      </w:r>
-    </w:p>
-    <w:p>
-      <w:pPr>
-        <w:rPr>
+        <w:t>microservices</w:t>
+      </w:r>
+      <w:proofErr w:type="spellEnd"/>
+      <w:r>
+        <w:rPr>
+          <w:rFonts w:cstheme="minorHAnsi"/>
           <w:b/>
           <w:bCs/>
         </w:rPr>
-      </w:pPr>
-      <w:r>
-        <w:rPr>
+        <w:t xml:space="preserve"> response in </w:t>
+      </w:r>
+      <w:proofErr w:type="gramStart"/>
+      <w:r>
+        <w:rPr>
+          <w:rFonts w:cstheme="minorHAnsi"/>
           <w:b/>
           <w:bCs/>
         </w:rPr>
-        <w:t>Aggregator Pattern (API Composition)</w:t>
-      </w:r>
-    </w:p>
-    <w:p>
-      <w:r>
-        <w:t xml:space="preserve">This is the most direct method where a specific </w:t>
-      </w:r>
-      <w:proofErr w:type="gramStart"/>
-      <w:r>
-        <w:t>service—</w:t>
-      </w:r>
-      <w:proofErr w:type="gramEnd"/>
-      <w:r>
-        <w:t>the </w:t>
-      </w:r>
-      <w:r>
-        <w:rPr>
+        <w:t xml:space="preserve">another </w:t>
+      </w:r>
+      <w:proofErr w:type="spellStart"/>
+      <w:r>
+        <w:rPr>
+          <w:rFonts w:cstheme="minorHAnsi"/>
           <w:b/>
           <w:bCs/>
         </w:rPr>
+        <w:t>microservices</w:t>
+      </w:r>
+      <w:proofErr w:type="spellEnd"/>
+      <w:proofErr w:type="gramEnd"/>
+      <w:r>
+        <w:rPr>
+          <w:rFonts w:cstheme="minorHAnsi"/>
+          <w:b/>
+          <w:bCs/>
+        </w:rPr>
+        <w:t>?</w:t>
+      </w:r>
+    </w:p>
+    <w:p>
+      <w:pPr>
+        <w:rPr>
+          <w:rFonts w:cstheme="minorHAnsi"/>
+          <w:b/>
+          <w:bCs/>
+        </w:rPr>
+      </w:pPr>
+      <w:r>
+        <w:rPr>
+          <w:rFonts w:cstheme="minorHAnsi"/>
+          <w:b/>
+          <w:bCs/>
+        </w:rPr>
+        <w:t>Aggregator Pattern (API Composition)</w:t>
+      </w:r>
+    </w:p>
+    <w:p>
+      <w:pPr>
+        <w:rPr>
+          <w:rFonts w:cstheme="minorHAnsi"/>
+        </w:rPr>
+      </w:pPr>
+      <w:r>
+        <w:rPr>
+          <w:rFonts w:cstheme="minorHAnsi"/>
+        </w:rPr>
+        <w:t>This is the most direct method where a specific service—the </w:t>
+      </w:r>
+      <w:r>
+        <w:rPr>
+          <w:rFonts w:cstheme="minorHAnsi"/>
+          <w:b/>
+          <w:bCs/>
+        </w:rPr>
         <w:t>Aggregator</w:t>
       </w:r>
       <w:r>
+        <w:rPr>
+          <w:rFonts w:cstheme="minorHAnsi"/>
+        </w:rPr>
         <w:t>—calls all three services, collects their data, and merges it into a single response</w:t>
       </w:r>
     </w:p>
@@ -2939,15 +3166,22 @@
           <w:ilvl w:val="0"/>
           <w:numId w:val="9"/>
         </w:numPr>
-      </w:pPr>
-      <w:r>
-        <w:rPr>
+        <w:rPr>
+          <w:rFonts w:cstheme="minorHAnsi"/>
+        </w:rPr>
+      </w:pPr>
+      <w:r>
+        <w:rPr>
+          <w:rFonts w:cstheme="minorHAnsi"/>
           <w:b/>
           <w:bCs/>
         </w:rPr>
         <w:t>Orchestration:</w:t>
       </w:r>
       <w:r>
+        <w:rPr>
+          <w:rFonts w:cstheme="minorHAnsi"/>
+        </w:rPr>
         <w:t> The aggregator service acts as a "conductor," managing the sequence and logic of the calls.</w:t>
       </w:r>
     </w:p>
@@ -2957,21 +3191,28 @@
           <w:ilvl w:val="0"/>
           <w:numId w:val="9"/>
         </w:numPr>
-      </w:pPr>
-      <w:r>
-        <w:rPr>
+        <w:rPr>
+          <w:rFonts w:cstheme="minorHAnsi"/>
+        </w:rPr>
+      </w:pPr>
+      <w:r>
+        <w:rPr>
+          <w:rFonts w:cstheme="minorHAnsi"/>
           <w:b/>
           <w:bCs/>
         </w:rPr>
-        <w:lastRenderedPageBreak/>
         <w:t>Parallel Execution:</w:t>
       </w:r>
       <w:r>
+        <w:rPr>
+          <w:rFonts w:cstheme="minorHAnsi"/>
+        </w:rPr>
         <w:t> To minimize latency, you should trigger the three requests simultaneously using asynchronous tools like </w:t>
       </w:r>
       <w:proofErr w:type="spellStart"/>
       <w:r>
         <w:rPr>
+          <w:rFonts w:cstheme="minorHAnsi"/>
           <w:b/>
           <w:bCs/>
         </w:rPr>
@@ -2979,64 +3220,137 @@
       </w:r>
       <w:proofErr w:type="spellEnd"/>
       <w:r>
+        <w:rPr>
+          <w:rFonts w:cstheme="minorHAnsi"/>
+        </w:rPr>
         <w:t> in Java</w:t>
       </w:r>
       <w:r>
+        <w:rPr>
+          <w:rFonts w:cstheme="minorHAnsi"/>
+        </w:rPr>
         <w:t>.</w:t>
       </w:r>
     </w:p>
     <w:p>
       <w:pPr>
         <w:rPr>
+          <w:rFonts w:cstheme="minorHAnsi"/>
           <w:b/>
           <w:bCs/>
         </w:rPr>
       </w:pPr>
-    </w:p>
-    <w:p>
-      <w:pPr>
-        <w:rPr>
+      <w:r>
+        <w:rPr>
+          <w:rFonts w:cstheme="minorHAnsi"/>
           <w:b/>
           <w:bCs/>
         </w:rPr>
-      </w:pPr>
-      <w:r>
-        <w:rPr>
+        <w:t>API Gateway Pattern</w:t>
+      </w:r>
+    </w:p>
+    <w:p>
+      <w:pPr>
+        <w:rPr>
+          <w:rFonts w:cstheme="minorHAnsi"/>
           <w:b/>
           <w:bCs/>
         </w:rPr>
-        <w:t>API Gateway Pattern</w:t>
-      </w:r>
-    </w:p>
-    <w:p>
-      <w:pPr>
-        <w:rPr>
+      </w:pPr>
+      <w:r>
+        <w:rPr>
+          <w:rFonts w:cstheme="minorHAnsi"/>
           <w:b/>
           <w:bCs/>
         </w:rPr>
-      </w:pPr>
-      <w:r>
-        <w:rPr>
-          <w:b/>
-          <w:bCs/>
-        </w:rPr>
         <w:t>What is the API Composition Pattern?</w:t>
       </w:r>
     </w:p>
     <w:p>
-      <w:r>
+      <w:pPr>
+        <w:rPr>
+          <w:rFonts w:cstheme="minorHAnsi"/>
+        </w:rPr>
+      </w:pPr>
+      <w:r>
+        <w:rPr>
+          <w:rFonts w:cstheme="minorHAnsi"/>
+        </w:rPr>
         <w:t>The API Composition Pattern is a design approach in </w:t>
       </w:r>
-      <w:hyperlink r:id="rId10" w:tgtFrame="_blank" w:history="1">
-        <w:r>
-          <w:rPr>
-            <w:rStyle w:val="Hyperlink"/>
-          </w:rPr>
-          <w:t>microservices architecture </w:t>
-        </w:r>
-      </w:hyperlink>
-      <w:r>
-        <w:t>that allows developers to aggregate responses from multiple microservices into a single API endpoint. In a typical microservices setup, each service handles a specific business capability and exposes its own API. However, clients often require data from multiple services to fulfill a request, leading to increased complexity and potential performance issues when multiple network calls are made.</w:t>
+      <w:proofErr w:type="spellStart"/>
+      <w:r>
+        <w:rPr>
+          <w:rFonts w:cstheme="minorHAnsi"/>
+        </w:rPr>
+        <w:fldChar w:fldCharType="begin"/>
+      </w:r>
+      <w:r>
+        <w:rPr>
+          <w:rFonts w:cstheme="minorHAnsi"/>
+        </w:rPr>
+        <w:instrText>HYPERLINK "https://www.geeksforgeeks.org/system-design/microservices/" \t "_blank"</w:instrText>
+      </w:r>
+      <w:r>
+        <w:rPr>
+          <w:rFonts w:cstheme="minorHAnsi"/>
+        </w:rPr>
+        <w:fldChar w:fldCharType="separate"/>
+      </w:r>
+      <w:r>
+        <w:rPr>
+          <w:rStyle w:val="Hyperlink"/>
+          <w:rFonts w:cstheme="minorHAnsi"/>
+        </w:rPr>
+        <w:t>microservices</w:t>
+      </w:r>
+      <w:proofErr w:type="spellEnd"/>
+      <w:r>
+        <w:rPr>
+          <w:rStyle w:val="Hyperlink"/>
+          <w:rFonts w:cstheme="minorHAnsi"/>
+        </w:rPr>
+        <w:t xml:space="preserve"> architecture </w:t>
+      </w:r>
+      <w:r>
+        <w:rPr>
+          <w:rFonts w:cstheme="minorHAnsi"/>
+        </w:rPr>
+        <w:fldChar w:fldCharType="end"/>
+      </w:r>
+      <w:r>
+        <w:rPr>
+          <w:rFonts w:cstheme="minorHAnsi"/>
+        </w:rPr>
+        <w:t xml:space="preserve">that allows developers to aggregate responses from multiple </w:t>
+      </w:r>
+      <w:proofErr w:type="spellStart"/>
+      <w:r>
+        <w:rPr>
+          <w:rFonts w:cstheme="minorHAnsi"/>
+        </w:rPr>
+        <w:t>microservices</w:t>
+      </w:r>
+      <w:proofErr w:type="spellEnd"/>
+      <w:r>
+        <w:rPr>
+          <w:rFonts w:cstheme="minorHAnsi"/>
+        </w:rPr>
+        <w:t xml:space="preserve"> into a single API endpoint. In a typical </w:t>
+      </w:r>
+      <w:proofErr w:type="spellStart"/>
+      <w:r>
+        <w:rPr>
+          <w:rFonts w:cstheme="minorHAnsi"/>
+        </w:rPr>
+        <w:t>microservices</w:t>
+      </w:r>
+      <w:proofErr w:type="spellEnd"/>
+      <w:r>
+        <w:rPr>
+          <w:rFonts w:cstheme="minorHAnsi"/>
+        </w:rPr>
+        <w:t xml:space="preserve"> setup, each service handles a specific business capability and exposes its own API. However, clients often require data from multiple services to fulfill a request, leading to increased complexity and potential performance issues when multiple network calls are made.</w:t>
       </w:r>
     </w:p>
     <w:p>
@@ -3045,9 +3359,29 @@
           <w:ilvl w:val="0"/>
           <w:numId w:val="10"/>
         </w:numPr>
-      </w:pPr>
-      <w:r>
-        <w:t>The API Composition Pattern addresses this by acting as an intermediary layer that orchestrates calls to the relevant microservices, compiles their responses, and presents a unified response to the client.</w:t>
+        <w:rPr>
+          <w:rFonts w:cstheme="minorHAnsi"/>
+        </w:rPr>
+      </w:pPr>
+      <w:r>
+        <w:rPr>
+          <w:rFonts w:cstheme="minorHAnsi"/>
+        </w:rPr>
+        <w:t xml:space="preserve">The API Composition Pattern addresses this by acting as an intermediary layer that orchestrates calls to the relevant </w:t>
+      </w:r>
+      <w:proofErr w:type="spellStart"/>
+      <w:r>
+        <w:rPr>
+          <w:rFonts w:cstheme="minorHAnsi"/>
+        </w:rPr>
+        <w:t>microservices</w:t>
+      </w:r>
+      <w:proofErr w:type="spellEnd"/>
+      <w:r>
+        <w:rPr>
+          <w:rFonts w:cstheme="minorHAnsi"/>
+        </w:rPr>
+        <w:t>, compiles their responses, and presents a unified response to the client.</w:t>
       </w:r>
     </w:p>
     <w:p>
@@ -3056,16 +3390,2066 @@
           <w:ilvl w:val="0"/>
           <w:numId w:val="11"/>
         </w:numPr>
-      </w:pPr>
-      <w:r>
+        <w:rPr>
+          <w:rFonts w:cstheme="minorHAnsi"/>
+        </w:rPr>
+      </w:pPr>
+      <w:r>
+        <w:rPr>
+          <w:rFonts w:cstheme="minorHAnsi"/>
+        </w:rPr>
+        <w:lastRenderedPageBreak/>
         <w:t>This pattern can be implemented using a dedicated API gateway or a composition service that fetches data asynchronously, ensuring that the client receives all necessary information in one call.</w:t>
       </w:r>
     </w:p>
-    <w:p/>
-    <w:p>
-      <w:pPr>
-        <w:rPr>
+    <w:p>
+      <w:pPr>
+        <w:rPr>
+          <w:rFonts w:cstheme="minorHAnsi"/>
+        </w:rPr>
+      </w:pPr>
+    </w:p>
+    <w:p>
+      <w:pPr>
+        <w:rPr>
+          <w:rFonts w:cstheme="minorHAnsi"/>
           <w:b/>
+          <w:color w:val="0A0A0A"/>
+          <w:shd w:val="clear" w:color="auto" w:fill="FFFFFF"/>
+        </w:rPr>
+      </w:pPr>
+      <w:r>
+        <w:rPr>
+          <w:rFonts w:cstheme="minorHAnsi"/>
+          <w:b/>
+          <w:color w:val="0A0A0A"/>
+          <w:shd w:val="clear" w:color="auto" w:fill="FFFFFF"/>
+        </w:rPr>
+        <w:t>12-Factor App methodology provides best practices for building scalable.</w:t>
+      </w:r>
+    </w:p>
+    <w:p>
+      <w:pPr>
+        <w:rPr>
+          <w:rFonts w:cstheme="minorHAnsi"/>
+        </w:rPr>
+      </w:pPr>
+      <w:r>
+        <w:rPr>
+          <w:rFonts w:cstheme="minorHAnsi"/>
+          <w:color w:val="0A0A0A"/>
+          <w:shd w:val="clear" w:color="auto" w:fill="FFFFFF"/>
+        </w:rPr>
+        <w:t xml:space="preserve">The 12-Factor App methodology provides best practices for building scalable, maintainable, and cloud-native </w:t>
+      </w:r>
+      <w:proofErr w:type="spellStart"/>
+      <w:r>
+        <w:rPr>
+          <w:rFonts w:cstheme="minorHAnsi"/>
+          <w:color w:val="0A0A0A"/>
+          <w:shd w:val="clear" w:color="auto" w:fill="FFFFFF"/>
+        </w:rPr>
+        <w:t>microservices</w:t>
+      </w:r>
+      <w:proofErr w:type="spellEnd"/>
+      <w:r>
+        <w:rPr>
+          <w:rFonts w:cstheme="minorHAnsi"/>
+          <w:color w:val="0A0A0A"/>
+          <w:shd w:val="clear" w:color="auto" w:fill="FFFFFF"/>
+        </w:rPr>
+        <w:t>. Key principles include </w:t>
+      </w:r>
+      <w:r>
+        <w:rPr>
+          <w:rFonts w:cstheme="minorHAnsi"/>
+        </w:rPr>
+        <w:t>using a single tracked codebase, strict environment configuration separation, stateless processes, and treating backing services as attached resources to ensure portability, resilience, and horizontal scalability.</w:t>
+      </w:r>
+    </w:p>
+    <w:p>
+      <w:pPr>
+        <w:rPr>
+          <w:rFonts w:cstheme="minorHAnsi"/>
+        </w:rPr>
+      </w:pPr>
+      <w:r>
+        <w:rPr>
+          <w:rFonts w:cstheme="minorHAnsi"/>
+        </w:rPr>
+        <w:t xml:space="preserve">Here are 12 Factor for building modern </w:t>
+      </w:r>
+      <w:proofErr w:type="spellStart"/>
+      <w:r>
+        <w:rPr>
+          <w:rFonts w:cstheme="minorHAnsi"/>
+        </w:rPr>
+        <w:t>Microservices</w:t>
+      </w:r>
+      <w:proofErr w:type="spellEnd"/>
+      <w:r>
+        <w:rPr>
+          <w:rFonts w:cstheme="minorHAnsi"/>
+        </w:rPr>
+        <w:t>.</w:t>
+      </w:r>
+    </w:p>
+    <w:p>
+      <w:pPr>
+        <w:rPr>
+          <w:rFonts w:cstheme="minorHAnsi"/>
+        </w:rPr>
+      </w:pPr>
+    </w:p>
+    <w:tbl>
+      <w:tblPr>
+        <w:tblW w:w="7474" w:type="dxa"/>
+        <w:shd w:val="clear" w:color="auto" w:fill="FFFFFF"/>
+        <w:tblCellMar>
+          <w:top w:w="15" w:type="dxa"/>
+          <w:left w:w="15" w:type="dxa"/>
+          <w:bottom w:w="15" w:type="dxa"/>
+          <w:right w:w="15" w:type="dxa"/>
+        </w:tblCellMar>
+        <w:tblLook w:val="04A0"/>
+      </w:tblPr>
+      <w:tblGrid>
+        <w:gridCol w:w="1322"/>
+        <w:gridCol w:w="1551"/>
+        <w:gridCol w:w="4601"/>
+      </w:tblGrid>
+      <w:tr>
+        <w:tc>
+          <w:tcPr>
+            <w:tcW w:w="0" w:type="auto"/>
+            <w:tcBorders>
+              <w:bottom w:val="single" w:sz="4" w:space="0" w:color="D2D2D2"/>
+            </w:tcBorders>
+            <w:shd w:val="clear" w:color="auto" w:fill="FFFFFF"/>
+            <w:tcMar>
+              <w:top w:w="95" w:type="dxa"/>
+              <w:left w:w="0" w:type="dxa"/>
+              <w:bottom w:w="95" w:type="dxa"/>
+              <w:right w:w="190" w:type="dxa"/>
+            </w:tcMar>
+            <w:hideMark/>
+          </w:tcPr>
+          <w:p>
+            <w:pPr>
+              <w:spacing w:after="0" w:line="262" w:lineRule="atLeast"/>
+              <w:rPr>
+                <w:rFonts w:eastAsia="Times New Roman" w:cstheme="minorHAnsi"/>
+                <w:b/>
+                <w:bCs/>
+                <w:color w:val="0A0A0A"/>
+                <w:sz w:val="17"/>
+                <w:szCs w:val="17"/>
+              </w:rPr>
+            </w:pPr>
+            <w:r>
+              <w:rPr>
+                <w:rFonts w:eastAsia="Times New Roman" w:cstheme="minorHAnsi"/>
+                <w:b/>
+                <w:bCs/>
+                <w:color w:val="0A0A0A"/>
+                <w:sz w:val="17"/>
+                <w:szCs w:val="17"/>
+              </w:rPr>
+              <w:t>Factor</w:t>
+            </w:r>
+            <w:r>
+              <w:rPr>
+                <w:rFonts w:eastAsia="Times New Roman" w:cstheme="minorHAnsi"/>
+                <w:b/>
+                <w:bCs/>
+                <w:color w:val="0A0A0A"/>
+                <w:sz w:val="17"/>
+              </w:rPr>
+              <w:t> </w:t>
+            </w:r>
+          </w:p>
+        </w:tc>
+        <w:tc>
+          <w:tcPr>
+            <w:tcW w:w="0" w:type="auto"/>
+            <w:tcBorders>
+              <w:bottom w:val="single" w:sz="4" w:space="0" w:color="D2D2D2"/>
+            </w:tcBorders>
+            <w:shd w:val="clear" w:color="auto" w:fill="FFFFFF"/>
+            <w:tcMar>
+              <w:top w:w="95" w:type="dxa"/>
+              <w:left w:w="0" w:type="dxa"/>
+              <w:bottom w:w="95" w:type="dxa"/>
+              <w:right w:w="190" w:type="dxa"/>
+            </w:tcMar>
+            <w:hideMark/>
+          </w:tcPr>
+          <w:p>
+            <w:pPr>
+              <w:spacing w:after="0" w:line="262" w:lineRule="atLeast"/>
+              <w:rPr>
+                <w:rFonts w:eastAsia="Times New Roman" w:cstheme="minorHAnsi"/>
+                <w:b/>
+                <w:bCs/>
+                <w:color w:val="0A0A0A"/>
+                <w:sz w:val="17"/>
+                <w:szCs w:val="17"/>
+              </w:rPr>
+            </w:pPr>
+            <w:r>
+              <w:rPr>
+                <w:rFonts w:eastAsia="Times New Roman" w:cstheme="minorHAnsi"/>
+                <w:b/>
+                <w:bCs/>
+                <w:color w:val="0A0A0A"/>
+                <w:sz w:val="17"/>
+                <w:szCs w:val="17"/>
+              </w:rPr>
+              <w:t>Principle</w:t>
+            </w:r>
+          </w:p>
+        </w:tc>
+        <w:tc>
+          <w:tcPr>
+            <w:tcW w:w="0" w:type="auto"/>
+            <w:tcBorders>
+              <w:bottom w:val="single" w:sz="4" w:space="0" w:color="D2D2D2"/>
+            </w:tcBorders>
+            <w:shd w:val="clear" w:color="auto" w:fill="FFFFFF"/>
+            <w:tcMar>
+              <w:top w:w="95" w:type="dxa"/>
+              <w:left w:w="0" w:type="dxa"/>
+              <w:bottom w:w="95" w:type="dxa"/>
+              <w:right w:w="0" w:type="dxa"/>
+            </w:tcMar>
+            <w:hideMark/>
+          </w:tcPr>
+          <w:p>
+            <w:pPr>
+              <w:spacing w:after="0" w:line="262" w:lineRule="atLeast"/>
+              <w:rPr>
+                <w:rFonts w:eastAsia="Times New Roman" w:cstheme="minorHAnsi"/>
+                <w:b/>
+                <w:bCs/>
+                <w:color w:val="0A0A0A"/>
+                <w:sz w:val="17"/>
+                <w:szCs w:val="17"/>
+              </w:rPr>
+            </w:pPr>
+            <w:r>
+              <w:rPr>
+                <w:rFonts w:eastAsia="Times New Roman" w:cstheme="minorHAnsi"/>
+                <w:b/>
+                <w:bCs/>
+                <w:color w:val="0A0A0A"/>
+                <w:sz w:val="17"/>
+                <w:szCs w:val="17"/>
+              </w:rPr>
+              <w:t>Spring Boot Implementation</w:t>
+            </w:r>
+          </w:p>
+        </w:tc>
+      </w:tr>
+      <w:tr>
+        <w:tc>
+          <w:tcPr>
+            <w:tcW w:w="0" w:type="auto"/>
+            <w:tcBorders>
+              <w:bottom w:val="single" w:sz="4" w:space="0" w:color="D2D2D2"/>
+            </w:tcBorders>
+            <w:shd w:val="clear" w:color="auto" w:fill="FFFFFF"/>
+            <w:tcMar>
+              <w:top w:w="143" w:type="dxa"/>
+              <w:left w:w="0" w:type="dxa"/>
+              <w:bottom w:w="143" w:type="dxa"/>
+              <w:right w:w="190" w:type="dxa"/>
+            </w:tcMar>
+            <w:hideMark/>
+          </w:tcPr>
+          <w:p>
+            <w:pPr>
+              <w:spacing w:after="0" w:line="262" w:lineRule="atLeast"/>
+              <w:rPr>
+                <w:rFonts w:eastAsia="Times New Roman" w:cstheme="minorHAnsi"/>
+                <w:color w:val="0A0A0A"/>
+                <w:sz w:val="17"/>
+                <w:szCs w:val="17"/>
+              </w:rPr>
+            </w:pPr>
+            <w:r>
+              <w:rPr>
+                <w:rFonts w:eastAsia="Times New Roman" w:cstheme="minorHAnsi"/>
+                <w:b/>
+                <w:bCs/>
+                <w:color w:val="0A0A0A"/>
+                <w:sz w:val="17"/>
+              </w:rPr>
+              <w:t>1. Codebase</w:t>
+            </w:r>
+          </w:p>
+        </w:tc>
+        <w:tc>
+          <w:tcPr>
+            <w:tcW w:w="0" w:type="auto"/>
+            <w:tcBorders>
+              <w:bottom w:val="single" w:sz="4" w:space="0" w:color="D2D2D2"/>
+            </w:tcBorders>
+            <w:shd w:val="clear" w:color="auto" w:fill="FFFFFF"/>
+            <w:tcMar>
+              <w:top w:w="143" w:type="dxa"/>
+              <w:left w:w="0" w:type="dxa"/>
+              <w:bottom w:w="143" w:type="dxa"/>
+              <w:right w:w="190" w:type="dxa"/>
+            </w:tcMar>
+            <w:hideMark/>
+          </w:tcPr>
+          <w:p>
+            <w:pPr>
+              <w:spacing w:after="0" w:line="262" w:lineRule="atLeast"/>
+              <w:rPr>
+                <w:rFonts w:eastAsia="Times New Roman" w:cstheme="minorHAnsi"/>
+                <w:color w:val="0A0A0A"/>
+                <w:sz w:val="17"/>
+                <w:szCs w:val="17"/>
+              </w:rPr>
+            </w:pPr>
+            <w:r>
+              <w:rPr>
+                <w:rFonts w:eastAsia="Times New Roman" w:cstheme="minorHAnsi"/>
+                <w:color w:val="0A0A0A"/>
+                <w:sz w:val="17"/>
+                <w:szCs w:val="17"/>
+              </w:rPr>
+              <w:t>One codebase, many deploys</w:t>
+            </w:r>
+          </w:p>
+        </w:tc>
+        <w:tc>
+          <w:tcPr>
+            <w:tcW w:w="0" w:type="auto"/>
+            <w:tcBorders>
+              <w:bottom w:val="single" w:sz="4" w:space="0" w:color="D2D2D2"/>
+            </w:tcBorders>
+            <w:shd w:val="clear" w:color="auto" w:fill="FFFFFF"/>
+            <w:tcMar>
+              <w:top w:w="143" w:type="dxa"/>
+              <w:left w:w="0" w:type="dxa"/>
+              <w:bottom w:w="143" w:type="dxa"/>
+              <w:right w:w="0" w:type="dxa"/>
+            </w:tcMar>
+            <w:hideMark/>
+          </w:tcPr>
+          <w:p>
+            <w:pPr>
+              <w:spacing w:after="0" w:line="262" w:lineRule="atLeast"/>
+              <w:rPr>
+                <w:rFonts w:eastAsia="Times New Roman" w:cstheme="minorHAnsi"/>
+                <w:color w:val="0A0A0A"/>
+                <w:sz w:val="17"/>
+                <w:szCs w:val="17"/>
+              </w:rPr>
+            </w:pPr>
+            <w:r>
+              <w:rPr>
+                <w:rFonts w:eastAsia="Times New Roman" w:cstheme="minorHAnsi"/>
+                <w:color w:val="0A0A0A"/>
+                <w:sz w:val="17"/>
+                <w:szCs w:val="17"/>
+              </w:rPr>
+              <w:t>Use one </w:t>
+            </w:r>
+            <w:proofErr w:type="spellStart"/>
+            <w:r>
+              <w:rPr>
+                <w:rFonts w:eastAsia="Times New Roman" w:cstheme="minorHAnsi"/>
+                <w:color w:val="0A0A0A"/>
+                <w:sz w:val="17"/>
+              </w:rPr>
+              <w:t>Git</w:t>
+            </w:r>
+            <w:proofErr w:type="spellEnd"/>
+            <w:r>
+              <w:rPr>
+                <w:rFonts w:eastAsia="Times New Roman" w:cstheme="minorHAnsi"/>
+                <w:color w:val="0A0A0A"/>
+                <w:sz w:val="17"/>
+                <w:szCs w:val="17"/>
+              </w:rPr>
+              <w:t xml:space="preserve"> repository per </w:t>
+            </w:r>
+            <w:proofErr w:type="spellStart"/>
+            <w:r>
+              <w:rPr>
+                <w:rFonts w:eastAsia="Times New Roman" w:cstheme="minorHAnsi"/>
+                <w:color w:val="0A0A0A"/>
+                <w:sz w:val="17"/>
+                <w:szCs w:val="17"/>
+              </w:rPr>
+              <w:t>microservice</w:t>
+            </w:r>
+            <w:proofErr w:type="spellEnd"/>
+            <w:r>
+              <w:rPr>
+                <w:rFonts w:eastAsia="Times New Roman" w:cstheme="minorHAnsi"/>
+                <w:color w:val="0A0A0A"/>
+                <w:sz w:val="17"/>
+                <w:szCs w:val="17"/>
+              </w:rPr>
+              <w:t>. Each deployment (dev, prod) originates from the same code.</w:t>
+            </w:r>
+          </w:p>
+        </w:tc>
+      </w:tr>
+      <w:tr>
+        <w:tc>
+          <w:tcPr>
+            <w:tcW w:w="0" w:type="auto"/>
+            <w:tcBorders>
+              <w:bottom w:val="single" w:sz="4" w:space="0" w:color="D2D2D2"/>
+            </w:tcBorders>
+            <w:shd w:val="clear" w:color="auto" w:fill="FFFFFF"/>
+            <w:tcMar>
+              <w:top w:w="143" w:type="dxa"/>
+              <w:left w:w="0" w:type="dxa"/>
+              <w:bottom w:w="143" w:type="dxa"/>
+              <w:right w:w="190" w:type="dxa"/>
+            </w:tcMar>
+            <w:hideMark/>
+          </w:tcPr>
+          <w:p>
+            <w:pPr>
+              <w:spacing w:after="0" w:line="262" w:lineRule="atLeast"/>
+              <w:rPr>
+                <w:rFonts w:eastAsia="Times New Roman" w:cstheme="minorHAnsi"/>
+                <w:color w:val="0A0A0A"/>
+                <w:sz w:val="17"/>
+                <w:szCs w:val="17"/>
+              </w:rPr>
+            </w:pPr>
+            <w:r>
+              <w:rPr>
+                <w:rFonts w:eastAsia="Times New Roman" w:cstheme="minorHAnsi"/>
+                <w:b/>
+                <w:bCs/>
+                <w:color w:val="0A0A0A"/>
+                <w:sz w:val="17"/>
+              </w:rPr>
+              <w:t>2. Dependencies</w:t>
+            </w:r>
+          </w:p>
+        </w:tc>
+        <w:tc>
+          <w:tcPr>
+            <w:tcW w:w="0" w:type="auto"/>
+            <w:tcBorders>
+              <w:bottom w:val="single" w:sz="4" w:space="0" w:color="D2D2D2"/>
+            </w:tcBorders>
+            <w:shd w:val="clear" w:color="auto" w:fill="FFFFFF"/>
+            <w:tcMar>
+              <w:top w:w="143" w:type="dxa"/>
+              <w:left w:w="0" w:type="dxa"/>
+              <w:bottom w:w="143" w:type="dxa"/>
+              <w:right w:w="190" w:type="dxa"/>
+            </w:tcMar>
+            <w:hideMark/>
+          </w:tcPr>
+          <w:p>
+            <w:pPr>
+              <w:spacing w:after="0" w:line="262" w:lineRule="atLeast"/>
+              <w:rPr>
+                <w:rFonts w:eastAsia="Times New Roman" w:cstheme="minorHAnsi"/>
+                <w:color w:val="0A0A0A"/>
+                <w:sz w:val="17"/>
+                <w:szCs w:val="17"/>
+              </w:rPr>
+            </w:pPr>
+            <w:r>
+              <w:rPr>
+                <w:rFonts w:eastAsia="Times New Roman" w:cstheme="minorHAnsi"/>
+                <w:color w:val="0A0A0A"/>
+                <w:sz w:val="17"/>
+                <w:szCs w:val="17"/>
+              </w:rPr>
+              <w:t>Explicitly declare and isolate</w:t>
+            </w:r>
+          </w:p>
+        </w:tc>
+        <w:tc>
+          <w:tcPr>
+            <w:tcW w:w="0" w:type="auto"/>
+            <w:tcBorders>
+              <w:bottom w:val="single" w:sz="4" w:space="0" w:color="D2D2D2"/>
+            </w:tcBorders>
+            <w:shd w:val="clear" w:color="auto" w:fill="FFFFFF"/>
+            <w:tcMar>
+              <w:top w:w="143" w:type="dxa"/>
+              <w:left w:w="0" w:type="dxa"/>
+              <w:bottom w:w="143" w:type="dxa"/>
+              <w:right w:w="0" w:type="dxa"/>
+            </w:tcMar>
+            <w:hideMark/>
+          </w:tcPr>
+          <w:p>
+            <w:pPr>
+              <w:spacing w:after="0" w:line="262" w:lineRule="atLeast"/>
+              <w:rPr>
+                <w:rFonts w:eastAsia="Times New Roman" w:cstheme="minorHAnsi"/>
+                <w:color w:val="0A0A0A"/>
+                <w:sz w:val="17"/>
+                <w:szCs w:val="17"/>
+              </w:rPr>
+            </w:pPr>
+            <w:r>
+              <w:rPr>
+                <w:rFonts w:eastAsia="Times New Roman" w:cstheme="minorHAnsi"/>
+                <w:color w:val="0A0A0A"/>
+                <w:sz w:val="17"/>
+                <w:szCs w:val="17"/>
+              </w:rPr>
+              <w:t>Declare all dependencies in a </w:t>
+            </w:r>
+            <w:r>
+              <w:rPr>
+                <w:rFonts w:eastAsia="Times New Roman" w:cstheme="minorHAnsi"/>
+                <w:color w:val="0A0A0A"/>
+                <w:sz w:val="17"/>
+              </w:rPr>
+              <w:t>pom.xml</w:t>
+            </w:r>
+            <w:r>
+              <w:rPr>
+                <w:rFonts w:eastAsia="Times New Roman" w:cstheme="minorHAnsi"/>
+                <w:color w:val="0A0A0A"/>
+                <w:sz w:val="17"/>
+                <w:szCs w:val="17"/>
+              </w:rPr>
+              <w:t> (Maven) or </w:t>
+            </w:r>
+            <w:proofErr w:type="spellStart"/>
+            <w:r>
+              <w:rPr>
+                <w:rFonts w:eastAsia="Times New Roman" w:cstheme="minorHAnsi"/>
+                <w:color w:val="0A0A0A"/>
+                <w:sz w:val="17"/>
+              </w:rPr>
+              <w:t>build.gradle</w:t>
+            </w:r>
+            <w:proofErr w:type="spellEnd"/>
+            <w:r>
+              <w:rPr>
+                <w:rFonts w:eastAsia="Times New Roman" w:cstheme="minorHAnsi"/>
+                <w:color w:val="0A0A0A"/>
+                <w:sz w:val="17"/>
+                <w:szCs w:val="17"/>
+              </w:rPr>
+              <w:t> (</w:t>
+            </w:r>
+            <w:proofErr w:type="spellStart"/>
+            <w:r>
+              <w:rPr>
+                <w:rFonts w:eastAsia="Times New Roman" w:cstheme="minorHAnsi"/>
+                <w:color w:val="0A0A0A"/>
+                <w:sz w:val="17"/>
+                <w:szCs w:val="17"/>
+              </w:rPr>
+              <w:t>Gradle</w:t>
+            </w:r>
+            <w:proofErr w:type="spellEnd"/>
+            <w:r>
+              <w:rPr>
+                <w:rFonts w:eastAsia="Times New Roman" w:cstheme="minorHAnsi"/>
+                <w:color w:val="0A0A0A"/>
+                <w:sz w:val="17"/>
+                <w:szCs w:val="17"/>
+              </w:rPr>
+              <w:t>). Never rely on system-wide libraries.</w:t>
+            </w:r>
+          </w:p>
+        </w:tc>
+      </w:tr>
+      <w:tr>
+        <w:tc>
+          <w:tcPr>
+            <w:tcW w:w="0" w:type="auto"/>
+            <w:tcBorders>
+              <w:bottom w:val="single" w:sz="4" w:space="0" w:color="D2D2D2"/>
+            </w:tcBorders>
+            <w:shd w:val="clear" w:color="auto" w:fill="FFFFFF"/>
+            <w:tcMar>
+              <w:top w:w="143" w:type="dxa"/>
+              <w:left w:w="0" w:type="dxa"/>
+              <w:bottom w:w="143" w:type="dxa"/>
+              <w:right w:w="190" w:type="dxa"/>
+            </w:tcMar>
+            <w:hideMark/>
+          </w:tcPr>
+          <w:p>
+            <w:pPr>
+              <w:spacing w:after="0" w:line="262" w:lineRule="atLeast"/>
+              <w:rPr>
+                <w:rFonts w:eastAsia="Times New Roman" w:cstheme="minorHAnsi"/>
+                <w:color w:val="0A0A0A"/>
+                <w:sz w:val="17"/>
+                <w:szCs w:val="17"/>
+              </w:rPr>
+            </w:pPr>
+            <w:r>
+              <w:rPr>
+                <w:rFonts w:eastAsia="Times New Roman" w:cstheme="minorHAnsi"/>
+                <w:b/>
+                <w:bCs/>
+                <w:color w:val="0A0A0A"/>
+                <w:sz w:val="17"/>
+              </w:rPr>
+              <w:t xml:space="preserve">3. </w:t>
+            </w:r>
+            <w:proofErr w:type="spellStart"/>
+            <w:r>
+              <w:rPr>
+                <w:rFonts w:eastAsia="Times New Roman" w:cstheme="minorHAnsi"/>
+                <w:b/>
+                <w:bCs/>
+                <w:color w:val="0A0A0A"/>
+                <w:sz w:val="17"/>
+              </w:rPr>
+              <w:t>Config</w:t>
+            </w:r>
+            <w:proofErr w:type="spellEnd"/>
+          </w:p>
+        </w:tc>
+        <w:tc>
+          <w:tcPr>
+            <w:tcW w:w="0" w:type="auto"/>
+            <w:tcBorders>
+              <w:bottom w:val="single" w:sz="4" w:space="0" w:color="D2D2D2"/>
+            </w:tcBorders>
+            <w:shd w:val="clear" w:color="auto" w:fill="FFFFFF"/>
+            <w:tcMar>
+              <w:top w:w="143" w:type="dxa"/>
+              <w:left w:w="0" w:type="dxa"/>
+              <w:bottom w:w="143" w:type="dxa"/>
+              <w:right w:w="190" w:type="dxa"/>
+            </w:tcMar>
+            <w:hideMark/>
+          </w:tcPr>
+          <w:p>
+            <w:pPr>
+              <w:spacing w:after="0" w:line="262" w:lineRule="atLeast"/>
+              <w:rPr>
+                <w:rFonts w:eastAsia="Times New Roman" w:cstheme="minorHAnsi"/>
+                <w:color w:val="0A0A0A"/>
+                <w:sz w:val="17"/>
+                <w:szCs w:val="17"/>
+              </w:rPr>
+            </w:pPr>
+            <w:r>
+              <w:rPr>
+                <w:rFonts w:eastAsia="Times New Roman" w:cstheme="minorHAnsi"/>
+                <w:color w:val="0A0A0A"/>
+                <w:sz w:val="17"/>
+                <w:szCs w:val="17"/>
+              </w:rPr>
+              <w:t xml:space="preserve">Store </w:t>
+            </w:r>
+            <w:proofErr w:type="spellStart"/>
+            <w:r>
+              <w:rPr>
+                <w:rFonts w:eastAsia="Times New Roman" w:cstheme="minorHAnsi"/>
+                <w:color w:val="0A0A0A"/>
+                <w:sz w:val="17"/>
+                <w:szCs w:val="17"/>
+              </w:rPr>
+              <w:t>config</w:t>
+            </w:r>
+            <w:proofErr w:type="spellEnd"/>
+            <w:r>
+              <w:rPr>
+                <w:rFonts w:eastAsia="Times New Roman" w:cstheme="minorHAnsi"/>
+                <w:color w:val="0A0A0A"/>
+                <w:sz w:val="17"/>
+                <w:szCs w:val="17"/>
+              </w:rPr>
+              <w:t xml:space="preserve"> in the environment</w:t>
+            </w:r>
+          </w:p>
+        </w:tc>
+        <w:tc>
+          <w:tcPr>
+            <w:tcW w:w="0" w:type="auto"/>
+            <w:tcBorders>
+              <w:bottom w:val="single" w:sz="4" w:space="0" w:color="D2D2D2"/>
+            </w:tcBorders>
+            <w:shd w:val="clear" w:color="auto" w:fill="FFFFFF"/>
+            <w:tcMar>
+              <w:top w:w="143" w:type="dxa"/>
+              <w:left w:w="0" w:type="dxa"/>
+              <w:bottom w:w="143" w:type="dxa"/>
+              <w:right w:w="0" w:type="dxa"/>
+            </w:tcMar>
+            <w:hideMark/>
+          </w:tcPr>
+          <w:p>
+            <w:pPr>
+              <w:spacing w:after="0" w:line="262" w:lineRule="atLeast"/>
+              <w:rPr>
+                <w:rFonts w:eastAsia="Times New Roman" w:cstheme="minorHAnsi"/>
+                <w:color w:val="0A0A0A"/>
+                <w:sz w:val="17"/>
+                <w:szCs w:val="17"/>
+              </w:rPr>
+            </w:pPr>
+            <w:r>
+              <w:rPr>
+                <w:rFonts w:eastAsia="Times New Roman" w:cstheme="minorHAnsi"/>
+                <w:color w:val="0A0A0A"/>
+                <w:sz w:val="17"/>
+                <w:szCs w:val="17"/>
+              </w:rPr>
+              <w:t>Use </w:t>
+            </w:r>
+            <w:r>
+              <w:rPr>
+                <w:rFonts w:eastAsia="Times New Roman" w:cstheme="minorHAnsi"/>
+                <w:color w:val="0A0A0A"/>
+                <w:sz w:val="17"/>
+              </w:rPr>
+              <w:t>@Value</w:t>
+            </w:r>
+            <w:r>
+              <w:rPr>
+                <w:rFonts w:eastAsia="Times New Roman" w:cstheme="minorHAnsi"/>
+                <w:color w:val="0A0A0A"/>
+                <w:sz w:val="17"/>
+                <w:szCs w:val="17"/>
+              </w:rPr>
+              <w:t> or </w:t>
+            </w:r>
+            <w:r>
+              <w:rPr>
+                <w:rFonts w:eastAsia="Times New Roman" w:cstheme="minorHAnsi"/>
+                <w:color w:val="0A0A0A"/>
+                <w:sz w:val="17"/>
+              </w:rPr>
+              <w:t>@</w:t>
+            </w:r>
+            <w:proofErr w:type="spellStart"/>
+            <w:r>
+              <w:rPr>
+                <w:rFonts w:eastAsia="Times New Roman" w:cstheme="minorHAnsi"/>
+                <w:color w:val="0A0A0A"/>
+                <w:sz w:val="17"/>
+              </w:rPr>
+              <w:t>ConfigurationProperties</w:t>
+            </w:r>
+            <w:proofErr w:type="spellEnd"/>
+            <w:r>
+              <w:rPr>
+                <w:rFonts w:eastAsia="Times New Roman" w:cstheme="minorHAnsi"/>
+                <w:color w:val="0A0A0A"/>
+                <w:sz w:val="17"/>
+                <w:szCs w:val="17"/>
+              </w:rPr>
+              <w:t>. Externalize settings using environment variables or </w:t>
+            </w:r>
+            <w:r>
+              <w:rPr>
+                <w:rFonts w:eastAsia="Times New Roman" w:cstheme="minorHAnsi"/>
+                <w:color w:val="0A0A0A"/>
+                <w:sz w:val="17"/>
+              </w:rPr>
+              <w:t xml:space="preserve">Spring Cloud </w:t>
+            </w:r>
+            <w:proofErr w:type="spellStart"/>
+            <w:r>
+              <w:rPr>
+                <w:rFonts w:eastAsia="Times New Roman" w:cstheme="minorHAnsi"/>
+                <w:color w:val="0A0A0A"/>
+                <w:sz w:val="17"/>
+              </w:rPr>
+              <w:t>Config</w:t>
+            </w:r>
+            <w:proofErr w:type="spellEnd"/>
+            <w:r>
+              <w:rPr>
+                <w:rFonts w:eastAsia="Times New Roman" w:cstheme="minorHAnsi"/>
+                <w:color w:val="0A0A0A"/>
+                <w:sz w:val="17"/>
+                <w:szCs w:val="17"/>
+              </w:rPr>
+              <w:t>.</w:t>
+            </w:r>
+          </w:p>
+        </w:tc>
+      </w:tr>
+      <w:tr>
+        <w:tc>
+          <w:tcPr>
+            <w:tcW w:w="0" w:type="auto"/>
+            <w:tcBorders>
+              <w:bottom w:val="single" w:sz="4" w:space="0" w:color="D2D2D2"/>
+            </w:tcBorders>
+            <w:shd w:val="clear" w:color="auto" w:fill="FFFFFF"/>
+            <w:tcMar>
+              <w:top w:w="143" w:type="dxa"/>
+              <w:left w:w="0" w:type="dxa"/>
+              <w:bottom w:w="143" w:type="dxa"/>
+              <w:right w:w="190" w:type="dxa"/>
+            </w:tcMar>
+            <w:hideMark/>
+          </w:tcPr>
+          <w:p>
+            <w:pPr>
+              <w:spacing w:after="0" w:line="262" w:lineRule="atLeast"/>
+              <w:rPr>
+                <w:rFonts w:eastAsia="Times New Roman" w:cstheme="minorHAnsi"/>
+                <w:color w:val="0A0A0A"/>
+                <w:sz w:val="17"/>
+                <w:szCs w:val="17"/>
+              </w:rPr>
+            </w:pPr>
+            <w:r>
+              <w:rPr>
+                <w:rFonts w:eastAsia="Times New Roman" w:cstheme="minorHAnsi"/>
+                <w:b/>
+                <w:bCs/>
+                <w:color w:val="0A0A0A"/>
+                <w:sz w:val="17"/>
+              </w:rPr>
+              <w:t>4. Backing Services</w:t>
+            </w:r>
+          </w:p>
+        </w:tc>
+        <w:tc>
+          <w:tcPr>
+            <w:tcW w:w="0" w:type="auto"/>
+            <w:tcBorders>
+              <w:bottom w:val="single" w:sz="4" w:space="0" w:color="D2D2D2"/>
+            </w:tcBorders>
+            <w:shd w:val="clear" w:color="auto" w:fill="FFFFFF"/>
+            <w:tcMar>
+              <w:top w:w="143" w:type="dxa"/>
+              <w:left w:w="0" w:type="dxa"/>
+              <w:bottom w:w="143" w:type="dxa"/>
+              <w:right w:w="190" w:type="dxa"/>
+            </w:tcMar>
+            <w:hideMark/>
+          </w:tcPr>
+          <w:p>
+            <w:pPr>
+              <w:spacing w:after="0" w:line="262" w:lineRule="atLeast"/>
+              <w:rPr>
+                <w:rFonts w:eastAsia="Times New Roman" w:cstheme="minorHAnsi"/>
+                <w:color w:val="0A0A0A"/>
+                <w:sz w:val="17"/>
+                <w:szCs w:val="17"/>
+              </w:rPr>
+            </w:pPr>
+            <w:r>
+              <w:rPr>
+                <w:rFonts w:eastAsia="Times New Roman" w:cstheme="minorHAnsi"/>
+                <w:color w:val="0A0A0A"/>
+                <w:sz w:val="17"/>
+                <w:szCs w:val="17"/>
+              </w:rPr>
+              <w:t>Treat services as attached resources</w:t>
+            </w:r>
+          </w:p>
+        </w:tc>
+        <w:tc>
+          <w:tcPr>
+            <w:tcW w:w="0" w:type="auto"/>
+            <w:tcBorders>
+              <w:bottom w:val="single" w:sz="4" w:space="0" w:color="D2D2D2"/>
+            </w:tcBorders>
+            <w:shd w:val="clear" w:color="auto" w:fill="FFFFFF"/>
+            <w:tcMar>
+              <w:top w:w="143" w:type="dxa"/>
+              <w:left w:w="0" w:type="dxa"/>
+              <w:bottom w:w="143" w:type="dxa"/>
+              <w:right w:w="0" w:type="dxa"/>
+            </w:tcMar>
+            <w:hideMark/>
+          </w:tcPr>
+          <w:p>
+            <w:pPr>
+              <w:spacing w:after="0" w:line="262" w:lineRule="atLeast"/>
+              <w:rPr>
+                <w:rFonts w:eastAsia="Times New Roman" w:cstheme="minorHAnsi"/>
+                <w:color w:val="0A0A0A"/>
+                <w:sz w:val="17"/>
+                <w:szCs w:val="17"/>
+              </w:rPr>
+            </w:pPr>
+            <w:r>
+              <w:rPr>
+                <w:rFonts w:eastAsia="Times New Roman" w:cstheme="minorHAnsi"/>
+                <w:color w:val="0A0A0A"/>
+                <w:sz w:val="17"/>
+                <w:szCs w:val="17"/>
+              </w:rPr>
+              <w:t xml:space="preserve">Connect to databases, caches, or message brokers via URLs/credentials provided in the </w:t>
+            </w:r>
+            <w:proofErr w:type="spellStart"/>
+            <w:r>
+              <w:rPr>
+                <w:rFonts w:eastAsia="Times New Roman" w:cstheme="minorHAnsi"/>
+                <w:color w:val="0A0A0A"/>
+                <w:sz w:val="17"/>
+                <w:szCs w:val="17"/>
+              </w:rPr>
+              <w:t>config</w:t>
+            </w:r>
+            <w:proofErr w:type="spellEnd"/>
+            <w:r>
+              <w:rPr>
+                <w:rFonts w:eastAsia="Times New Roman" w:cstheme="minorHAnsi"/>
+                <w:color w:val="0A0A0A"/>
+                <w:sz w:val="17"/>
+                <w:szCs w:val="17"/>
+              </w:rPr>
+              <w:t>, treating them as swappable resources.</w:t>
+            </w:r>
+          </w:p>
+        </w:tc>
+      </w:tr>
+      <w:tr>
+        <w:tc>
+          <w:tcPr>
+            <w:tcW w:w="0" w:type="auto"/>
+            <w:tcBorders>
+              <w:bottom w:val="single" w:sz="4" w:space="0" w:color="D2D2D2"/>
+            </w:tcBorders>
+            <w:shd w:val="clear" w:color="auto" w:fill="FFFFFF"/>
+            <w:tcMar>
+              <w:top w:w="143" w:type="dxa"/>
+              <w:left w:w="0" w:type="dxa"/>
+              <w:bottom w:w="143" w:type="dxa"/>
+              <w:right w:w="190" w:type="dxa"/>
+            </w:tcMar>
+            <w:hideMark/>
+          </w:tcPr>
+          <w:p>
+            <w:pPr>
+              <w:spacing w:after="0" w:line="262" w:lineRule="atLeast"/>
+              <w:rPr>
+                <w:rFonts w:eastAsia="Times New Roman" w:cstheme="minorHAnsi"/>
+                <w:color w:val="0A0A0A"/>
+                <w:sz w:val="17"/>
+                <w:szCs w:val="17"/>
+              </w:rPr>
+            </w:pPr>
+            <w:r>
+              <w:rPr>
+                <w:rFonts w:eastAsia="Times New Roman" w:cstheme="minorHAnsi"/>
+                <w:b/>
+                <w:bCs/>
+                <w:color w:val="0A0A0A"/>
+                <w:sz w:val="17"/>
+              </w:rPr>
+              <w:t>5. Build, Release, Run</w:t>
+            </w:r>
+          </w:p>
+        </w:tc>
+        <w:tc>
+          <w:tcPr>
+            <w:tcW w:w="0" w:type="auto"/>
+            <w:tcBorders>
+              <w:bottom w:val="single" w:sz="4" w:space="0" w:color="D2D2D2"/>
+            </w:tcBorders>
+            <w:shd w:val="clear" w:color="auto" w:fill="FFFFFF"/>
+            <w:tcMar>
+              <w:top w:w="143" w:type="dxa"/>
+              <w:left w:w="0" w:type="dxa"/>
+              <w:bottom w:w="143" w:type="dxa"/>
+              <w:right w:w="190" w:type="dxa"/>
+            </w:tcMar>
+            <w:hideMark/>
+          </w:tcPr>
+          <w:p>
+            <w:pPr>
+              <w:spacing w:after="0" w:line="262" w:lineRule="atLeast"/>
+              <w:rPr>
+                <w:rFonts w:eastAsia="Times New Roman" w:cstheme="minorHAnsi"/>
+                <w:color w:val="0A0A0A"/>
+                <w:sz w:val="17"/>
+                <w:szCs w:val="17"/>
+              </w:rPr>
+            </w:pPr>
+            <w:r>
+              <w:rPr>
+                <w:rFonts w:eastAsia="Times New Roman" w:cstheme="minorHAnsi"/>
+                <w:color w:val="0A0A0A"/>
+                <w:sz w:val="17"/>
+                <w:szCs w:val="17"/>
+              </w:rPr>
+              <w:t>Strictly separate stages</w:t>
+            </w:r>
+          </w:p>
+        </w:tc>
+        <w:tc>
+          <w:tcPr>
+            <w:tcW w:w="0" w:type="auto"/>
+            <w:tcBorders>
+              <w:bottom w:val="single" w:sz="4" w:space="0" w:color="D2D2D2"/>
+            </w:tcBorders>
+            <w:shd w:val="clear" w:color="auto" w:fill="FFFFFF"/>
+            <w:tcMar>
+              <w:top w:w="143" w:type="dxa"/>
+              <w:left w:w="0" w:type="dxa"/>
+              <w:bottom w:w="143" w:type="dxa"/>
+              <w:right w:w="0" w:type="dxa"/>
+            </w:tcMar>
+            <w:hideMark/>
+          </w:tcPr>
+          <w:p>
+            <w:pPr>
+              <w:spacing w:after="0" w:line="262" w:lineRule="atLeast"/>
+              <w:rPr>
+                <w:rFonts w:eastAsia="Times New Roman" w:cstheme="minorHAnsi"/>
+                <w:color w:val="0A0A0A"/>
+                <w:sz w:val="17"/>
+                <w:szCs w:val="17"/>
+              </w:rPr>
+            </w:pPr>
+            <w:r>
+              <w:rPr>
+                <w:rFonts w:eastAsia="Times New Roman" w:cstheme="minorHAnsi"/>
+                <w:b/>
+                <w:bCs/>
+                <w:color w:val="0A0A0A"/>
+                <w:sz w:val="17"/>
+              </w:rPr>
+              <w:t>Build</w:t>
+            </w:r>
+            <w:r>
+              <w:rPr>
+                <w:rFonts w:eastAsia="Times New Roman" w:cstheme="minorHAnsi"/>
+                <w:color w:val="0A0A0A"/>
+                <w:sz w:val="17"/>
+                <w:szCs w:val="17"/>
+              </w:rPr>
+              <w:t> a JAR, </w:t>
+            </w:r>
+            <w:r>
+              <w:rPr>
+                <w:rFonts w:eastAsia="Times New Roman" w:cstheme="minorHAnsi"/>
+                <w:b/>
+                <w:bCs/>
+                <w:color w:val="0A0A0A"/>
+                <w:sz w:val="17"/>
+              </w:rPr>
+              <w:t>Release</w:t>
+            </w:r>
+            <w:r>
+              <w:rPr>
+                <w:rFonts w:eastAsia="Times New Roman" w:cstheme="minorHAnsi"/>
+                <w:color w:val="0A0A0A"/>
+                <w:sz w:val="17"/>
+                <w:szCs w:val="17"/>
+              </w:rPr>
+              <w:t xml:space="preserve"> it by combining with environment </w:t>
+            </w:r>
+            <w:proofErr w:type="spellStart"/>
+            <w:r>
+              <w:rPr>
+                <w:rFonts w:eastAsia="Times New Roman" w:cstheme="minorHAnsi"/>
+                <w:color w:val="0A0A0A"/>
+                <w:sz w:val="17"/>
+                <w:szCs w:val="17"/>
+              </w:rPr>
+              <w:t>config</w:t>
+            </w:r>
+            <w:proofErr w:type="spellEnd"/>
+            <w:r>
+              <w:rPr>
+                <w:rFonts w:eastAsia="Times New Roman" w:cstheme="minorHAnsi"/>
+                <w:color w:val="0A0A0A"/>
+                <w:sz w:val="17"/>
+                <w:szCs w:val="17"/>
+              </w:rPr>
+              <w:t xml:space="preserve"> (e.g., in a </w:t>
+            </w:r>
+            <w:proofErr w:type="spellStart"/>
+            <w:r>
+              <w:rPr>
+                <w:rFonts w:eastAsia="Times New Roman" w:cstheme="minorHAnsi"/>
+                <w:color w:val="0A0A0A"/>
+                <w:sz w:val="17"/>
+              </w:rPr>
+              <w:t>Docker</w:t>
+            </w:r>
+            <w:proofErr w:type="spellEnd"/>
+            <w:r>
+              <w:rPr>
+                <w:rFonts w:eastAsia="Times New Roman" w:cstheme="minorHAnsi"/>
+                <w:color w:val="0A0A0A"/>
+                <w:sz w:val="17"/>
+                <w:szCs w:val="17"/>
+              </w:rPr>
+              <w:t> image), and </w:t>
+            </w:r>
+            <w:r>
+              <w:rPr>
+                <w:rFonts w:eastAsia="Times New Roman" w:cstheme="minorHAnsi"/>
+                <w:b/>
+                <w:bCs/>
+                <w:color w:val="0A0A0A"/>
+                <w:sz w:val="17"/>
+              </w:rPr>
+              <w:t>Run</w:t>
+            </w:r>
+            <w:r>
+              <w:rPr>
+                <w:rFonts w:eastAsia="Times New Roman" w:cstheme="minorHAnsi"/>
+                <w:color w:val="0A0A0A"/>
+                <w:sz w:val="17"/>
+                <w:szCs w:val="17"/>
+              </w:rPr>
+              <w:t> it in a container.</w:t>
+            </w:r>
+          </w:p>
+        </w:tc>
+      </w:tr>
+      <w:tr>
+        <w:tc>
+          <w:tcPr>
+            <w:tcW w:w="0" w:type="auto"/>
+            <w:tcBorders>
+              <w:bottom w:val="single" w:sz="4" w:space="0" w:color="D2D2D2"/>
+            </w:tcBorders>
+            <w:shd w:val="clear" w:color="auto" w:fill="FFFFFF"/>
+            <w:tcMar>
+              <w:top w:w="143" w:type="dxa"/>
+              <w:left w:w="0" w:type="dxa"/>
+              <w:bottom w:w="143" w:type="dxa"/>
+              <w:right w:w="190" w:type="dxa"/>
+            </w:tcMar>
+            <w:hideMark/>
+          </w:tcPr>
+          <w:p>
+            <w:pPr>
+              <w:spacing w:after="0" w:line="262" w:lineRule="atLeast"/>
+              <w:rPr>
+                <w:rFonts w:eastAsia="Times New Roman" w:cstheme="minorHAnsi"/>
+                <w:color w:val="0A0A0A"/>
+                <w:sz w:val="17"/>
+                <w:szCs w:val="17"/>
+              </w:rPr>
+            </w:pPr>
+            <w:r>
+              <w:rPr>
+                <w:rFonts w:eastAsia="Times New Roman" w:cstheme="minorHAnsi"/>
+                <w:b/>
+                <w:bCs/>
+                <w:color w:val="0A0A0A"/>
+                <w:sz w:val="17"/>
+              </w:rPr>
+              <w:t>6. Processes</w:t>
+            </w:r>
+          </w:p>
+        </w:tc>
+        <w:tc>
+          <w:tcPr>
+            <w:tcW w:w="0" w:type="auto"/>
+            <w:tcBorders>
+              <w:bottom w:val="single" w:sz="4" w:space="0" w:color="D2D2D2"/>
+            </w:tcBorders>
+            <w:shd w:val="clear" w:color="auto" w:fill="FFFFFF"/>
+            <w:tcMar>
+              <w:top w:w="143" w:type="dxa"/>
+              <w:left w:w="0" w:type="dxa"/>
+              <w:bottom w:w="143" w:type="dxa"/>
+              <w:right w:w="190" w:type="dxa"/>
+            </w:tcMar>
+            <w:hideMark/>
+          </w:tcPr>
+          <w:p>
+            <w:pPr>
+              <w:spacing w:after="0" w:line="262" w:lineRule="atLeast"/>
+              <w:rPr>
+                <w:rFonts w:eastAsia="Times New Roman" w:cstheme="minorHAnsi"/>
+                <w:color w:val="0A0A0A"/>
+                <w:sz w:val="17"/>
+                <w:szCs w:val="17"/>
+              </w:rPr>
+            </w:pPr>
+            <w:r>
+              <w:rPr>
+                <w:rFonts w:eastAsia="Times New Roman" w:cstheme="minorHAnsi"/>
+                <w:color w:val="0A0A0A"/>
+                <w:sz w:val="17"/>
+                <w:szCs w:val="17"/>
+              </w:rPr>
+              <w:t>Execute as stateless processes</w:t>
+            </w:r>
+          </w:p>
+        </w:tc>
+        <w:tc>
+          <w:tcPr>
+            <w:tcW w:w="0" w:type="auto"/>
+            <w:tcBorders>
+              <w:bottom w:val="single" w:sz="4" w:space="0" w:color="D2D2D2"/>
+            </w:tcBorders>
+            <w:shd w:val="clear" w:color="auto" w:fill="FFFFFF"/>
+            <w:tcMar>
+              <w:top w:w="143" w:type="dxa"/>
+              <w:left w:w="0" w:type="dxa"/>
+              <w:bottom w:w="143" w:type="dxa"/>
+              <w:right w:w="0" w:type="dxa"/>
+            </w:tcMar>
+            <w:hideMark/>
+          </w:tcPr>
+          <w:p>
+            <w:pPr>
+              <w:spacing w:after="0" w:line="262" w:lineRule="atLeast"/>
+              <w:rPr>
+                <w:rFonts w:eastAsia="Times New Roman" w:cstheme="minorHAnsi"/>
+                <w:color w:val="0A0A0A"/>
+                <w:sz w:val="17"/>
+                <w:szCs w:val="17"/>
+              </w:rPr>
+            </w:pPr>
+            <w:r>
+              <w:rPr>
+                <w:rFonts w:eastAsia="Times New Roman" w:cstheme="minorHAnsi"/>
+                <w:color w:val="0A0A0A"/>
+                <w:sz w:val="17"/>
+                <w:szCs w:val="17"/>
+              </w:rPr>
+              <w:t>Keep services stateless. Store session data in external stores like </w:t>
+            </w:r>
+            <w:proofErr w:type="spellStart"/>
+            <w:r>
+              <w:rPr>
+                <w:rFonts w:eastAsia="Times New Roman" w:cstheme="minorHAnsi"/>
+                <w:color w:val="0A0A0A"/>
+                <w:sz w:val="17"/>
+              </w:rPr>
+              <w:t>Redis</w:t>
+            </w:r>
+            <w:proofErr w:type="spellEnd"/>
+            <w:r>
+              <w:rPr>
+                <w:rFonts w:eastAsia="Times New Roman" w:cstheme="minorHAnsi"/>
+                <w:color w:val="0A0A0A"/>
+                <w:sz w:val="17"/>
+                <w:szCs w:val="17"/>
+              </w:rPr>
+              <w:t> using </w:t>
+            </w:r>
+            <w:r>
+              <w:rPr>
+                <w:rFonts w:eastAsia="Times New Roman" w:cstheme="minorHAnsi"/>
+                <w:color w:val="0A0A0A"/>
+                <w:sz w:val="17"/>
+              </w:rPr>
+              <w:t>Spring Session</w:t>
+            </w:r>
+            <w:r>
+              <w:rPr>
+                <w:rFonts w:eastAsia="Times New Roman" w:cstheme="minorHAnsi"/>
+                <w:color w:val="0A0A0A"/>
+                <w:sz w:val="17"/>
+                <w:szCs w:val="17"/>
+              </w:rPr>
+              <w:t> instead of in-memory.</w:t>
+            </w:r>
+          </w:p>
+        </w:tc>
+      </w:tr>
+      <w:tr>
+        <w:tc>
+          <w:tcPr>
+            <w:tcW w:w="0" w:type="auto"/>
+            <w:tcBorders>
+              <w:bottom w:val="single" w:sz="4" w:space="0" w:color="D2D2D2"/>
+            </w:tcBorders>
+            <w:shd w:val="clear" w:color="auto" w:fill="FFFFFF"/>
+            <w:tcMar>
+              <w:top w:w="143" w:type="dxa"/>
+              <w:left w:w="0" w:type="dxa"/>
+              <w:bottom w:w="143" w:type="dxa"/>
+              <w:right w:w="190" w:type="dxa"/>
+            </w:tcMar>
+            <w:hideMark/>
+          </w:tcPr>
+          <w:p>
+            <w:pPr>
+              <w:spacing w:after="0" w:line="262" w:lineRule="atLeast"/>
+              <w:rPr>
+                <w:rFonts w:eastAsia="Times New Roman" w:cstheme="minorHAnsi"/>
+                <w:color w:val="0A0A0A"/>
+                <w:sz w:val="17"/>
+                <w:szCs w:val="17"/>
+              </w:rPr>
+            </w:pPr>
+            <w:r>
+              <w:rPr>
+                <w:rFonts w:eastAsia="Times New Roman" w:cstheme="minorHAnsi"/>
+                <w:b/>
+                <w:bCs/>
+                <w:color w:val="0A0A0A"/>
+                <w:sz w:val="17"/>
+              </w:rPr>
+              <w:t>7. Port Binding</w:t>
+            </w:r>
+          </w:p>
+        </w:tc>
+        <w:tc>
+          <w:tcPr>
+            <w:tcW w:w="0" w:type="auto"/>
+            <w:tcBorders>
+              <w:bottom w:val="single" w:sz="4" w:space="0" w:color="D2D2D2"/>
+            </w:tcBorders>
+            <w:shd w:val="clear" w:color="auto" w:fill="FFFFFF"/>
+            <w:tcMar>
+              <w:top w:w="143" w:type="dxa"/>
+              <w:left w:w="0" w:type="dxa"/>
+              <w:bottom w:w="143" w:type="dxa"/>
+              <w:right w:w="190" w:type="dxa"/>
+            </w:tcMar>
+            <w:hideMark/>
+          </w:tcPr>
+          <w:p>
+            <w:pPr>
+              <w:spacing w:after="0" w:line="262" w:lineRule="atLeast"/>
+              <w:rPr>
+                <w:rFonts w:eastAsia="Times New Roman" w:cstheme="minorHAnsi"/>
+                <w:color w:val="0A0A0A"/>
+                <w:sz w:val="17"/>
+                <w:szCs w:val="17"/>
+              </w:rPr>
+            </w:pPr>
+            <w:r>
+              <w:rPr>
+                <w:rFonts w:eastAsia="Times New Roman" w:cstheme="minorHAnsi"/>
+                <w:color w:val="0A0A0A"/>
+                <w:sz w:val="17"/>
+                <w:szCs w:val="17"/>
+              </w:rPr>
+              <w:t>Export services via port binding</w:t>
+            </w:r>
+          </w:p>
+        </w:tc>
+        <w:tc>
+          <w:tcPr>
+            <w:tcW w:w="0" w:type="auto"/>
+            <w:tcBorders>
+              <w:bottom w:val="single" w:sz="4" w:space="0" w:color="D2D2D2"/>
+            </w:tcBorders>
+            <w:shd w:val="clear" w:color="auto" w:fill="FFFFFF"/>
+            <w:tcMar>
+              <w:top w:w="143" w:type="dxa"/>
+              <w:left w:w="0" w:type="dxa"/>
+              <w:bottom w:w="143" w:type="dxa"/>
+              <w:right w:w="0" w:type="dxa"/>
+            </w:tcMar>
+            <w:hideMark/>
+          </w:tcPr>
+          <w:p>
+            <w:pPr>
+              <w:spacing w:after="0" w:line="262" w:lineRule="atLeast"/>
+              <w:rPr>
+                <w:rFonts w:eastAsia="Times New Roman" w:cstheme="minorHAnsi"/>
+                <w:color w:val="0A0A0A"/>
+                <w:sz w:val="17"/>
+                <w:szCs w:val="17"/>
+              </w:rPr>
+            </w:pPr>
+            <w:r>
+              <w:rPr>
+                <w:rFonts w:eastAsia="Times New Roman" w:cstheme="minorHAnsi"/>
+                <w:color w:val="0A0A0A"/>
+                <w:sz w:val="17"/>
+                <w:szCs w:val="17"/>
+              </w:rPr>
+              <w:t>Spring Boot uses embedded servers (Tomcat/Jetty) to bind to a port (default 8080) and export HTTP as a service.</w:t>
+            </w:r>
+          </w:p>
+        </w:tc>
+      </w:tr>
+      <w:tr>
+        <w:tc>
+          <w:tcPr>
+            <w:tcW w:w="0" w:type="auto"/>
+            <w:tcBorders>
+              <w:bottom w:val="single" w:sz="4" w:space="0" w:color="D2D2D2"/>
+            </w:tcBorders>
+            <w:shd w:val="clear" w:color="auto" w:fill="FFFFFF"/>
+            <w:tcMar>
+              <w:top w:w="143" w:type="dxa"/>
+              <w:left w:w="0" w:type="dxa"/>
+              <w:bottom w:w="143" w:type="dxa"/>
+              <w:right w:w="190" w:type="dxa"/>
+            </w:tcMar>
+            <w:hideMark/>
+          </w:tcPr>
+          <w:p>
+            <w:pPr>
+              <w:spacing w:after="0" w:line="262" w:lineRule="atLeast"/>
+              <w:rPr>
+                <w:rFonts w:eastAsia="Times New Roman" w:cstheme="minorHAnsi"/>
+                <w:color w:val="0A0A0A"/>
+                <w:sz w:val="17"/>
+                <w:szCs w:val="17"/>
+              </w:rPr>
+            </w:pPr>
+            <w:r>
+              <w:rPr>
+                <w:rFonts w:eastAsia="Times New Roman" w:cstheme="minorHAnsi"/>
+                <w:b/>
+                <w:bCs/>
+                <w:color w:val="0A0A0A"/>
+                <w:sz w:val="17"/>
+              </w:rPr>
+              <w:t>8. Concurrency</w:t>
+            </w:r>
+          </w:p>
+        </w:tc>
+        <w:tc>
+          <w:tcPr>
+            <w:tcW w:w="0" w:type="auto"/>
+            <w:tcBorders>
+              <w:bottom w:val="single" w:sz="4" w:space="0" w:color="D2D2D2"/>
+            </w:tcBorders>
+            <w:shd w:val="clear" w:color="auto" w:fill="FFFFFF"/>
+            <w:tcMar>
+              <w:top w:w="143" w:type="dxa"/>
+              <w:left w:w="0" w:type="dxa"/>
+              <w:bottom w:w="143" w:type="dxa"/>
+              <w:right w:w="190" w:type="dxa"/>
+            </w:tcMar>
+            <w:hideMark/>
+          </w:tcPr>
+          <w:p>
+            <w:pPr>
+              <w:spacing w:after="0" w:line="262" w:lineRule="atLeast"/>
+              <w:rPr>
+                <w:rFonts w:eastAsia="Times New Roman" w:cstheme="minorHAnsi"/>
+                <w:color w:val="0A0A0A"/>
+                <w:sz w:val="17"/>
+                <w:szCs w:val="17"/>
+              </w:rPr>
+            </w:pPr>
+            <w:r>
+              <w:rPr>
+                <w:rFonts w:eastAsia="Times New Roman" w:cstheme="minorHAnsi"/>
+                <w:color w:val="0A0A0A"/>
+                <w:sz w:val="17"/>
+                <w:szCs w:val="17"/>
+              </w:rPr>
+              <w:t>Scale out via the process model</w:t>
+            </w:r>
+          </w:p>
+        </w:tc>
+        <w:tc>
+          <w:tcPr>
+            <w:tcW w:w="0" w:type="auto"/>
+            <w:tcBorders>
+              <w:bottom w:val="single" w:sz="4" w:space="0" w:color="D2D2D2"/>
+            </w:tcBorders>
+            <w:shd w:val="clear" w:color="auto" w:fill="FFFFFF"/>
+            <w:tcMar>
+              <w:top w:w="143" w:type="dxa"/>
+              <w:left w:w="0" w:type="dxa"/>
+              <w:bottom w:w="143" w:type="dxa"/>
+              <w:right w:w="0" w:type="dxa"/>
+            </w:tcMar>
+            <w:hideMark/>
+          </w:tcPr>
+          <w:p>
+            <w:pPr>
+              <w:spacing w:after="0" w:line="262" w:lineRule="atLeast"/>
+              <w:rPr>
+                <w:rFonts w:eastAsia="Times New Roman" w:cstheme="minorHAnsi"/>
+                <w:color w:val="0A0A0A"/>
+                <w:sz w:val="17"/>
+                <w:szCs w:val="17"/>
+              </w:rPr>
+            </w:pPr>
+            <w:r>
+              <w:rPr>
+                <w:rFonts w:eastAsia="Times New Roman" w:cstheme="minorHAnsi"/>
+                <w:color w:val="0A0A0A"/>
+                <w:sz w:val="17"/>
+                <w:szCs w:val="17"/>
+              </w:rPr>
+              <w:t>Scale horizontally by running multiple instances of a service behind a load balancer like </w:t>
+            </w:r>
+            <w:proofErr w:type="spellStart"/>
+            <w:r>
+              <w:rPr>
+                <w:rFonts w:eastAsia="Times New Roman" w:cstheme="minorHAnsi"/>
+                <w:color w:val="0A0A0A"/>
+                <w:sz w:val="17"/>
+              </w:rPr>
+              <w:t>Kubernetes</w:t>
+            </w:r>
+            <w:proofErr w:type="spellEnd"/>
+            <w:r>
+              <w:rPr>
+                <w:rFonts w:eastAsia="Times New Roman" w:cstheme="minorHAnsi"/>
+                <w:color w:val="0A0A0A"/>
+                <w:sz w:val="17"/>
+                <w:szCs w:val="17"/>
+              </w:rPr>
+              <w:t> Services.</w:t>
+            </w:r>
+          </w:p>
+        </w:tc>
+      </w:tr>
+      <w:tr>
+        <w:tc>
+          <w:tcPr>
+            <w:tcW w:w="0" w:type="auto"/>
+            <w:tcBorders>
+              <w:bottom w:val="single" w:sz="4" w:space="0" w:color="D2D2D2"/>
+            </w:tcBorders>
+            <w:shd w:val="clear" w:color="auto" w:fill="FFFFFF"/>
+            <w:tcMar>
+              <w:top w:w="143" w:type="dxa"/>
+              <w:left w:w="0" w:type="dxa"/>
+              <w:bottom w:w="143" w:type="dxa"/>
+              <w:right w:w="190" w:type="dxa"/>
+            </w:tcMar>
+            <w:hideMark/>
+          </w:tcPr>
+          <w:p>
+            <w:pPr>
+              <w:spacing w:after="0" w:line="262" w:lineRule="atLeast"/>
+              <w:rPr>
+                <w:rFonts w:eastAsia="Times New Roman" w:cstheme="minorHAnsi"/>
+                <w:color w:val="0A0A0A"/>
+                <w:sz w:val="17"/>
+                <w:szCs w:val="17"/>
+              </w:rPr>
+            </w:pPr>
+            <w:r>
+              <w:rPr>
+                <w:rFonts w:eastAsia="Times New Roman" w:cstheme="minorHAnsi"/>
+                <w:b/>
+                <w:bCs/>
+                <w:color w:val="0A0A0A"/>
+                <w:sz w:val="17"/>
+              </w:rPr>
+              <w:t>9. Disposability</w:t>
+            </w:r>
+          </w:p>
+        </w:tc>
+        <w:tc>
+          <w:tcPr>
+            <w:tcW w:w="0" w:type="auto"/>
+            <w:tcBorders>
+              <w:bottom w:val="single" w:sz="4" w:space="0" w:color="D2D2D2"/>
+            </w:tcBorders>
+            <w:shd w:val="clear" w:color="auto" w:fill="FFFFFF"/>
+            <w:tcMar>
+              <w:top w:w="143" w:type="dxa"/>
+              <w:left w:w="0" w:type="dxa"/>
+              <w:bottom w:w="143" w:type="dxa"/>
+              <w:right w:w="190" w:type="dxa"/>
+            </w:tcMar>
+            <w:hideMark/>
+          </w:tcPr>
+          <w:p>
+            <w:pPr>
+              <w:spacing w:after="0" w:line="262" w:lineRule="atLeast"/>
+              <w:rPr>
+                <w:rFonts w:eastAsia="Times New Roman" w:cstheme="minorHAnsi"/>
+                <w:color w:val="0A0A0A"/>
+                <w:sz w:val="17"/>
+                <w:szCs w:val="17"/>
+              </w:rPr>
+            </w:pPr>
+            <w:r>
+              <w:rPr>
+                <w:rFonts w:eastAsia="Times New Roman" w:cstheme="minorHAnsi"/>
+                <w:color w:val="0A0A0A"/>
+                <w:sz w:val="17"/>
+                <w:szCs w:val="17"/>
+              </w:rPr>
+              <w:t>Fast startup &amp; graceful shutdown</w:t>
+            </w:r>
+          </w:p>
+        </w:tc>
+        <w:tc>
+          <w:tcPr>
+            <w:tcW w:w="0" w:type="auto"/>
+            <w:tcBorders>
+              <w:bottom w:val="single" w:sz="4" w:space="0" w:color="D2D2D2"/>
+            </w:tcBorders>
+            <w:shd w:val="clear" w:color="auto" w:fill="FFFFFF"/>
+            <w:tcMar>
+              <w:top w:w="143" w:type="dxa"/>
+              <w:left w:w="0" w:type="dxa"/>
+              <w:bottom w:w="143" w:type="dxa"/>
+              <w:right w:w="0" w:type="dxa"/>
+            </w:tcMar>
+            <w:hideMark/>
+          </w:tcPr>
+          <w:p>
+            <w:pPr>
+              <w:spacing w:after="0" w:line="262" w:lineRule="atLeast"/>
+              <w:rPr>
+                <w:rFonts w:eastAsia="Times New Roman" w:cstheme="minorHAnsi"/>
+                <w:color w:val="0A0A0A"/>
+                <w:sz w:val="17"/>
+                <w:szCs w:val="17"/>
+              </w:rPr>
+            </w:pPr>
+            <w:r>
+              <w:rPr>
+                <w:rFonts w:eastAsia="Times New Roman" w:cstheme="minorHAnsi"/>
+                <w:color w:val="0A0A0A"/>
+                <w:sz w:val="17"/>
+                <w:szCs w:val="17"/>
+              </w:rPr>
+              <w:t>Enable </w:t>
+            </w:r>
+            <w:proofErr w:type="spellStart"/>
+            <w:r>
+              <w:rPr>
+                <w:rFonts w:eastAsia="Times New Roman" w:cstheme="minorHAnsi"/>
+                <w:color w:val="0A0A0A"/>
+                <w:sz w:val="17"/>
+              </w:rPr>
+              <w:t>server.shutdown</w:t>
+            </w:r>
+            <w:proofErr w:type="spellEnd"/>
+            <w:r>
+              <w:rPr>
+                <w:rFonts w:eastAsia="Times New Roman" w:cstheme="minorHAnsi"/>
+                <w:color w:val="0A0A0A"/>
+                <w:sz w:val="17"/>
+              </w:rPr>
+              <w:t>=graceful</w:t>
+            </w:r>
+            <w:r>
+              <w:rPr>
+                <w:rFonts w:eastAsia="Times New Roman" w:cstheme="minorHAnsi"/>
+                <w:color w:val="0A0A0A"/>
+                <w:sz w:val="17"/>
+                <w:szCs w:val="17"/>
+              </w:rPr>
+              <w:t> in properties to complete active requests before closing. Optimize startup time with lazy initialization.</w:t>
+            </w:r>
+          </w:p>
+        </w:tc>
+      </w:tr>
+      <w:tr>
+        <w:tc>
+          <w:tcPr>
+            <w:tcW w:w="0" w:type="auto"/>
+            <w:tcBorders>
+              <w:bottom w:val="single" w:sz="4" w:space="0" w:color="D2D2D2"/>
+            </w:tcBorders>
+            <w:shd w:val="clear" w:color="auto" w:fill="FFFFFF"/>
+            <w:tcMar>
+              <w:top w:w="143" w:type="dxa"/>
+              <w:left w:w="0" w:type="dxa"/>
+              <w:bottom w:w="143" w:type="dxa"/>
+              <w:right w:w="190" w:type="dxa"/>
+            </w:tcMar>
+            <w:hideMark/>
+          </w:tcPr>
+          <w:p>
+            <w:pPr>
+              <w:spacing w:after="0" w:line="262" w:lineRule="atLeast"/>
+              <w:rPr>
+                <w:rFonts w:eastAsia="Times New Roman" w:cstheme="minorHAnsi"/>
+                <w:color w:val="0A0A0A"/>
+                <w:sz w:val="17"/>
+                <w:szCs w:val="17"/>
+              </w:rPr>
+            </w:pPr>
+            <w:r>
+              <w:rPr>
+                <w:rFonts w:eastAsia="Times New Roman" w:cstheme="minorHAnsi"/>
+                <w:b/>
+                <w:bCs/>
+                <w:color w:val="0A0A0A"/>
+                <w:sz w:val="17"/>
+              </w:rPr>
+              <w:lastRenderedPageBreak/>
+              <w:t>10. Dev/Prod Parity</w:t>
+            </w:r>
+          </w:p>
+        </w:tc>
+        <w:tc>
+          <w:tcPr>
+            <w:tcW w:w="0" w:type="auto"/>
+            <w:tcBorders>
+              <w:bottom w:val="single" w:sz="4" w:space="0" w:color="D2D2D2"/>
+            </w:tcBorders>
+            <w:shd w:val="clear" w:color="auto" w:fill="FFFFFF"/>
+            <w:tcMar>
+              <w:top w:w="143" w:type="dxa"/>
+              <w:left w:w="0" w:type="dxa"/>
+              <w:bottom w:w="143" w:type="dxa"/>
+              <w:right w:w="190" w:type="dxa"/>
+            </w:tcMar>
+            <w:hideMark/>
+          </w:tcPr>
+          <w:p>
+            <w:pPr>
+              <w:spacing w:after="0" w:line="262" w:lineRule="atLeast"/>
+              <w:rPr>
+                <w:rFonts w:eastAsia="Times New Roman" w:cstheme="minorHAnsi"/>
+                <w:color w:val="0A0A0A"/>
+                <w:sz w:val="17"/>
+                <w:szCs w:val="17"/>
+              </w:rPr>
+            </w:pPr>
+            <w:r>
+              <w:rPr>
+                <w:rFonts w:eastAsia="Times New Roman" w:cstheme="minorHAnsi"/>
+                <w:color w:val="0A0A0A"/>
+                <w:sz w:val="17"/>
+                <w:szCs w:val="17"/>
+              </w:rPr>
+              <w:t>Keep environments similar</w:t>
+            </w:r>
+          </w:p>
+        </w:tc>
+        <w:tc>
+          <w:tcPr>
+            <w:tcW w:w="0" w:type="auto"/>
+            <w:tcBorders>
+              <w:bottom w:val="single" w:sz="4" w:space="0" w:color="D2D2D2"/>
+            </w:tcBorders>
+            <w:shd w:val="clear" w:color="auto" w:fill="FFFFFF"/>
+            <w:tcMar>
+              <w:top w:w="143" w:type="dxa"/>
+              <w:left w:w="0" w:type="dxa"/>
+              <w:bottom w:w="143" w:type="dxa"/>
+              <w:right w:w="0" w:type="dxa"/>
+            </w:tcMar>
+            <w:hideMark/>
+          </w:tcPr>
+          <w:p>
+            <w:pPr>
+              <w:spacing w:after="0" w:line="262" w:lineRule="atLeast"/>
+              <w:rPr>
+                <w:rFonts w:eastAsia="Times New Roman" w:cstheme="minorHAnsi"/>
+                <w:color w:val="0A0A0A"/>
+                <w:sz w:val="17"/>
+                <w:szCs w:val="17"/>
+              </w:rPr>
+            </w:pPr>
+            <w:r>
+              <w:rPr>
+                <w:rFonts w:eastAsia="Times New Roman" w:cstheme="minorHAnsi"/>
+                <w:color w:val="0A0A0A"/>
+                <w:sz w:val="17"/>
+                <w:szCs w:val="17"/>
+              </w:rPr>
+              <w:t xml:space="preserve">Use </w:t>
+            </w:r>
+            <w:proofErr w:type="spellStart"/>
+            <w:r>
+              <w:rPr>
+                <w:rFonts w:eastAsia="Times New Roman" w:cstheme="minorHAnsi"/>
+                <w:color w:val="0A0A0A"/>
+                <w:sz w:val="17"/>
+                <w:szCs w:val="17"/>
+              </w:rPr>
+              <w:t>Docker</w:t>
+            </w:r>
+            <w:proofErr w:type="spellEnd"/>
+            <w:r>
+              <w:rPr>
+                <w:rFonts w:eastAsia="Times New Roman" w:cstheme="minorHAnsi"/>
+                <w:color w:val="0A0A0A"/>
+                <w:sz w:val="17"/>
+                <w:szCs w:val="17"/>
+              </w:rPr>
+              <w:t xml:space="preserve"> containers to ensure the same JAR and environment run in local development and production.</w:t>
+            </w:r>
+          </w:p>
+        </w:tc>
+      </w:tr>
+      <w:tr>
+        <w:tc>
+          <w:tcPr>
+            <w:tcW w:w="0" w:type="auto"/>
+            <w:tcBorders>
+              <w:bottom w:val="single" w:sz="4" w:space="0" w:color="D2D2D2"/>
+            </w:tcBorders>
+            <w:shd w:val="clear" w:color="auto" w:fill="FFFFFF"/>
+            <w:tcMar>
+              <w:top w:w="143" w:type="dxa"/>
+              <w:left w:w="0" w:type="dxa"/>
+              <w:bottom w:w="143" w:type="dxa"/>
+              <w:right w:w="190" w:type="dxa"/>
+            </w:tcMar>
+            <w:hideMark/>
+          </w:tcPr>
+          <w:p>
+            <w:pPr>
+              <w:spacing w:after="0" w:line="262" w:lineRule="atLeast"/>
+              <w:rPr>
+                <w:rFonts w:eastAsia="Times New Roman" w:cstheme="minorHAnsi"/>
+                <w:color w:val="0A0A0A"/>
+                <w:sz w:val="17"/>
+                <w:szCs w:val="17"/>
+              </w:rPr>
+            </w:pPr>
+            <w:r>
+              <w:rPr>
+                <w:rFonts w:eastAsia="Times New Roman" w:cstheme="minorHAnsi"/>
+                <w:b/>
+                <w:bCs/>
+                <w:color w:val="0A0A0A"/>
+                <w:sz w:val="17"/>
+              </w:rPr>
+              <w:t>11. Logs</w:t>
+            </w:r>
+          </w:p>
+        </w:tc>
+        <w:tc>
+          <w:tcPr>
+            <w:tcW w:w="0" w:type="auto"/>
+            <w:tcBorders>
+              <w:bottom w:val="single" w:sz="4" w:space="0" w:color="D2D2D2"/>
+            </w:tcBorders>
+            <w:shd w:val="clear" w:color="auto" w:fill="FFFFFF"/>
+            <w:tcMar>
+              <w:top w:w="143" w:type="dxa"/>
+              <w:left w:w="0" w:type="dxa"/>
+              <w:bottom w:w="143" w:type="dxa"/>
+              <w:right w:w="190" w:type="dxa"/>
+            </w:tcMar>
+            <w:hideMark/>
+          </w:tcPr>
+          <w:p>
+            <w:pPr>
+              <w:spacing w:after="0" w:line="262" w:lineRule="atLeast"/>
+              <w:rPr>
+                <w:rFonts w:eastAsia="Times New Roman" w:cstheme="minorHAnsi"/>
+                <w:color w:val="0A0A0A"/>
+                <w:sz w:val="17"/>
+                <w:szCs w:val="17"/>
+              </w:rPr>
+            </w:pPr>
+            <w:r>
+              <w:rPr>
+                <w:rFonts w:eastAsia="Times New Roman" w:cstheme="minorHAnsi"/>
+                <w:color w:val="0A0A0A"/>
+                <w:sz w:val="17"/>
+                <w:szCs w:val="17"/>
+              </w:rPr>
+              <w:t>Treat logs as event streams</w:t>
+            </w:r>
+          </w:p>
+        </w:tc>
+        <w:tc>
+          <w:tcPr>
+            <w:tcW w:w="0" w:type="auto"/>
+            <w:tcBorders>
+              <w:bottom w:val="single" w:sz="4" w:space="0" w:color="D2D2D2"/>
+            </w:tcBorders>
+            <w:shd w:val="clear" w:color="auto" w:fill="FFFFFF"/>
+            <w:tcMar>
+              <w:top w:w="143" w:type="dxa"/>
+              <w:left w:w="0" w:type="dxa"/>
+              <w:bottom w:w="143" w:type="dxa"/>
+              <w:right w:w="0" w:type="dxa"/>
+            </w:tcMar>
+            <w:hideMark/>
+          </w:tcPr>
+          <w:p>
+            <w:pPr>
+              <w:spacing w:after="0" w:line="262" w:lineRule="atLeast"/>
+              <w:rPr>
+                <w:rFonts w:eastAsia="Times New Roman" w:cstheme="minorHAnsi"/>
+                <w:color w:val="0A0A0A"/>
+                <w:sz w:val="17"/>
+                <w:szCs w:val="17"/>
+              </w:rPr>
+            </w:pPr>
+            <w:r>
+              <w:rPr>
+                <w:rFonts w:eastAsia="Times New Roman" w:cstheme="minorHAnsi"/>
+                <w:color w:val="0A0A0A"/>
+                <w:sz w:val="17"/>
+                <w:szCs w:val="17"/>
+              </w:rPr>
+              <w:t>Output logs to </w:t>
+            </w:r>
+            <w:r>
+              <w:rPr>
+                <w:rFonts w:eastAsia="Times New Roman" w:cstheme="minorHAnsi"/>
+                <w:color w:val="0A0A0A"/>
+                <w:sz w:val="17"/>
+              </w:rPr>
+              <w:t>STDOUT</w:t>
+            </w:r>
+            <w:r>
+              <w:rPr>
+                <w:rFonts w:eastAsia="Times New Roman" w:cstheme="minorHAnsi"/>
+                <w:color w:val="0A0A0A"/>
+                <w:sz w:val="17"/>
+                <w:szCs w:val="17"/>
+              </w:rPr>
+              <w:t xml:space="preserve"> (console). Let the environment (ELK stack or </w:t>
+            </w:r>
+            <w:proofErr w:type="spellStart"/>
+            <w:r>
+              <w:rPr>
+                <w:rFonts w:eastAsia="Times New Roman" w:cstheme="minorHAnsi"/>
+                <w:color w:val="0A0A0A"/>
+                <w:sz w:val="17"/>
+                <w:szCs w:val="17"/>
+              </w:rPr>
+              <w:t>Splunk</w:t>
+            </w:r>
+            <w:proofErr w:type="spellEnd"/>
+            <w:r>
+              <w:rPr>
+                <w:rFonts w:eastAsia="Times New Roman" w:cstheme="minorHAnsi"/>
+                <w:color w:val="0A0A0A"/>
+                <w:sz w:val="17"/>
+                <w:szCs w:val="17"/>
+              </w:rPr>
+              <w:t>) handle log aggregation and routing.</w:t>
+            </w:r>
+          </w:p>
+        </w:tc>
+      </w:tr>
+      <w:tr>
+        <w:tc>
+          <w:tcPr>
+            <w:tcW w:w="0" w:type="auto"/>
+            <w:tcBorders>
+              <w:bottom w:val="nil"/>
+            </w:tcBorders>
+            <w:shd w:val="clear" w:color="auto" w:fill="FFFFFF"/>
+            <w:tcMar>
+              <w:top w:w="143" w:type="dxa"/>
+              <w:left w:w="0" w:type="dxa"/>
+              <w:bottom w:w="143" w:type="dxa"/>
+              <w:right w:w="190" w:type="dxa"/>
+            </w:tcMar>
+            <w:hideMark/>
+          </w:tcPr>
+          <w:p>
+            <w:pPr>
+              <w:spacing w:after="0" w:line="262" w:lineRule="atLeast"/>
+              <w:rPr>
+                <w:rFonts w:eastAsia="Times New Roman" w:cstheme="minorHAnsi"/>
+                <w:color w:val="0A0A0A"/>
+                <w:sz w:val="17"/>
+                <w:szCs w:val="17"/>
+              </w:rPr>
+            </w:pPr>
+            <w:r>
+              <w:rPr>
+                <w:rFonts w:eastAsia="Times New Roman" w:cstheme="minorHAnsi"/>
+                <w:b/>
+                <w:bCs/>
+                <w:color w:val="0A0A0A"/>
+                <w:sz w:val="17"/>
+              </w:rPr>
+              <w:t>12. Admin Processes</w:t>
+            </w:r>
+          </w:p>
+        </w:tc>
+        <w:tc>
+          <w:tcPr>
+            <w:tcW w:w="0" w:type="auto"/>
+            <w:tcBorders>
+              <w:bottom w:val="nil"/>
+            </w:tcBorders>
+            <w:shd w:val="clear" w:color="auto" w:fill="FFFFFF"/>
+            <w:tcMar>
+              <w:top w:w="143" w:type="dxa"/>
+              <w:left w:w="0" w:type="dxa"/>
+              <w:bottom w:w="143" w:type="dxa"/>
+              <w:right w:w="190" w:type="dxa"/>
+            </w:tcMar>
+            <w:hideMark/>
+          </w:tcPr>
+          <w:p>
+            <w:pPr>
+              <w:spacing w:after="0" w:line="262" w:lineRule="atLeast"/>
+              <w:rPr>
+                <w:rFonts w:eastAsia="Times New Roman" w:cstheme="minorHAnsi"/>
+                <w:color w:val="0A0A0A"/>
+                <w:sz w:val="17"/>
+                <w:szCs w:val="17"/>
+              </w:rPr>
+            </w:pPr>
+            <w:r>
+              <w:rPr>
+                <w:rFonts w:eastAsia="Times New Roman" w:cstheme="minorHAnsi"/>
+                <w:color w:val="0A0A0A"/>
+                <w:sz w:val="17"/>
+                <w:szCs w:val="17"/>
+              </w:rPr>
+              <w:t>Run tasks as one-off processes</w:t>
+            </w:r>
+          </w:p>
+        </w:tc>
+        <w:tc>
+          <w:tcPr>
+            <w:tcW w:w="0" w:type="auto"/>
+            <w:tcBorders>
+              <w:bottom w:val="nil"/>
+            </w:tcBorders>
+            <w:shd w:val="clear" w:color="auto" w:fill="FFFFFF"/>
+            <w:tcMar>
+              <w:top w:w="143" w:type="dxa"/>
+              <w:left w:w="0" w:type="dxa"/>
+              <w:bottom w:w="143" w:type="dxa"/>
+              <w:right w:w="0" w:type="dxa"/>
+            </w:tcMar>
+            <w:hideMark/>
+          </w:tcPr>
+          <w:p>
+            <w:pPr>
+              <w:spacing w:after="0" w:line="262" w:lineRule="atLeast"/>
+              <w:rPr>
+                <w:rFonts w:eastAsia="Times New Roman" w:cstheme="minorHAnsi"/>
+                <w:color w:val="0A0A0A"/>
+                <w:sz w:val="17"/>
+                <w:szCs w:val="17"/>
+              </w:rPr>
+            </w:pPr>
+            <w:r>
+              <w:rPr>
+                <w:rFonts w:eastAsia="Times New Roman" w:cstheme="minorHAnsi"/>
+                <w:color w:val="0A0A0A"/>
+                <w:sz w:val="17"/>
+                <w:szCs w:val="17"/>
+              </w:rPr>
+              <w:t>Package administrative tasks (like migrations) within the app. Run them as </w:t>
+            </w:r>
+            <w:r>
+              <w:rPr>
+                <w:rFonts w:eastAsia="Times New Roman" w:cstheme="minorHAnsi"/>
+                <w:color w:val="0A0A0A"/>
+                <w:sz w:val="17"/>
+              </w:rPr>
+              <w:t>Spring Batch</w:t>
+            </w:r>
+            <w:r>
+              <w:rPr>
+                <w:rFonts w:eastAsia="Times New Roman" w:cstheme="minorHAnsi"/>
+                <w:color w:val="0A0A0A"/>
+                <w:sz w:val="17"/>
+                <w:szCs w:val="17"/>
+              </w:rPr>
+              <w:t> jobs or one-off tasks in the same environment.</w:t>
+            </w:r>
+          </w:p>
+        </w:tc>
+      </w:tr>
+    </w:tbl>
+    <w:p>
+      <w:pPr>
+        <w:pStyle w:val="ListParagraph"/>
+        <w:rPr>
+          <w:rFonts w:cstheme="minorHAnsi"/>
           <w:bCs/>
         </w:rPr>
       </w:pPr>
@@ -3081,8 +5465,8 @@
 </file>
 
 <file path=word/numbering.xml><?xml version="1.0" encoding="utf-8"?>
-<w:numbering xmlns:wpc="http://schemas.microsoft.com/office/word/2010/wordprocessingCanvas" xmlns:cx="http://schemas.microsoft.com/office/drawing/2014/chartex" xmlns:cx1="http://schemas.microsoft.com/office/drawing/2015/9/8/chartex" xmlns:cx2="http://schemas.microsoft.com/office/drawing/2015/10/21/chartex" xmlns:cx3="http://schemas.microsoft.com/office/drawing/2016/5/9/chartex" xmlns:cx4="http://schemas.microsoft.com/office/drawing/2016/5/10/chartex" xmlns:cx5="http://schemas.microsoft.com/office/drawing/2016/5/11/chartex" xmlns:cx6="http://schemas.microsoft.com/office/drawing/2016/5/12/chartex" xmlns:cx7="http://schemas.microsoft.com/office/drawing/2016/5/13/chartex" xmlns:cx8="http://schemas.microsoft.com/office/drawing/2016/5/14/chartex" xmlns:mc="http://schemas.openxmlformats.org/markup-compatibility/2006" xmlns:aink="http://schemas.microsoft.com/office/drawing/2016/ink" xmlns:am3d="http://schemas.microsoft.com/office/drawing/2017/model3d" xmlns:o="urn:schemas-microsoft-com:office:office" xmlns:oel="http://schemas.microsoft.com/office/2019/extlst" xmlns:r="http://schemas.openxmlformats.org/officeDocument/2006/relationships" xmlns:m="http://schemas.openxmlformats.org/officeDocument/2006/math" xmlns:v="urn:schemas-microsoft-com:vml" xmlns:wp14="http://schemas.microsoft.com/office/word/2010/wordprocessingDrawing" xmlns:wp="http://schemas.openxmlformats.org/drawingml/2006/wordprocessingDrawing" xmlns:w10="urn:schemas-microsoft-com:office:word" xmlns:w="http://schemas.openxmlformats.org/wordprocessingml/2006/main" xmlns:w14="http://schemas.microsoft.com/office/word/2010/wordml" xmlns:w15="http://schemas.microsoft.com/office/word/2012/wordml" xmlns:w16cex="http://schemas.microsoft.com/office/word/2018/wordml/cex" xmlns:w16cid="http://schemas.microsoft.com/office/word/2016/wordml/cid" xmlns:w16="http://schemas.microsoft.com/office/word/2018/wordml" xmlns:w16du="http://schemas.microsoft.com/office/word/2023/wordml/word16du" xmlns:w16sdtdh="http://schemas.microsoft.com/office/word/2020/wordml/sdtdatahash" xmlns:w16sdtfl="http://schemas.microsoft.com/office/word/2024/wordml/sdtformatlock" xmlns:w16se="http://schemas.microsoft.com/office/word/2015/wordml/symex" xmlns:wpg="http://schemas.microsoft.com/office/word/2010/wordprocessingGroup" xmlns:wpi="http://schemas.microsoft.com/office/word/2010/wordprocessingInk" xmlns:wne="http://schemas.microsoft.com/office/word/2006/wordml" xmlns:wps="http://schemas.microsoft.com/office/word/2010/wordprocessingShape" mc:Ignorable="w14 w15 w16se w16cid w16 w16cex w16sdtdh w16sdtfl w16du wp14">
-  <w:abstractNum w:abstractNumId="0" w15:restartNumberingAfterBreak="0">
+<w:numbering xmlns:ve="http://schemas.openxmlformats.org/markup-compatibility/2006" xmlns:o="urn:schemas-microsoft-com:office:office" xmlns:r="http://schemas.openxmlformats.org/officeDocument/2006/relationships" xmlns:m="http://schemas.openxmlformats.org/officeDocument/2006/math" xmlns:v="urn:schemas-microsoft-com:vml" xmlns:wp="http://schemas.openxmlformats.org/drawingml/2006/wordprocessingDrawing" xmlns:w10="urn:schemas-microsoft-com:office:word" xmlns:w="http://schemas.openxmlformats.org/wordprocessingml/2006/main" xmlns:wne="http://schemas.microsoft.com/office/word/2006/wordml">
+  <w:abstractNum w:abstractNumId="0">
     <w:nsid w:val="038D6F4D"/>
     <w:multiLevelType w:val="multilevel"/>
     <w:tmpl w:val="34004F40"/>
@@ -3231,7 +5615,7 @@
       </w:rPr>
     </w:lvl>
   </w:abstractNum>
-  <w:abstractNum w:abstractNumId="1" w15:restartNumberingAfterBreak="0">
+  <w:abstractNum w:abstractNumId="1">
     <w:nsid w:val="30A7354F"/>
     <w:multiLevelType w:val="multilevel"/>
     <w:tmpl w:val="A2201B74"/>
@@ -3380,7 +5764,7 @@
       </w:rPr>
     </w:lvl>
   </w:abstractNum>
-  <w:abstractNum w:abstractNumId="2" w15:restartNumberingAfterBreak="0">
+  <w:abstractNum w:abstractNumId="2">
     <w:nsid w:val="484A7D3A"/>
     <w:multiLevelType w:val="multilevel"/>
     <w:tmpl w:val="FB78EEDA"/>
@@ -3529,7 +5913,96 @@
       </w:rPr>
     </w:lvl>
   </w:abstractNum>
-  <w:abstractNum w:abstractNumId="3" w15:restartNumberingAfterBreak="0">
+  <w:abstractNum w:abstractNumId="3">
+    <w:nsid w:val="4B9843E4"/>
+    <w:multiLevelType w:val="hybridMultilevel"/>
+    <w:tmpl w:val="10C828A2"/>
+    <w:lvl w:ilvl="0" w:tplc="04090011">
+      <w:start w:val="1"/>
+      <w:numFmt w:val="decimal"/>
+      <w:lvlText w:val="%1)"/>
+      <w:lvlJc w:val="left"/>
+      <w:pPr>
+        <w:ind w:left="720" w:hanging="360"/>
+      </w:pPr>
+      <w:rPr>
+        <w:rFonts w:hint="default"/>
+      </w:rPr>
+    </w:lvl>
+    <w:lvl w:ilvl="1" w:tplc="04090019" w:tentative="1">
+      <w:start w:val="1"/>
+      <w:numFmt w:val="lowerLetter"/>
+      <w:lvlText w:val="%2."/>
+      <w:lvlJc w:val="left"/>
+      <w:pPr>
+        <w:ind w:left="1440" w:hanging="360"/>
+      </w:pPr>
+    </w:lvl>
+    <w:lvl w:ilvl="2" w:tplc="0409001B" w:tentative="1">
+      <w:start w:val="1"/>
+      <w:numFmt w:val="lowerRoman"/>
+      <w:lvlText w:val="%3."/>
+      <w:lvlJc w:val="right"/>
+      <w:pPr>
+        <w:ind w:left="2160" w:hanging="180"/>
+      </w:pPr>
+    </w:lvl>
+    <w:lvl w:ilvl="3" w:tplc="0409000F" w:tentative="1">
+      <w:start w:val="1"/>
+      <w:numFmt w:val="decimal"/>
+      <w:lvlText w:val="%4."/>
+      <w:lvlJc w:val="left"/>
+      <w:pPr>
+        <w:ind w:left="2880" w:hanging="360"/>
+      </w:pPr>
+    </w:lvl>
+    <w:lvl w:ilvl="4" w:tplc="04090019" w:tentative="1">
+      <w:start w:val="1"/>
+      <w:numFmt w:val="lowerLetter"/>
+      <w:lvlText w:val="%5."/>
+      <w:lvlJc w:val="left"/>
+      <w:pPr>
+        <w:ind w:left="3600" w:hanging="360"/>
+      </w:pPr>
+    </w:lvl>
+    <w:lvl w:ilvl="5" w:tplc="0409001B" w:tentative="1">
+      <w:start w:val="1"/>
+      <w:numFmt w:val="lowerRoman"/>
+      <w:lvlText w:val="%6."/>
+      <w:lvlJc w:val="right"/>
+      <w:pPr>
+        <w:ind w:left="4320" w:hanging="180"/>
+      </w:pPr>
+    </w:lvl>
+    <w:lvl w:ilvl="6" w:tplc="0409000F" w:tentative="1">
+      <w:start w:val="1"/>
+      <w:numFmt w:val="decimal"/>
+      <w:lvlText w:val="%7."/>
+      <w:lvlJc w:val="left"/>
+      <w:pPr>
+        <w:ind w:left="5040" w:hanging="360"/>
+      </w:pPr>
+    </w:lvl>
+    <w:lvl w:ilvl="7" w:tplc="04090019" w:tentative="1">
+      <w:start w:val="1"/>
+      <w:numFmt w:val="lowerLetter"/>
+      <w:lvlText w:val="%8."/>
+      <w:lvlJc w:val="left"/>
+      <w:pPr>
+        <w:ind w:left="5760" w:hanging="360"/>
+      </w:pPr>
+    </w:lvl>
+    <w:lvl w:ilvl="8" w:tplc="0409001B" w:tentative="1">
+      <w:start w:val="1"/>
+      <w:numFmt w:val="lowerRoman"/>
+      <w:lvlText w:val="%9."/>
+      <w:lvlJc w:val="right"/>
+      <w:pPr>
+        <w:ind w:left="6480" w:hanging="180"/>
+      </w:pPr>
+    </w:lvl>
+  </w:abstractNum>
+  <w:abstractNum w:abstractNumId="4">
     <w:nsid w:val="56485140"/>
     <w:multiLevelType w:val="multilevel"/>
     <w:tmpl w:val="A53091F2"/>
@@ -3678,7 +6151,7 @@
       </w:rPr>
     </w:lvl>
   </w:abstractNum>
-  <w:abstractNum w:abstractNumId="4" w15:restartNumberingAfterBreak="0">
+  <w:abstractNum w:abstractNumId="5">
     <w:nsid w:val="568B673B"/>
     <w:multiLevelType w:val="multilevel"/>
     <w:tmpl w:val="1FB02B74"/>
@@ -3827,7 +6300,7 @@
       </w:rPr>
     </w:lvl>
   </w:abstractNum>
-  <w:abstractNum w:abstractNumId="5" w15:restartNumberingAfterBreak="0">
+  <w:abstractNum w:abstractNumId="6">
     <w:nsid w:val="5D827F2D"/>
     <w:multiLevelType w:val="multilevel"/>
     <w:tmpl w:val="80583960"/>
@@ -3976,7 +6449,7 @@
       </w:rPr>
     </w:lvl>
   </w:abstractNum>
-  <w:abstractNum w:abstractNumId="6" w15:restartNumberingAfterBreak="0">
+  <w:abstractNum w:abstractNumId="7">
     <w:nsid w:val="62B458EA"/>
     <w:multiLevelType w:val="multilevel"/>
     <w:tmpl w:val="8606281C"/>
@@ -4125,7 +6598,7 @@
       </w:rPr>
     </w:lvl>
   </w:abstractNum>
-  <w:abstractNum w:abstractNumId="7" w15:restartNumberingAfterBreak="0">
+  <w:abstractNum w:abstractNumId="8">
     <w:nsid w:val="6A796F92"/>
     <w:multiLevelType w:val="multilevel"/>
     <w:tmpl w:val="125A4DB6"/>
@@ -4274,7 +6747,7 @@
       </w:rPr>
     </w:lvl>
   </w:abstractNum>
-  <w:abstractNum w:abstractNumId="8" w15:restartNumberingAfterBreak="0">
+  <w:abstractNum w:abstractNumId="9">
     <w:nsid w:val="6F136F9B"/>
     <w:multiLevelType w:val="multilevel"/>
     <w:tmpl w:val="D5780B02"/>
@@ -4423,7 +6896,7 @@
       </w:rPr>
     </w:lvl>
   </w:abstractNum>
-  <w:abstractNum w:abstractNumId="9" w15:restartNumberingAfterBreak="0">
+  <w:abstractNum w:abstractNumId="10">
     <w:nsid w:val="78AC2354"/>
     <w:multiLevelType w:val="multilevel"/>
     <w:tmpl w:val="25BC0FB4"/>
@@ -4572,50 +7045,53 @@
       </w:rPr>
     </w:lvl>
   </w:abstractNum>
-  <w:num w:numId="1" w16cid:durableId="68306064">
-    <w:abstractNumId w:val="9"/>
+  <w:num w:numId="1">
+    <w:abstractNumId w:val="10"/>
   </w:num>
-  <w:num w:numId="2" w16cid:durableId="1024475608">
+  <w:num w:numId="2">
+    <w:abstractNumId w:val="7"/>
+  </w:num>
+  <w:num w:numId="3">
     <w:abstractNumId w:val="6"/>
   </w:num>
-  <w:num w:numId="3" w16cid:durableId="1756440121">
+  <w:num w:numId="4">
     <w:abstractNumId w:val="5"/>
   </w:num>
-  <w:num w:numId="4" w16cid:durableId="1999117655">
+  <w:num w:numId="5">
+    <w:abstractNumId w:val="0"/>
+  </w:num>
+  <w:num w:numId="6">
+    <w:abstractNumId w:val="2"/>
+  </w:num>
+  <w:num w:numId="7">
     <w:abstractNumId w:val="4"/>
   </w:num>
-  <w:num w:numId="5" w16cid:durableId="1254901192">
-    <w:abstractNumId w:val="0"/>
+  <w:num w:numId="8">
+    <w:abstractNumId w:val="8"/>
   </w:num>
-  <w:num w:numId="6" w16cid:durableId="1543636345">
-    <w:abstractNumId w:val="2"/>
-  </w:num>
-  <w:num w:numId="7" w16cid:durableId="857280214">
-    <w:abstractNumId w:val="3"/>
-  </w:num>
-  <w:num w:numId="8" w16cid:durableId="708652661">
-    <w:abstractNumId w:val="7"/>
-  </w:num>
-  <w:num w:numId="9" w16cid:durableId="1320115584">
+  <w:num w:numId="9">
     <w:abstractNumId w:val="1"/>
   </w:num>
-  <w:num w:numId="10" w16cid:durableId="1792818857">
-    <w:abstractNumId w:val="8"/>
+  <w:num w:numId="10">
+    <w:abstractNumId w:val="9"/>
     <w:lvlOverride w:ilvl="0">
       <w:startOverride w:val="1"/>
     </w:lvlOverride>
   </w:num>
-  <w:num w:numId="11" w16cid:durableId="455105102">
-    <w:abstractNumId w:val="8"/>
+  <w:num w:numId="11">
+    <w:abstractNumId w:val="9"/>
     <w:lvlOverride w:ilvl="0">
       <w:startOverride w:val="2"/>
     </w:lvlOverride>
+  </w:num>
+  <w:num w:numId="12">
+    <w:abstractNumId w:val="3"/>
   </w:num>
 </w:numbering>
 </file>
 
 <file path=word/styles.xml><?xml version="1.0" encoding="utf-8"?>
-<w:styles xmlns:mc="http://schemas.openxmlformats.org/markup-compatibility/2006" xmlns:r="http://schemas.openxmlformats.org/officeDocument/2006/relationships" xmlns:w="http://schemas.openxmlformats.org/wordprocessingml/2006/main" xmlns:w14="http://schemas.microsoft.com/office/word/2010/wordml" xmlns:w15="http://schemas.microsoft.com/office/word/2012/wordml" xmlns:w16cex="http://schemas.microsoft.com/office/word/2018/wordml/cex" xmlns:w16cid="http://schemas.microsoft.com/office/word/2016/wordml/cid" xmlns:w16="http://schemas.microsoft.com/office/word/2018/wordml" xmlns:w16du="http://schemas.microsoft.com/office/word/2023/wordml/word16du" xmlns:w16sdtdh="http://schemas.microsoft.com/office/word/2020/wordml/sdtdatahash" xmlns:w16sdtfl="http://schemas.microsoft.com/office/word/2024/wordml/sdtformatlock" xmlns:w16se="http://schemas.microsoft.com/office/word/2015/wordml/symex" mc:Ignorable="w14 w15 w16se w16cid w16 w16cex w16sdtdh w16sdtfl w16du">
+<w:styles xmlns:r="http://schemas.openxmlformats.org/officeDocument/2006/relationships" xmlns:w="http://schemas.openxmlformats.org/wordprocessingml/2006/main">
   <w:docDefaults>
     <w:rPrDefault>
       <w:rPr>
@@ -4631,387 +7107,149 @@
       </w:pPr>
     </w:pPrDefault>
   </w:docDefaults>
-  <w:latentStyles w:defLockedState="0" w:defUIPriority="99" w:defSemiHidden="0" w:defUnhideWhenUsed="0" w:defQFormat="0" w:count="376">
-    <w:lsdException w:name="Normal" w:uiPriority="0" w:qFormat="1"/>
-    <w:lsdException w:name="heading 1" w:uiPriority="9" w:qFormat="1"/>
-    <w:lsdException w:name="heading 2" w:semiHidden="1" w:uiPriority="9" w:unhideWhenUsed="1" w:qFormat="1"/>
-    <w:lsdException w:name="heading 3" w:semiHidden="1" w:uiPriority="9" w:unhideWhenUsed="1" w:qFormat="1"/>
-    <w:lsdException w:name="heading 4" w:semiHidden="1" w:uiPriority="9" w:unhideWhenUsed="1" w:qFormat="1"/>
-    <w:lsdException w:name="heading 5" w:semiHidden="1" w:uiPriority="9" w:unhideWhenUsed="1" w:qFormat="1"/>
-    <w:lsdException w:name="heading 6" w:semiHidden="1" w:uiPriority="9" w:unhideWhenUsed="1" w:qFormat="1"/>
-    <w:lsdException w:name="heading 7" w:semiHidden="1" w:uiPriority="9" w:unhideWhenUsed="1" w:qFormat="1"/>
-    <w:lsdException w:name="heading 8" w:semiHidden="1" w:uiPriority="9" w:unhideWhenUsed="1" w:qFormat="1"/>
-    <w:lsdException w:name="heading 9" w:semiHidden="1" w:uiPriority="9" w:unhideWhenUsed="1" w:qFormat="1"/>
-    <w:lsdException w:name="index 1" w:semiHidden="1" w:unhideWhenUsed="1"/>
-    <w:lsdException w:name="index 2" w:semiHidden="1" w:unhideWhenUsed="1"/>
-    <w:lsdException w:name="index 3" w:semiHidden="1" w:unhideWhenUsed="1"/>
-    <w:lsdException w:name="index 4" w:semiHidden="1" w:unhideWhenUsed="1"/>
-    <w:lsdException w:name="index 5" w:semiHidden="1" w:unhideWhenUsed="1"/>
-    <w:lsdException w:name="index 6" w:semiHidden="1" w:unhideWhenUsed="1"/>
-    <w:lsdException w:name="index 7" w:semiHidden="1" w:unhideWhenUsed="1"/>
-    <w:lsdException w:name="index 8" w:semiHidden="1" w:unhideWhenUsed="1"/>
-    <w:lsdException w:name="index 9" w:semiHidden="1" w:unhideWhenUsed="1"/>
-    <w:lsdException w:name="toc 1" w:semiHidden="1" w:uiPriority="39" w:unhideWhenUsed="1"/>
-    <w:lsdException w:name="toc 2" w:semiHidden="1" w:uiPriority="39" w:unhideWhenUsed="1"/>
-    <w:lsdException w:name="toc 3" w:semiHidden="1" w:uiPriority="39" w:unhideWhenUsed="1"/>
-    <w:lsdException w:name="toc 4" w:semiHidden="1" w:uiPriority="39" w:unhideWhenUsed="1"/>
-    <w:lsdException w:name="toc 5" w:semiHidden="1" w:uiPriority="39" w:unhideWhenUsed="1"/>
-    <w:lsdException w:name="toc 6" w:semiHidden="1" w:uiPriority="39" w:unhideWhenUsed="1"/>
-    <w:lsdException w:name="toc 7" w:semiHidden="1" w:uiPriority="39" w:unhideWhenUsed="1"/>
-    <w:lsdException w:name="toc 8" w:semiHidden="1" w:uiPriority="39" w:unhideWhenUsed="1"/>
-    <w:lsdException w:name="toc 9" w:semiHidden="1" w:uiPriority="39" w:unhideWhenUsed="1"/>
-    <w:lsdException w:name="Normal Indent" w:semiHidden="1" w:unhideWhenUsed="1"/>
-    <w:lsdException w:name="footnote text" w:semiHidden="1" w:unhideWhenUsed="1"/>
-    <w:lsdException w:name="annotation text" w:semiHidden="1" w:unhideWhenUsed="1"/>
-    <w:lsdException w:name="header" w:semiHidden="1" w:unhideWhenUsed="1"/>
-    <w:lsdException w:name="footer" w:semiHidden="1" w:unhideWhenUsed="1"/>
-    <w:lsdException w:name="index heading" w:semiHidden="1" w:unhideWhenUsed="1"/>
-    <w:lsdException w:name="caption" w:semiHidden="1" w:uiPriority="35" w:unhideWhenUsed="1" w:qFormat="1"/>
-    <w:lsdException w:name="table of figures" w:semiHidden="1" w:unhideWhenUsed="1"/>
-    <w:lsdException w:name="envelope address" w:semiHidden="1" w:unhideWhenUsed="1"/>
-    <w:lsdException w:name="envelope return" w:semiHidden="1" w:unhideWhenUsed="1"/>
-    <w:lsdException w:name="footnote reference" w:semiHidden="1" w:unhideWhenUsed="1"/>
-    <w:lsdException w:name="annotation reference" w:semiHidden="1" w:unhideWhenUsed="1"/>
-    <w:lsdException w:name="line number" w:semiHidden="1" w:unhideWhenUsed="1"/>
-    <w:lsdException w:name="page number" w:semiHidden="1" w:unhideWhenUsed="1"/>
-    <w:lsdException w:name="endnote reference" w:semiHidden="1" w:unhideWhenUsed="1"/>
-    <w:lsdException w:name="endnote text" w:semiHidden="1" w:unhideWhenUsed="1"/>
-    <w:lsdException w:name="table of authorities" w:semiHidden="1" w:unhideWhenUsed="1"/>
-    <w:lsdException w:name="macro" w:semiHidden="1" w:unhideWhenUsed="1"/>
-    <w:lsdException w:name="toa heading" w:semiHidden="1" w:unhideWhenUsed="1"/>
-    <w:lsdException w:name="List" w:semiHidden="1" w:unhideWhenUsed="1"/>
-    <w:lsdException w:name="List Bullet" w:semiHidden="1" w:unhideWhenUsed="1"/>
-    <w:lsdException w:name="List Number" w:semiHidden="1" w:unhideWhenUsed="1"/>
-    <w:lsdException w:name="List 2" w:semiHidden="1" w:unhideWhenUsed="1"/>
-    <w:lsdException w:name="List 3" w:semiHidden="1" w:unhideWhenUsed="1"/>
-    <w:lsdException w:name="List 4" w:semiHidden="1" w:unhideWhenUsed="1"/>
-    <w:lsdException w:name="List 5" w:semiHidden="1" w:unhideWhenUsed="1"/>
-    <w:lsdException w:name="List Bullet 2" w:semiHidden="1" w:unhideWhenUsed="1"/>
-    <w:lsdException w:name="List Bullet 3" w:semiHidden="1" w:unhideWhenUsed="1"/>
-    <w:lsdException w:name="List Bullet 4" w:semiHidden="1" w:unhideWhenUsed="1"/>
-    <w:lsdException w:name="List Bullet 5" w:semiHidden="1" w:unhideWhenUsed="1"/>
-    <w:lsdException w:name="List Number 2" w:semiHidden="1" w:unhideWhenUsed="1"/>
-    <w:lsdException w:name="List Number 3" w:semiHidden="1" w:unhideWhenUsed="1"/>
-    <w:lsdException w:name="List Number 4" w:semiHidden="1" w:unhideWhenUsed="1"/>
-    <w:lsdException w:name="List Number 5" w:semiHidden="1" w:unhideWhenUsed="1"/>
-    <w:lsdException w:name="Title" w:uiPriority="10" w:qFormat="1"/>
-    <w:lsdException w:name="Closing" w:semiHidden="1" w:unhideWhenUsed="1"/>
-    <w:lsdException w:name="Signature" w:semiHidden="1" w:unhideWhenUsed="1"/>
-    <w:lsdException w:name="Default Paragraph Font" w:semiHidden="1" w:uiPriority="1" w:unhideWhenUsed="1"/>
-    <w:lsdException w:name="Body Text" w:semiHidden="1" w:unhideWhenUsed="1"/>
-    <w:lsdException w:name="Body Text Indent" w:semiHidden="1" w:unhideWhenUsed="1"/>
-    <w:lsdException w:name="List Continue" w:semiHidden="1" w:unhideWhenUsed="1"/>
-    <w:lsdException w:name="List Continue 2" w:semiHidden="1" w:unhideWhenUsed="1"/>
-    <w:lsdException w:name="List Continue 3" w:semiHidden="1" w:unhideWhenUsed="1"/>
-    <w:lsdException w:name="List Continue 4" w:semiHidden="1" w:unhideWhenUsed="1"/>
-    <w:lsdException w:name="List Continue 5" w:semiHidden="1" w:unhideWhenUsed="1"/>
-    <w:lsdException w:name="Message Header" w:semiHidden="1" w:unhideWhenUsed="1"/>
-    <w:lsdException w:name="Subtitle" w:uiPriority="11" w:qFormat="1"/>
-    <w:lsdException w:name="Salutation" w:semiHidden="1" w:unhideWhenUsed="1"/>
-    <w:lsdException w:name="Date" w:semiHidden="1" w:unhideWhenUsed="1"/>
-    <w:lsdException w:name="Body Text First Indent" w:semiHidden="1" w:unhideWhenUsed="1"/>
-    <w:lsdException w:name="Body Text First Indent 2" w:semiHidden="1" w:unhideWhenUsed="1"/>
-    <w:lsdException w:name="Note Heading" w:semiHidden="1" w:unhideWhenUsed="1"/>
-    <w:lsdException w:name="Body Text 2" w:semiHidden="1" w:unhideWhenUsed="1"/>
-    <w:lsdException w:name="Body Text 3" w:semiHidden="1" w:unhideWhenUsed="1"/>
-    <w:lsdException w:name="Body Text Indent 2" w:semiHidden="1" w:unhideWhenUsed="1"/>
-    <w:lsdException w:name="Body Text Indent 3" w:semiHidden="1" w:unhideWhenUsed="1"/>
-    <w:lsdException w:name="Block Text" w:semiHidden="1" w:unhideWhenUsed="1"/>
-    <w:lsdException w:name="Hyperlink" w:semiHidden="1" w:unhideWhenUsed="1"/>
-    <w:lsdException w:name="FollowedHyperlink" w:semiHidden="1" w:unhideWhenUsed="1"/>
-    <w:lsdException w:name="Strong" w:uiPriority="22" w:qFormat="1"/>
-    <w:lsdException w:name="Emphasis" w:uiPriority="20" w:qFormat="1"/>
-    <w:lsdException w:name="Document Map" w:semiHidden="1" w:unhideWhenUsed="1"/>
-    <w:lsdException w:name="Plain Text" w:semiHidden="1" w:unhideWhenUsed="1"/>
-    <w:lsdException w:name="E-mail Signature" w:semiHidden="1" w:unhideWhenUsed="1"/>
-    <w:lsdException w:name="HTML Top of Form" w:semiHidden="1" w:unhideWhenUsed="1"/>
-    <w:lsdException w:name="HTML Bottom of Form" w:semiHidden="1" w:unhideWhenUsed="1"/>
-    <w:lsdException w:name="Normal (Web)" w:semiHidden="1" w:unhideWhenUsed="1"/>
-    <w:lsdException w:name="HTML Acronym" w:semiHidden="1" w:unhideWhenUsed="1"/>
-    <w:lsdException w:name="HTML Address" w:semiHidden="1" w:unhideWhenUsed="1"/>
-    <w:lsdException w:name="HTML Cite" w:semiHidden="1" w:unhideWhenUsed="1"/>
-    <w:lsdException w:name="HTML Code" w:semiHidden="1" w:unhideWhenUsed="1"/>
-    <w:lsdException w:name="HTML Definition" w:semiHidden="1" w:unhideWhenUsed="1"/>
-    <w:lsdException w:name="HTML Keyboard" w:semiHidden="1" w:unhideWhenUsed="1"/>
-    <w:lsdException w:name="HTML Preformatted" w:semiHidden="1" w:unhideWhenUsed="1"/>
-    <w:lsdException w:name="HTML Sample" w:semiHidden="1" w:unhideWhenUsed="1"/>
-    <w:lsdException w:name="HTML Typewriter" w:semiHidden="1" w:unhideWhenUsed="1"/>
-    <w:lsdException w:name="HTML Variable" w:semiHidden="1" w:unhideWhenUsed="1"/>
-    <w:lsdException w:name="Normal Table" w:semiHidden="1" w:unhideWhenUsed="1"/>
-    <w:lsdException w:name="annotation subject" w:semiHidden="1" w:unhideWhenUsed="1"/>
-    <w:lsdException w:name="No List" w:semiHidden="1" w:unhideWhenUsed="1"/>
-    <w:lsdException w:name="Outline List 1" w:semiHidden="1" w:unhideWhenUsed="1"/>
-    <w:lsdException w:name="Outline List 2" w:semiHidden="1" w:unhideWhenUsed="1"/>
-    <w:lsdException w:name="Outline List 3" w:semiHidden="1" w:unhideWhenUsed="1"/>
-    <w:lsdException w:name="Table Simple 1" w:semiHidden="1" w:unhideWhenUsed="1"/>
-    <w:lsdException w:name="Table Simple 2" w:semiHidden="1" w:unhideWhenUsed="1"/>
-    <w:lsdException w:name="Table Simple 3" w:semiHidden="1" w:unhideWhenUsed="1"/>
-    <w:lsdException w:name="Table Classic 1" w:semiHidden="1" w:unhideWhenUsed="1"/>
-    <w:lsdException w:name="Table Classic 2" w:semiHidden="1" w:unhideWhenUsed="1"/>
-    <w:lsdException w:name="Table Classic 3" w:semiHidden="1" w:unhideWhenUsed="1"/>
-    <w:lsdException w:name="Table Classic 4" w:semiHidden="1" w:unhideWhenUsed="1"/>
-    <w:lsdException w:name="Table Colorful 1" w:semiHidden="1" w:unhideWhenUsed="1"/>
-    <w:lsdException w:name="Table Colorful 2" w:semiHidden="1" w:unhideWhenUsed="1"/>
-    <w:lsdException w:name="Table Colorful 3" w:semiHidden="1" w:unhideWhenUsed="1"/>
-    <w:lsdException w:name="Table Columns 1" w:semiHidden="1" w:unhideWhenUsed="1"/>
-    <w:lsdException w:name="Table Columns 2" w:semiHidden="1" w:unhideWhenUsed="1"/>
-    <w:lsdException w:name="Table Columns 3" w:semiHidden="1" w:unhideWhenUsed="1"/>
-    <w:lsdException w:name="Table Columns 4" w:semiHidden="1" w:unhideWhenUsed="1"/>
-    <w:lsdException w:name="Table Columns 5" w:semiHidden="1" w:unhideWhenUsed="1"/>
-    <w:lsdException w:name="Table Grid 1" w:semiHidden="1" w:unhideWhenUsed="1"/>
-    <w:lsdException w:name="Table Grid 2" w:semiHidden="1" w:unhideWhenUsed="1"/>
-    <w:lsdException w:name="Table Grid 3" w:semiHidden="1" w:unhideWhenUsed="1"/>
-    <w:lsdException w:name="Table Grid 4" w:semiHidden="1" w:unhideWhenUsed="1"/>
-    <w:lsdException w:name="Table Grid 5" w:semiHidden="1" w:unhideWhenUsed="1"/>
-    <w:lsdException w:name="Table Grid 6" w:semiHidden="1" w:unhideWhenUsed="1"/>
-    <w:lsdException w:name="Table Grid 7" w:semiHidden="1" w:unhideWhenUsed="1"/>
-    <w:lsdException w:name="Table Grid 8" w:semiHidden="1" w:unhideWhenUsed="1"/>
-    <w:lsdException w:name="Table List 1" w:semiHidden="1" w:unhideWhenUsed="1"/>
-    <w:lsdException w:name="Table List 2" w:semiHidden="1" w:unhideWhenUsed="1"/>
-    <w:lsdException w:name="Table List 3" w:semiHidden="1" w:unhideWhenUsed="1"/>
-    <w:lsdException w:name="Table List 4" w:semiHidden="1" w:unhideWhenUsed="1"/>
-    <w:lsdException w:name="Table List 5" w:semiHidden="1" w:unhideWhenUsed="1"/>
-    <w:lsdException w:name="Table List 6" w:semiHidden="1" w:unhideWhenUsed="1"/>
-    <w:lsdException w:name="Table List 7" w:semiHidden="1" w:unhideWhenUsed="1"/>
-    <w:lsdException w:name="Table List 8" w:semiHidden="1" w:unhideWhenUsed="1"/>
-    <w:lsdException w:name="Table 3D effects 1" w:semiHidden="1" w:unhideWhenUsed="1"/>
-    <w:lsdException w:name="Table 3D effects 2" w:semiHidden="1" w:unhideWhenUsed="1"/>
-    <w:lsdException w:name="Table 3D effects 3" w:semiHidden="1" w:unhideWhenUsed="1"/>
-    <w:lsdException w:name="Table Contemporary" w:semiHidden="1" w:unhideWhenUsed="1"/>
-    <w:lsdException w:name="Table Elegant" w:semiHidden="1" w:unhideWhenUsed="1"/>
-    <w:lsdException w:name="Table Professional" w:semiHidden="1" w:unhideWhenUsed="1"/>
-    <w:lsdException w:name="Table Subtle 1" w:semiHidden="1" w:unhideWhenUsed="1"/>
-    <w:lsdException w:name="Table Subtle 2" w:semiHidden="1" w:unhideWhenUsed="1"/>
-    <w:lsdException w:name="Table Web 1" w:semiHidden="1" w:unhideWhenUsed="1"/>
-    <w:lsdException w:name="Table Web 2" w:semiHidden="1" w:unhideWhenUsed="1"/>
-    <w:lsdException w:name="Table Web 3" w:semiHidden="1" w:unhideWhenUsed="1"/>
-    <w:lsdException w:name="Balloon Text" w:semiHidden="1" w:unhideWhenUsed="1"/>
-    <w:lsdException w:name="Table Grid" w:uiPriority="39"/>
-    <w:lsdException w:name="Table Theme" w:semiHidden="1" w:unhideWhenUsed="1"/>
-    <w:lsdException w:name="Placeholder Text" w:semiHidden="1"/>
-    <w:lsdException w:name="No Spacing" w:uiPriority="1" w:qFormat="1"/>
-    <w:lsdException w:name="Light Shading" w:uiPriority="60"/>
-    <w:lsdException w:name="Light List" w:uiPriority="61"/>
-    <w:lsdException w:name="Light Grid" w:uiPriority="62"/>
-    <w:lsdException w:name="Medium Shading 1" w:uiPriority="63"/>
-    <w:lsdException w:name="Medium Shading 2" w:uiPriority="64"/>
-    <w:lsdException w:name="Medium List 1" w:uiPriority="65"/>
-    <w:lsdException w:name="Medium List 2" w:uiPriority="66"/>
-    <w:lsdException w:name="Medium Grid 1" w:uiPriority="67"/>
-    <w:lsdException w:name="Medium Grid 2" w:uiPriority="68"/>
-    <w:lsdException w:name="Medium Grid 3" w:uiPriority="69"/>
-    <w:lsdException w:name="Dark List" w:uiPriority="70"/>
-    <w:lsdException w:name="Colorful Shading" w:uiPriority="71"/>
-    <w:lsdException w:name="Colorful List" w:uiPriority="72"/>
-    <w:lsdException w:name="Colorful Grid" w:uiPriority="73"/>
-    <w:lsdException w:name="Light Shading Accent 1" w:uiPriority="60"/>
-    <w:lsdException w:name="Light List Accent 1" w:uiPriority="61"/>
-    <w:lsdException w:name="Light Grid Accent 1" w:uiPriority="62"/>
-    <w:lsdException w:name="Medium Shading 1 Accent 1" w:uiPriority="63"/>
-    <w:lsdException w:name="Medium Shading 2 Accent 1" w:uiPriority="64"/>
-    <w:lsdException w:name="Medium List 1 Accent 1" w:uiPriority="65"/>
-    <w:lsdException w:name="Revision" w:semiHidden="1"/>
-    <w:lsdException w:name="List Paragraph" w:uiPriority="34" w:qFormat="1"/>
-    <w:lsdException w:name="Quote" w:uiPriority="29" w:qFormat="1"/>
-    <w:lsdException w:name="Intense Quote" w:uiPriority="30" w:qFormat="1"/>
-    <w:lsdException w:name="Medium List 2 Accent 1" w:uiPriority="66"/>
-    <w:lsdException w:name="Medium Grid 1 Accent 1" w:uiPriority="67"/>
-    <w:lsdException w:name="Medium Grid 2 Accent 1" w:uiPriority="68"/>
-    <w:lsdException w:name="Medium Grid 3 Accent 1" w:uiPriority="69"/>
-    <w:lsdException w:name="Dark List Accent 1" w:uiPriority="70"/>
-    <w:lsdException w:name="Colorful Shading Accent 1" w:uiPriority="71"/>
-    <w:lsdException w:name="Colorful List Accent 1" w:uiPriority="72"/>
-    <w:lsdException w:name="Colorful Grid Accent 1" w:uiPriority="73"/>
-    <w:lsdException w:name="Light Shading Accent 2" w:uiPriority="60"/>
-    <w:lsdException w:name="Light List Accent 2" w:uiPriority="61"/>
-    <w:lsdException w:name="Light Grid Accent 2" w:uiPriority="62"/>
-    <w:lsdException w:name="Medium Shading 1 Accent 2" w:uiPriority="63"/>
-    <w:lsdException w:name="Medium Shading 2 Accent 2" w:uiPriority="64"/>
-    <w:lsdException w:name="Medium List 1 Accent 2" w:uiPriority="65"/>
-    <w:lsdException w:name="Medium List 2 Accent 2" w:uiPriority="66"/>
-    <w:lsdException w:name="Medium Grid 1 Accent 2" w:uiPriority="67"/>
-    <w:lsdException w:name="Medium Grid 2 Accent 2" w:uiPriority="68"/>
-    <w:lsdException w:name="Medium Grid 3 Accent 2" w:uiPriority="69"/>
-    <w:lsdException w:name="Dark List Accent 2" w:uiPriority="70"/>
-    <w:lsdException w:name="Colorful Shading Accent 2" w:uiPriority="71"/>
-    <w:lsdException w:name="Colorful List Accent 2" w:uiPriority="72"/>
-    <w:lsdException w:name="Colorful Grid Accent 2" w:uiPriority="73"/>
-    <w:lsdException w:name="Light Shading Accent 3" w:uiPriority="60"/>
-    <w:lsdException w:name="Light List Accent 3" w:uiPriority="61"/>
-    <w:lsdException w:name="Light Grid Accent 3" w:uiPriority="62"/>
-    <w:lsdException w:name="Medium Shading 1 Accent 3" w:uiPriority="63"/>
-    <w:lsdException w:name="Medium Shading 2 Accent 3" w:uiPriority="64"/>
-    <w:lsdException w:name="Medium List 1 Accent 3" w:uiPriority="65"/>
-    <w:lsdException w:name="Medium List 2 Accent 3" w:uiPriority="66"/>
-    <w:lsdException w:name="Medium Grid 1 Accent 3" w:uiPriority="67"/>
-    <w:lsdException w:name="Medium Grid 2 Accent 3" w:uiPriority="68"/>
-    <w:lsdException w:name="Medium Grid 3 Accent 3" w:uiPriority="69"/>
-    <w:lsdException w:name="Dark List Accent 3" w:uiPriority="70"/>
-    <w:lsdException w:name="Colorful Shading Accent 3" w:uiPriority="71"/>
-    <w:lsdException w:name="Colorful List Accent 3" w:uiPriority="72"/>
-    <w:lsdException w:name="Colorful Grid Accent 3" w:uiPriority="73"/>
-    <w:lsdException w:name="Light Shading Accent 4" w:uiPriority="60"/>
-    <w:lsdException w:name="Light List Accent 4" w:uiPriority="61"/>
-    <w:lsdException w:name="Light Grid Accent 4" w:uiPriority="62"/>
-    <w:lsdException w:name="Medium Shading 1 Accent 4" w:uiPriority="63"/>
-    <w:lsdException w:name="Medium Shading 2 Accent 4" w:uiPriority="64"/>
-    <w:lsdException w:name="Medium List 1 Accent 4" w:uiPriority="65"/>
-    <w:lsdException w:name="Medium List 2 Accent 4" w:uiPriority="66"/>
-    <w:lsdException w:name="Medium Grid 1 Accent 4" w:uiPriority="67"/>
-    <w:lsdException w:name="Medium Grid 2 Accent 4" w:uiPriority="68"/>
-    <w:lsdException w:name="Medium Grid 3 Accent 4" w:uiPriority="69"/>
-    <w:lsdException w:name="Dark List Accent 4" w:uiPriority="70"/>
-    <w:lsdException w:name="Colorful Shading Accent 4" w:uiPriority="71"/>
-    <w:lsdException w:name="Colorful List Accent 4" w:uiPriority="72"/>
-    <w:lsdException w:name="Colorful Grid Accent 4" w:uiPriority="73"/>
-    <w:lsdException w:name="Light Shading Accent 5" w:uiPriority="60"/>
-    <w:lsdException w:name="Light List Accent 5" w:uiPriority="61"/>
-    <w:lsdException w:name="Light Grid Accent 5" w:uiPriority="62"/>
-    <w:lsdException w:name="Medium Shading 1 Accent 5" w:uiPriority="63"/>
-    <w:lsdException w:name="Medium Shading 2 Accent 5" w:uiPriority="64"/>
-    <w:lsdException w:name="Medium List 1 Accent 5" w:uiPriority="65"/>
-    <w:lsdException w:name="Medium List 2 Accent 5" w:uiPriority="66"/>
-    <w:lsdException w:name="Medium Grid 1 Accent 5" w:uiPriority="67"/>
-    <w:lsdException w:name="Medium Grid 2 Accent 5" w:uiPriority="68"/>
-    <w:lsdException w:name="Medium Grid 3 Accent 5" w:uiPriority="69"/>
-    <w:lsdException w:name="Dark List Accent 5" w:uiPriority="70"/>
-    <w:lsdException w:name="Colorful Shading Accent 5" w:uiPriority="71"/>
-    <w:lsdException w:name="Colorful List Accent 5" w:uiPriority="72"/>
-    <w:lsdException w:name="Colorful Grid Accent 5" w:uiPriority="73"/>
-    <w:lsdException w:name="Light Shading Accent 6" w:uiPriority="60"/>
-    <w:lsdException w:name="Light List Accent 6" w:uiPriority="61"/>
-    <w:lsdException w:name="Light Grid Accent 6" w:uiPriority="62"/>
-    <w:lsdException w:name="Medium Shading 1 Accent 6" w:uiPriority="63"/>
-    <w:lsdException w:name="Medium Shading 2 Accent 6" w:uiPriority="64"/>
-    <w:lsdException w:name="Medium List 1 Accent 6" w:uiPriority="65"/>
-    <w:lsdException w:name="Medium List 2 Accent 6" w:uiPriority="66"/>
-    <w:lsdException w:name="Medium Grid 1 Accent 6" w:uiPriority="67"/>
-    <w:lsdException w:name="Medium Grid 2 Accent 6" w:uiPriority="68"/>
-    <w:lsdException w:name="Medium Grid 3 Accent 6" w:uiPriority="69"/>
-    <w:lsdException w:name="Dark List Accent 6" w:uiPriority="70"/>
-    <w:lsdException w:name="Colorful Shading Accent 6" w:uiPriority="71"/>
-    <w:lsdException w:name="Colorful List Accent 6" w:uiPriority="72"/>
-    <w:lsdException w:name="Colorful Grid Accent 6" w:uiPriority="73"/>
-    <w:lsdException w:name="Subtle Emphasis" w:uiPriority="19" w:qFormat="1"/>
-    <w:lsdException w:name="Intense Emphasis" w:uiPriority="21" w:qFormat="1"/>
-    <w:lsdException w:name="Subtle Reference" w:uiPriority="31" w:qFormat="1"/>
-    <w:lsdException w:name="Intense Reference" w:uiPriority="32" w:qFormat="1"/>
-    <w:lsdException w:name="Book Title" w:uiPriority="33" w:qFormat="1"/>
-    <w:lsdException w:name="Bibliography" w:semiHidden="1" w:uiPriority="37" w:unhideWhenUsed="1"/>
-    <w:lsdException w:name="TOC Heading" w:semiHidden="1" w:uiPriority="39" w:unhideWhenUsed="1" w:qFormat="1"/>
-    <w:lsdException w:name="Plain Table 1" w:uiPriority="41"/>
-    <w:lsdException w:name="Plain Table 2" w:uiPriority="42"/>
-    <w:lsdException w:name="Plain Table 3" w:uiPriority="43"/>
-    <w:lsdException w:name="Plain Table 4" w:uiPriority="44"/>
-    <w:lsdException w:name="Plain Table 5" w:uiPriority="45"/>
-    <w:lsdException w:name="Grid Table Light" w:uiPriority="40"/>
-    <w:lsdException w:name="Grid Table 1 Light" w:uiPriority="46"/>
-    <w:lsdException w:name="Grid Table 2" w:uiPriority="47"/>
-    <w:lsdException w:name="Grid Table 3" w:uiPriority="48"/>
-    <w:lsdException w:name="Grid Table 4" w:uiPriority="49"/>
-    <w:lsdException w:name="Grid Table 5 Dark" w:uiPriority="50"/>
-    <w:lsdException w:name="Grid Table 6 Colorful" w:uiPriority="51"/>
-    <w:lsdException w:name="Grid Table 7 Colorful" w:uiPriority="52"/>
-    <w:lsdException w:name="Grid Table 1 Light Accent 1" w:uiPriority="46"/>
-    <w:lsdException w:name="Grid Table 2 Accent 1" w:uiPriority="47"/>
-    <w:lsdException w:name="Grid Table 3 Accent 1" w:uiPriority="48"/>
-    <w:lsdException w:name="Grid Table 4 Accent 1" w:uiPriority="49"/>
-    <w:lsdException w:name="Grid Table 5 Dark Accent 1" w:uiPriority="50"/>
-    <w:lsdException w:name="Grid Table 6 Colorful Accent 1" w:uiPriority="51"/>
-    <w:lsdException w:name="Grid Table 7 Colorful Accent 1" w:uiPriority="52"/>
-    <w:lsdException w:name="Grid Table 1 Light Accent 2" w:uiPriority="46"/>
-    <w:lsdException w:name="Grid Table 2 Accent 2" w:uiPriority="47"/>
-    <w:lsdException w:name="Grid Table 3 Accent 2" w:uiPriority="48"/>
-    <w:lsdException w:name="Grid Table 4 Accent 2" w:uiPriority="49"/>
-    <w:lsdException w:name="Grid Table 5 Dark Accent 2" w:uiPriority="50"/>
-    <w:lsdException w:name="Grid Table 6 Colorful Accent 2" w:uiPriority="51"/>
-    <w:lsdException w:name="Grid Table 7 Colorful Accent 2" w:uiPriority="52"/>
-    <w:lsdException w:name="Grid Table 1 Light Accent 3" w:uiPriority="46"/>
-    <w:lsdException w:name="Grid Table 2 Accent 3" w:uiPriority="47"/>
-    <w:lsdException w:name="Grid Table 3 Accent 3" w:uiPriority="48"/>
-    <w:lsdException w:name="Grid Table 4 Accent 3" w:uiPriority="49"/>
-    <w:lsdException w:name="Grid Table 5 Dark Accent 3" w:uiPriority="50"/>
-    <w:lsdException w:name="Grid Table 6 Colorful Accent 3" w:uiPriority="51"/>
-    <w:lsdException w:name="Grid Table 7 Colorful Accent 3" w:uiPriority="52"/>
-    <w:lsdException w:name="Grid Table 1 Light Accent 4" w:uiPriority="46"/>
-    <w:lsdException w:name="Grid Table 2 Accent 4" w:uiPriority="47"/>
-    <w:lsdException w:name="Grid Table 3 Accent 4" w:uiPriority="48"/>
-    <w:lsdException w:name="Grid Table 4 Accent 4" w:uiPriority="49"/>
-    <w:lsdException w:name="Grid Table 5 Dark Accent 4" w:uiPriority="50"/>
-    <w:lsdException w:name="Grid Table 6 Colorful Accent 4" w:uiPriority="51"/>
-    <w:lsdException w:name="Grid Table 7 Colorful Accent 4" w:uiPriority="52"/>
-    <w:lsdException w:name="Grid Table 1 Light Accent 5" w:uiPriority="46"/>
-    <w:lsdException w:name="Grid Table 2 Accent 5" w:uiPriority="47"/>
-    <w:lsdException w:name="Grid Table 3 Accent 5" w:uiPriority="48"/>
-    <w:lsdException w:name="Grid Table 4 Accent 5" w:uiPriority="49"/>
-    <w:lsdException w:name="Grid Table 5 Dark Accent 5" w:uiPriority="50"/>
-    <w:lsdException w:name="Grid Table 6 Colorful Accent 5" w:uiPriority="51"/>
-    <w:lsdException w:name="Grid Table 7 Colorful Accent 5" w:uiPriority="52"/>
-    <w:lsdException w:name="Grid Table 1 Light Accent 6" w:uiPriority="46"/>
-    <w:lsdException w:name="Grid Table 2 Accent 6" w:uiPriority="47"/>
-    <w:lsdException w:name="Grid Table 3 Accent 6" w:uiPriority="48"/>
-    <w:lsdException w:name="Grid Table 4 Accent 6" w:uiPriority="49"/>
-    <w:lsdException w:name="Grid Table 5 Dark Accent 6" w:uiPriority="50"/>
-    <w:lsdException w:name="Grid Table 6 Colorful Accent 6" w:uiPriority="51"/>
-    <w:lsdException w:name="Grid Table 7 Colorful Accent 6" w:uiPriority="52"/>
-    <w:lsdException w:name="List Table 1 Light" w:uiPriority="46"/>
-    <w:lsdException w:name="List Table 2" w:uiPriority="47"/>
-    <w:lsdException w:name="List Table 3" w:uiPriority="48"/>
-    <w:lsdException w:name="List Table 4" w:uiPriority="49"/>
-    <w:lsdException w:name="List Table 5 Dark" w:uiPriority="50"/>
-    <w:lsdException w:name="List Table 6 Colorful" w:uiPriority="51"/>
-    <w:lsdException w:name="List Table 7 Colorful" w:uiPriority="52"/>
-    <w:lsdException w:name="List Table 1 Light Accent 1" w:uiPriority="46"/>
-    <w:lsdException w:name="List Table 2 Accent 1" w:uiPriority="47"/>
-    <w:lsdException w:name="List Table 3 Accent 1" w:uiPriority="48"/>
-    <w:lsdException w:name="List Table 4 Accent 1" w:uiPriority="49"/>
-    <w:lsdException w:name="List Table 5 Dark Accent 1" w:uiPriority="50"/>
-    <w:lsdException w:name="List Table 6 Colorful Accent 1" w:uiPriority="51"/>
-    <w:lsdException w:name="List Table 7 Colorful Accent 1" w:uiPriority="52"/>
-    <w:lsdException w:name="List Table 1 Light Accent 2" w:uiPriority="46"/>
-    <w:lsdException w:name="List Table 2 Accent 2" w:uiPriority="47"/>
-    <w:lsdException w:name="List Table 3 Accent 2" w:uiPriority="48"/>
-    <w:lsdException w:name="List Table 4 Accent 2" w:uiPriority="49"/>
-    <w:lsdException w:name="List Table 5 Dark Accent 2" w:uiPriority="50"/>
-    <w:lsdException w:name="List Table 6 Colorful Accent 2" w:uiPriority="51"/>
-    <w:lsdException w:name="List Table 7 Colorful Accent 2" w:uiPriority="52"/>
-    <w:lsdException w:name="List Table 1 Light Accent 3" w:uiPriority="46"/>
-    <w:lsdException w:name="List Table 2 Accent 3" w:uiPriority="47"/>
-    <w:lsdException w:name="List Table 3 Accent 3" w:uiPriority="48"/>
-    <w:lsdException w:name="List Table 4 Accent 3" w:uiPriority="49"/>
-    <w:lsdException w:name="List Table 5 Dark Accent 3" w:uiPriority="50"/>
-    <w:lsdException w:name="List Table 6 Colorful Accent 3" w:uiPriority="51"/>
-    <w:lsdException w:name="List Table 7 Colorful Accent 3" w:uiPriority="52"/>
-    <w:lsdException w:name="List Table 1 Light Accent 4" w:uiPriority="46"/>
-    <w:lsdException w:name="List Table 2 Accent 4" w:uiPriority="47"/>
-    <w:lsdException w:name="List Table 3 Accent 4" w:uiPriority="48"/>
-    <w:lsdException w:name="List Table 4 Accent 4" w:uiPriority="49"/>
-    <w:lsdException w:name="List Table 5 Dark Accent 4" w:uiPriority="50"/>
-    <w:lsdException w:name="List Table 6 Colorful Accent 4" w:uiPriority="51"/>
-    <w:lsdException w:name="List Table 7 Colorful Accent 4" w:uiPriority="52"/>
-    <w:lsdException w:name="List Table 1 Light Accent 5" w:uiPriority="46"/>
-    <w:lsdException w:name="List Table 2 Accent 5" w:uiPriority="47"/>
-    <w:lsdException w:name="List Table 3 Accent 5" w:uiPriority="48"/>
-    <w:lsdException w:name="List Table 4 Accent 5" w:uiPriority="49"/>
-    <w:lsdException w:name="List Table 5 Dark Accent 5" w:uiPriority="50"/>
-    <w:lsdException w:name="List Table 6 Colorful Accent 5" w:uiPriority="51"/>
-    <w:lsdException w:name="List Table 7 Colorful Accent 5" w:uiPriority="52"/>
-    <w:lsdException w:name="List Table 1 Light Accent 6" w:uiPriority="46"/>
-    <w:lsdException w:name="List Table 2 Accent 6" w:uiPriority="47"/>
-    <w:lsdException w:name="List Table 3 Accent 6" w:uiPriority="48"/>
-    <w:lsdException w:name="List Table 4 Accent 6" w:uiPriority="49"/>
-    <w:lsdException w:name="List Table 5 Dark Accent 6" w:uiPriority="50"/>
-    <w:lsdException w:name="List Table 6 Colorful Accent 6" w:uiPriority="51"/>
-    <w:lsdException w:name="List Table 7 Colorful Accent 6" w:uiPriority="52"/>
-    <w:lsdException w:name="Mention" w:semiHidden="1" w:unhideWhenUsed="1"/>
-    <w:lsdException w:name="Smart Hyperlink" w:semiHidden="1" w:unhideWhenUsed="1"/>
-    <w:lsdException w:name="Hashtag" w:semiHidden="1" w:unhideWhenUsed="1"/>
-    <w:lsdException w:name="Unresolved Mention" w:semiHidden="1" w:unhideWhenUsed="1"/>
-    <w:lsdException w:name="Smart Link" w:semiHidden="1" w:unhideWhenUsed="1"/>
+  <w:latentStyles w:defLockedState="0" w:defUIPriority="99" w:defSemiHidden="1" w:defUnhideWhenUsed="1" w:defQFormat="0" w:count="267">
+    <w:lsdException w:name="Normal" w:semiHidden="0" w:uiPriority="0" w:unhideWhenUsed="0" w:qFormat="1"/>
+    <w:lsdException w:name="heading 1" w:semiHidden="0" w:uiPriority="9" w:unhideWhenUsed="0" w:qFormat="1"/>
+    <w:lsdException w:name="heading 2" w:uiPriority="9" w:qFormat="1"/>
+    <w:lsdException w:name="heading 3" w:uiPriority="9" w:qFormat="1"/>
+    <w:lsdException w:name="heading 4" w:uiPriority="9" w:qFormat="1"/>
+    <w:lsdException w:name="heading 5" w:uiPriority="9" w:qFormat="1"/>
+    <w:lsdException w:name="heading 6" w:uiPriority="9" w:qFormat="1"/>
+    <w:lsdException w:name="heading 7" w:uiPriority="9" w:qFormat="1"/>
+    <w:lsdException w:name="heading 8" w:uiPriority="9" w:qFormat="1"/>
+    <w:lsdException w:name="heading 9" w:uiPriority="9" w:qFormat="1"/>
+    <w:lsdException w:name="toc 1" w:uiPriority="39"/>
+    <w:lsdException w:name="toc 2" w:uiPriority="39"/>
+    <w:lsdException w:name="toc 3" w:uiPriority="39"/>
+    <w:lsdException w:name="toc 4" w:uiPriority="39"/>
+    <w:lsdException w:name="toc 5" w:uiPriority="39"/>
+    <w:lsdException w:name="toc 6" w:uiPriority="39"/>
+    <w:lsdException w:name="toc 7" w:uiPriority="39"/>
+    <w:lsdException w:name="toc 8" w:uiPriority="39"/>
+    <w:lsdException w:name="toc 9" w:uiPriority="39"/>
+    <w:lsdException w:name="caption" w:uiPriority="35" w:qFormat="1"/>
+    <w:lsdException w:name="Title" w:semiHidden="0" w:uiPriority="10" w:unhideWhenUsed="0" w:qFormat="1"/>
+    <w:lsdException w:name="Default Paragraph Font" w:uiPriority="1"/>
+    <w:lsdException w:name="Subtitle" w:semiHidden="0" w:uiPriority="11" w:unhideWhenUsed="0" w:qFormat="1"/>
+    <w:lsdException w:name="Strong" w:semiHidden="0" w:uiPriority="22" w:unhideWhenUsed="0" w:qFormat="1"/>
+    <w:lsdException w:name="Emphasis" w:semiHidden="0" w:uiPriority="20" w:unhideWhenUsed="0" w:qFormat="1"/>
+    <w:lsdException w:name="Table Grid" w:semiHidden="0" w:uiPriority="39" w:unhideWhenUsed="0"/>
+    <w:lsdException w:name="Placeholder Text" w:unhideWhenUsed="0"/>
+    <w:lsdException w:name="No Spacing" w:semiHidden="0" w:uiPriority="1" w:unhideWhenUsed="0" w:qFormat="1"/>
+    <w:lsdException w:name="Light Shading" w:semiHidden="0" w:uiPriority="60" w:unhideWhenUsed="0"/>
+    <w:lsdException w:name="Light List" w:semiHidden="0" w:uiPriority="61" w:unhideWhenUsed="0"/>
+    <w:lsdException w:name="Light Grid" w:semiHidden="0" w:uiPriority="62" w:unhideWhenUsed="0"/>
+    <w:lsdException w:name="Medium Shading 1" w:semiHidden="0" w:uiPriority="63" w:unhideWhenUsed="0"/>
+    <w:lsdException w:name="Medium Shading 2" w:semiHidden="0" w:uiPriority="64" w:unhideWhenUsed="0"/>
+    <w:lsdException w:name="Medium List 1" w:semiHidden="0" w:uiPriority="65" w:unhideWhenUsed="0"/>
+    <w:lsdException w:name="Medium List 2" w:semiHidden="0" w:uiPriority="66" w:unhideWhenUsed="0"/>
+    <w:lsdException w:name="Medium Grid 1" w:semiHidden="0" w:uiPriority="67" w:unhideWhenUsed="0"/>
+    <w:lsdException w:name="Medium Grid 2" w:semiHidden="0" w:uiPriority="68" w:unhideWhenUsed="0"/>
+    <w:lsdException w:name="Medium Grid 3" w:semiHidden="0" w:uiPriority="69" w:unhideWhenUsed="0"/>
+    <w:lsdException w:name="Dark List" w:semiHidden="0" w:uiPriority="70" w:unhideWhenUsed="0"/>
+    <w:lsdException w:name="Colorful Shading" w:semiHidden="0" w:uiPriority="71" w:unhideWhenUsed="0"/>
+    <w:lsdException w:name="Colorful List" w:semiHidden="0" w:uiPriority="72" w:unhideWhenUsed="0"/>
+    <w:lsdException w:name="Colorful Grid" w:semiHidden="0" w:uiPriority="73" w:unhideWhenUsed="0"/>
+    <w:lsdException w:name="Light Shading Accent 1" w:semiHidden="0" w:uiPriority="60" w:unhideWhenUsed="0"/>
+    <w:lsdException w:name="Light List Accent 1" w:semiHidden="0" w:uiPriority="61" w:unhideWhenUsed="0"/>
+    <w:lsdException w:name="Light Grid Accent 1" w:semiHidden="0" w:uiPriority="62" w:unhideWhenUsed="0"/>
+    <w:lsdException w:name="Medium Shading 1 Accent 1" w:semiHidden="0" w:uiPriority="63" w:unhideWhenUsed="0"/>
+    <w:lsdException w:name="Medium Shading 2 Accent 1" w:semiHidden="0" w:uiPriority="64" w:unhideWhenUsed="0"/>
+    <w:lsdException w:name="Medium List 1 Accent 1" w:semiHidden="0" w:uiPriority="65" w:unhideWhenUsed="0"/>
+    <w:lsdException w:name="Revision" w:unhideWhenUsed="0"/>
+    <w:lsdException w:name="List Paragraph" w:semiHidden="0" w:uiPriority="34" w:unhideWhenUsed="0" w:qFormat="1"/>
+    <w:lsdException w:name="Quote" w:semiHidden="0" w:uiPriority="29" w:unhideWhenUsed="0" w:qFormat="1"/>
+    <w:lsdException w:name="Intense Quote" w:semiHidden="0" w:uiPriority="30" w:unhideWhenUsed="0" w:qFormat="1"/>
+    <w:lsdException w:name="Medium List 2 Accent 1" w:semiHidden="0" w:uiPriority="66" w:unhideWhenUsed="0"/>
+    <w:lsdException w:name="Medium Grid 1 Accent 1" w:semiHidden="0" w:uiPriority="67" w:unhideWhenUsed="0"/>
+    <w:lsdException w:name="Medium Grid 2 Accent 1" w:semiHidden="0" w:uiPriority="68" w:unhideWhenUsed="0"/>
+    <w:lsdException w:name="Medium Grid 3 Accent 1" w:semiHidden="0" w:uiPriority="69" w:unhideWhenUsed="0"/>
+    <w:lsdException w:name="Dark List Accent 1" w:semiHidden="0" w:uiPriority="70" w:unhideWhenUsed="0"/>
+    <w:lsdException w:name="Colorful Shading Accent 1" w:semiHidden="0" w:uiPriority="71" w:unhideWhenUsed="0"/>
+    <w:lsdException w:name="Colorful List Accent 1" w:semiHidden="0" w:uiPriority="72" w:unhideWhenUsed="0"/>
+    <w:lsdException w:name="Colorful Grid Accent 1" w:semiHidden="0" w:uiPriority="73" w:unhideWhenUsed="0"/>
+    <w:lsdException w:name="Light Shading Accent 2" w:semiHidden="0" w:uiPriority="60" w:unhideWhenUsed="0"/>
+    <w:lsdException w:name="Light List Accent 2" w:semiHidden="0" w:uiPriority="61" w:unhideWhenUsed="0"/>
+    <w:lsdException w:name="Light Grid Accent 2" w:semiHidden="0" w:uiPriority="62" w:unhideWhenUsed="0"/>
+    <w:lsdException w:name="Medium Shading 1 Accent 2" w:semiHidden="0" w:uiPriority="63" w:unhideWhenUsed="0"/>
+    <w:lsdException w:name="Medium Shading 2 Accent 2" w:semiHidden="0" w:uiPriority="64" w:unhideWhenUsed="0"/>
+    <w:lsdException w:name="Medium List 1 Accent 2" w:semiHidden="0" w:uiPriority="65" w:unhideWhenUsed="0"/>
+    <w:lsdException w:name="Medium List 2 Accent 2" w:semiHidden="0" w:uiPriority="66" w:unhideWhenUsed="0"/>
+    <w:lsdException w:name="Medium Grid 1 Accent 2" w:semiHidden="0" w:uiPriority="67" w:unhideWhenUsed="0"/>
+    <w:lsdException w:name="Medium Grid 2 Accent 2" w:semiHidden="0" w:uiPriority="68" w:unhideWhenUsed="0"/>
+    <w:lsdException w:name="Medium Grid 3 Accent 2" w:semiHidden="0" w:uiPriority="69" w:unhideWhenUsed="0"/>
+    <w:lsdException w:name="Dark List Accent 2" w:semiHidden="0" w:uiPriority="70" w:unhideWhenUsed="0"/>
+    <w:lsdException w:name="Colorful Shading Accent 2" w:semiHidden="0" w:uiPriority="71" w:unhideWhenUsed="0"/>
+    <w:lsdException w:name="Colorful List Accent 2" w:semiHidden="0" w:uiPriority="72" w:unhideWhenUsed="0"/>
+    <w:lsdException w:name="Colorful Grid Accent 2" w:semiHidden="0" w:uiPriority="73" w:unhideWhenUsed="0"/>
+    <w:lsdException w:name="Light Shading Accent 3" w:semiHidden="0" w:uiPriority="60" w:unhideWhenUsed="0"/>
+    <w:lsdException w:name="Light List Accent 3" w:semiHidden="0" w:uiPriority="61" w:unhideWhenUsed="0"/>
+    <w:lsdException w:name="Light Grid Accent 3" w:semiHidden="0" w:uiPriority="62" w:unhideWhenUsed="0"/>
+    <w:lsdException w:name="Medium Shading 1 Accent 3" w:semiHidden="0" w:uiPriority="63" w:unhideWhenUsed="0"/>
+    <w:lsdException w:name="Medium Shading 2 Accent 3" w:semiHidden="0" w:uiPriority="64" w:unhideWhenUsed="0"/>
+    <w:lsdException w:name="Medium List 1 Accent 3" w:semiHidden="0" w:uiPriority="65" w:unhideWhenUsed="0"/>
+    <w:lsdException w:name="Medium List 2 Accent 3" w:semiHidden="0" w:uiPriority="66" w:unhideWhenUsed="0"/>
+    <w:lsdException w:name="Medium Grid 1 Accent 3" w:semiHidden="0" w:uiPriority="67" w:unhideWhenUsed="0"/>
+    <w:lsdException w:name="Medium Grid 2 Accent 3" w:semiHidden="0" w:uiPriority="68" w:unhideWhenUsed="0"/>
+    <w:lsdException w:name="Medium Grid 3 Accent 3" w:semiHidden="0" w:uiPriority="69" w:unhideWhenUsed="0"/>
+    <w:lsdException w:name="Dark List Accent 3" w:semiHidden="0" w:uiPriority="70" w:unhideWhenUsed="0"/>
+    <w:lsdException w:name="Colorful Shading Accent 3" w:semiHidden="0" w:uiPriority="71" w:unhideWhenUsed="0"/>
+    <w:lsdException w:name="Colorful List Accent 3" w:semiHidden="0" w:uiPriority="72" w:unhideWhenUsed="0"/>
+    <w:lsdException w:name="Colorful Grid Accent 3" w:semiHidden="0" w:uiPriority="73" w:unhideWhenUsed="0"/>
+    <w:lsdException w:name="Light Shading Accent 4" w:semiHidden="0" w:uiPriority="60" w:unhideWhenUsed="0"/>
+    <w:lsdException w:name="Light List Accent 4" w:semiHidden="0" w:uiPriority="61" w:unhideWhenUsed="0"/>
+    <w:lsdException w:name="Light Grid Accent 4" w:semiHidden="0" w:uiPriority="62" w:unhideWhenUsed="0"/>
+    <w:lsdException w:name="Medium Shading 1 Accent 4" w:semiHidden="0" w:uiPriority="63" w:unhideWhenUsed="0"/>
+    <w:lsdException w:name="Medium Shading 2 Accent 4" w:semiHidden="0" w:uiPriority="64" w:unhideWhenUsed="0"/>
+    <w:lsdException w:name="Medium List 1 Accent 4" w:semiHidden="0" w:uiPriority="65" w:unhideWhenUsed="0"/>
+    <w:lsdException w:name="Medium List 2 Accent 4" w:semiHidden="0" w:uiPriority="66" w:unhideWhenUsed="0"/>
+    <w:lsdException w:name="Medium Grid 1 Accent 4" w:semiHidden="0" w:uiPriority="67" w:unhideWhenUsed="0"/>
+    <w:lsdException w:name="Medium Grid 2 Accent 4" w:semiHidden="0" w:uiPriority="68" w:unhideWhenUsed="0"/>
+    <w:lsdException w:name="Medium Grid 3 Accent 4" w:semiHidden="0" w:uiPriority="69" w:unhideWhenUsed="0"/>
+    <w:lsdException w:name="Dark List Accent 4" w:semiHidden="0" w:uiPriority="70" w:unhideWhenUsed="0"/>
+    <w:lsdException w:name="Colorful Shading Accent 4" w:semiHidden="0" w:uiPriority="71" w:unhideWhenUsed="0"/>
+    <w:lsdException w:name="Colorful List Accent 4" w:semiHidden="0" w:uiPriority="72" w:unhideWhenUsed="0"/>
+    <w:lsdException w:name="Colorful Grid Accent 4" w:semiHidden="0" w:uiPriority="73" w:unhideWhenUsed="0"/>
+    <w:lsdException w:name="Light Shading Accent 5" w:semiHidden="0" w:uiPriority="60" w:unhideWhenUsed="0"/>
+    <w:lsdException w:name="Light List Accent 5" w:semiHidden="0" w:uiPriority="61" w:unhideWhenUsed="0"/>
+    <w:lsdException w:name="Light Grid Accent 5" w:semiHidden="0" w:uiPriority="62" w:unhideWhenUsed="0"/>
+    <w:lsdException w:name="Medium Shading 1 Accent 5" w:semiHidden="0" w:uiPriority="63" w:unhideWhenUsed="0"/>
+    <w:lsdException w:name="Medium Shading 2 Accent 5" w:semiHidden="0" w:uiPriority="64" w:unhideWhenUsed="0"/>
+    <w:lsdException w:name="Medium List 1 Accent 5" w:semiHidden="0" w:uiPriority="65" w:unhideWhenUsed="0"/>
+    <w:lsdException w:name="Medium List 2 Accent 5" w:semiHidden="0" w:uiPriority="66" w:unhideWhenUsed="0"/>
+    <w:lsdException w:name="Medium Grid 1 Accent 5" w:semiHidden="0" w:uiPriority="67" w:unhideWhenUsed="0"/>
+    <w:lsdException w:name="Medium Grid 2 Accent 5" w:semiHidden="0" w:uiPriority="68" w:unhideWhenUsed="0"/>
+    <w:lsdException w:name="Medium Grid 3 Accent 5" w:semiHidden="0" w:uiPriority="69" w:unhideWhenUsed="0"/>
+    <w:lsdException w:name="Dark List Accent 5" w:semiHidden="0" w:uiPriority="70" w:unhideWhenUsed="0"/>
+    <w:lsdException w:name="Colorful Shading Accent 5" w:semiHidden="0" w:uiPriority="71" w:unhideWhenUsed="0"/>
+    <w:lsdException w:name="Colorful List Accent 5" w:semiHidden="0" w:uiPriority="72" w:unhideWhenUsed="0"/>
+    <w:lsdException w:name="Colorful Grid Accent 5" w:semiHidden="0" w:uiPriority="73" w:unhideWhenUsed="0"/>
+    <w:lsdException w:name="Light Shading Accent 6" w:semiHidden="0" w:uiPriority="60" w:unhideWhenUsed="0"/>
+    <w:lsdException w:name="Light List Accent 6" w:semiHidden="0" w:uiPriority="61" w:unhideWhenUsed="0"/>
+    <w:lsdException w:name="Light Grid Accent 6" w:semiHidden="0" w:uiPriority="62" w:unhideWhenUsed="0"/>
+    <w:lsdException w:name="Medium Shading 1 Accent 6" w:semiHidden="0" w:uiPriority="63" w:unhideWhenUsed="0"/>
+    <w:lsdException w:name="Medium Shading 2 Accent 6" w:semiHidden="0" w:uiPriority="64" w:unhideWhenUsed="0"/>
+    <w:lsdException w:name="Medium List 1 Accent 6" w:semiHidden="0" w:uiPriority="65" w:unhideWhenUsed="0"/>
+    <w:lsdException w:name="Medium List 2 Accent 6" w:semiHidden="0" w:uiPriority="66" w:unhideWhenUsed="0"/>
+    <w:lsdException w:name="Medium Grid 1 Accent 6" w:semiHidden="0" w:uiPriority="67" w:unhideWhenUsed="0"/>
+    <w:lsdException w:name="Medium Grid 2 Accent 6" w:semiHidden="0" w:uiPriority="68" w:unhideWhenUsed="0"/>
+    <w:lsdException w:name="Medium Grid 3 Accent 6" w:semiHidden="0" w:uiPriority="69" w:unhideWhenUsed="0"/>
+    <w:lsdException w:name="Dark List Accent 6" w:semiHidden="0" w:uiPriority="70" w:unhideWhenUsed="0"/>
+    <w:lsdException w:name="Colorful Shading Accent 6" w:semiHidden="0" w:uiPriority="71" w:unhideWhenUsed="0"/>
+    <w:lsdException w:name="Colorful List Accent 6" w:semiHidden="0" w:uiPriority="72" w:unhideWhenUsed="0"/>
+    <w:lsdException w:name="Colorful Grid Accent 6" w:semiHidden="0" w:uiPriority="73" w:unhideWhenUsed="0"/>
+    <w:lsdException w:name="Subtle Emphasis" w:semiHidden="0" w:uiPriority="19" w:unhideWhenUsed="0" w:qFormat="1"/>
+    <w:lsdException w:name="Intense Emphasis" w:semiHidden="0" w:uiPriority="21" w:unhideWhenUsed="0" w:qFormat="1"/>
+    <w:lsdException w:name="Subtle Reference" w:semiHidden="0" w:uiPriority="31" w:unhideWhenUsed="0" w:qFormat="1"/>
+    <w:lsdException w:name="Intense Reference" w:semiHidden="0" w:uiPriority="32" w:unhideWhenUsed="0" w:qFormat="1"/>
+    <w:lsdException w:name="Book Title" w:semiHidden="0" w:uiPriority="33" w:unhideWhenUsed="0" w:qFormat="1"/>
+    <w:lsdException w:name="Bibliography" w:uiPriority="37"/>
+    <w:lsdException w:name="TOC Heading" w:uiPriority="39" w:qFormat="1"/>
   </w:latentStyles>
   <w:style w:type="paragraph" w:default="1" w:styleId="Normal">
     <w:name w:val="Normal"/>
     <w:qFormat/>
+    <w:rsid w:val="002D5D03"/>
   </w:style>
   <w:style w:type="paragraph" w:styleId="Heading1">
     <w:name w:val="heading 1"/>
@@ -5079,6 +7317,7 @@
   <w:style w:type="character" w:default="1" w:styleId="DefaultParagraphFont">
     <w:name w:val="Default Paragraph Font"/>
     <w:uiPriority w:val="1"/>
+    <w:semiHidden/>
     <w:unhideWhenUsed/>
   </w:style>
   <w:style w:type="table" w:default="1" w:styleId="TableNormal">
@@ -5086,6 +7325,7 @@
     <w:uiPriority w:val="99"/>
     <w:semiHidden/>
     <w:unhideWhenUsed/>
+    <w:qFormat/>
     <w:tblPr>
       <w:tblInd w:w="0" w:type="dxa"/>
       <w:tblCellMar>
@@ -5214,7 +7454,7 @@
       <w:szCs w:val="20"/>
     </w:rPr>
   </w:style>
-  <w:style w:type="character" w:styleId="UnresolvedMention">
+  <w:style w:type="character" w:customStyle="1" w:styleId="UnresolvedMention">
     <w:name w:val="Unresolved Mention"/>
     <w:basedOn w:val="DefaultParagraphFont"/>
     <w:uiPriority w:val="99"/>
@@ -5225,6 +7465,16 @@
       <w:color w:val="605E5C"/>
       <w:shd w:val="clear" w:color="auto" w:fill="E1DFDD"/>
     </w:rPr>
+  </w:style>
+  <w:style w:type="character" w:customStyle="1" w:styleId="vkekvd">
+    <w:name w:val="vkekvd"/>
+    <w:basedOn w:val="DefaultParagraphFont"/>
+    <w:rsid w:val="0093698C"/>
+  </w:style>
+  <w:style w:type="character" w:customStyle="1" w:styleId="t286pc">
+    <w:name w:val="t286pc"/>
+    <w:basedOn w:val="DefaultParagraphFont"/>
+    <w:rsid w:val="0093698C"/>
   </w:style>
 </w:styles>
 </file>
@@ -5272,7 +7522,7 @@
     </a:clrScheme>
     <a:fontScheme name="Office">
       <a:majorFont>
-        <a:latin typeface="Calibri Light" panose="020F0302020204030204"/>
+        <a:latin typeface="Calibri Light"/>
         <a:ea typeface=""/>
         <a:cs typeface=""/>
         <a:font script="Jpan" typeface="游ゴシック Light"/>
@@ -5307,7 +7557,7 @@
         <a:font script="Geor" typeface="Sylfaen"/>
       </a:majorFont>
       <a:minorFont>
-        <a:latin typeface="Calibri" panose="020F0502020204030204"/>
+        <a:latin typeface="Calibri"/>
         <a:ea typeface=""/>
         <a:cs typeface=""/>
         <a:font script="Jpan" typeface="游明朝"/>
@@ -5484,7 +7734,7 @@
   <a:extraClrSchemeLst/>
   <a:extLst>
     <a:ext uri="{05A4C25C-085E-4340-85A3-A5531E510DB2}">
-      <thm15:themeFamily xmlns:thm15="http://schemas.microsoft.com/office/thememl/2012/main" name="Office Theme" id="{62F939B6-93AF-4DB8-9C6B-D6C7DFDC589F}" vid="{4A3C46E8-61CC-4603-A589-7422A47A8E4A}"/>
+      <thm15:themeFamily xmlns="" xmlns:thm15="http://schemas.microsoft.com/office/thememl/2012/main" name="Office Theme" id="{62F939B6-93AF-4DB8-9C6B-D6C7DFDC589F}" vid="{4A3C46E8-61CC-4603-A589-7422A47A8E4A}"/>
     </a:ext>
   </a:extLst>
 </a:theme>
